--- a/tcc-documentacao/Planejamento/TCC_Completo_rascunho.docx
+++ b/tcc-documentacao/Planejamento/TCC_Completo_rascunho.docx
@@ -196,6 +196,8 @@
           <w:szCs w:val="24"/>
         </w:rPr>
       </w:pPr>
+      <w:bookmarkStart w:id="1" w:name="_GoBack"/>
+      <w:bookmarkEnd w:id="1"/>
       <w:r>
         <w:rPr>
           <w:rFonts w:ascii="Arial" w:hAnsi="Arial" w:cs="Arial"/>
@@ -218,212 +220,27 @@
       </w:pPr>
     </w:p>
     <w:p>
-      <w:pPr>
-        <w:pStyle w:val="NormalWeb"/>
-        <w:jc w:val="both"/>
-        <w:rPr>
-          <w:rFonts w:ascii="Arial" w:hAnsi="Arial" w:cs="Arial"/>
-        </w:rPr>
-      </w:pPr>
-    </w:p>
-    <w:p>
-      <w:pPr>
-        <w:pStyle w:val="NormalWeb"/>
-        <w:jc w:val="both"/>
-        <w:rPr>
-          <w:rFonts w:ascii="Arial" w:hAnsi="Arial" w:cs="Arial"/>
-        </w:rPr>
-      </w:pPr>
-    </w:p>
-    <w:p>
-      <w:pPr>
-        <w:pStyle w:val="NormalWeb"/>
-        <w:jc w:val="both"/>
-        <w:rPr>
-          <w:rFonts w:ascii="Arial" w:hAnsi="Arial" w:cs="Arial"/>
-        </w:rPr>
-      </w:pPr>
-    </w:p>
-    <w:p>
-      <w:pPr>
-        <w:pStyle w:val="NormalWeb"/>
-        <w:jc w:val="both"/>
-        <w:rPr>
-          <w:rFonts w:ascii="Arial" w:hAnsi="Arial" w:cs="Arial"/>
-        </w:rPr>
-      </w:pPr>
-    </w:p>
-    <w:p>
-      <w:pPr>
-        <w:pStyle w:val="NormalWeb"/>
-        <w:jc w:val="both"/>
-        <w:rPr>
-          <w:rFonts w:ascii="Arial" w:hAnsi="Arial" w:cs="Arial"/>
-        </w:rPr>
-      </w:pPr>
-    </w:p>
-    <w:p>
-      <w:pPr>
-        <w:pStyle w:val="NormalWeb"/>
-        <w:jc w:val="both"/>
-        <w:rPr>
-          <w:rFonts w:ascii="Arial" w:hAnsi="Arial" w:cs="Arial"/>
-        </w:rPr>
-      </w:pPr>
-    </w:p>
-    <w:p>
-      <w:pPr>
-        <w:pStyle w:val="NormalWeb"/>
-        <w:jc w:val="both"/>
-        <w:rPr>
-          <w:rFonts w:ascii="Arial" w:hAnsi="Arial" w:cs="Arial"/>
-        </w:rPr>
-      </w:pPr>
-    </w:p>
-    <w:p>
-      <w:pPr>
-        <w:pStyle w:val="NormalWeb"/>
-        <w:jc w:val="both"/>
-        <w:rPr>
-          <w:rFonts w:ascii="Arial" w:hAnsi="Arial" w:cs="Arial"/>
-        </w:rPr>
-      </w:pPr>
-    </w:p>
-    <w:p>
-      <w:pPr>
-        <w:pStyle w:val="NormalWeb"/>
-        <w:jc w:val="both"/>
-        <w:rPr>
-          <w:rFonts w:ascii="Arial" w:hAnsi="Arial" w:cs="Arial"/>
-        </w:rPr>
-      </w:pPr>
-    </w:p>
-    <w:p>
-      <w:pPr>
-        <w:pStyle w:val="NormalWeb"/>
-        <w:jc w:val="both"/>
-        <w:rPr>
-          <w:rFonts w:ascii="Arial" w:hAnsi="Arial" w:cs="Arial"/>
-        </w:rPr>
-      </w:pPr>
-    </w:p>
-    <w:p>
-      <w:pPr>
-        <w:pStyle w:val="NormalWeb"/>
-        <w:jc w:val="both"/>
-        <w:rPr>
-          <w:rFonts w:ascii="Arial" w:hAnsi="Arial" w:cs="Arial"/>
-        </w:rPr>
-      </w:pPr>
-    </w:p>
-    <w:p>
-      <w:pPr>
-        <w:pStyle w:val="NormalWeb"/>
-        <w:jc w:val="both"/>
-        <w:rPr>
-          <w:rFonts w:ascii="Arial" w:hAnsi="Arial" w:cs="Arial"/>
-        </w:rPr>
-      </w:pPr>
-    </w:p>
-    <w:p>
-      <w:pPr>
-        <w:pStyle w:val="NormalWeb"/>
-        <w:jc w:val="both"/>
-        <w:rPr>
-          <w:rFonts w:ascii="Arial" w:hAnsi="Arial" w:cs="Arial"/>
-        </w:rPr>
-      </w:pPr>
-    </w:p>
-    <w:p>
-      <w:pPr>
-        <w:pStyle w:val="NormalWeb"/>
-        <w:jc w:val="both"/>
-        <w:rPr>
-          <w:rFonts w:ascii="Arial" w:hAnsi="Arial" w:cs="Arial"/>
-        </w:rPr>
-      </w:pPr>
-    </w:p>
-    <w:p>
-      <w:pPr>
-        <w:pStyle w:val="NormalWeb"/>
-        <w:jc w:val="both"/>
-        <w:rPr>
-          <w:rFonts w:ascii="Arial" w:hAnsi="Arial" w:cs="Arial"/>
-        </w:rPr>
-      </w:pPr>
-    </w:p>
-    <w:p>
-      <w:pPr>
-        <w:pStyle w:val="NormalWeb"/>
-        <w:jc w:val="both"/>
-        <w:rPr>
-          <w:rFonts w:ascii="Arial" w:hAnsi="Arial" w:cs="Arial"/>
-        </w:rPr>
-      </w:pPr>
-    </w:p>
-    <w:p>
-      <w:pPr>
-        <w:pStyle w:val="NormalWeb"/>
-        <w:jc w:val="both"/>
-        <w:rPr>
-          <w:rFonts w:ascii="Arial" w:hAnsi="Arial" w:cs="Arial"/>
-        </w:rPr>
-      </w:pPr>
-    </w:p>
-    <w:p>
-      <w:pPr>
-        <w:pStyle w:val="NormalWeb"/>
-        <w:jc w:val="both"/>
-        <w:rPr>
-          <w:rFonts w:ascii="Arial" w:hAnsi="Arial" w:cs="Arial"/>
-        </w:rPr>
-      </w:pPr>
-    </w:p>
-    <w:p>
-      <w:pPr>
-        <w:pStyle w:val="NormalWeb"/>
-        <w:jc w:val="both"/>
-        <w:rPr>
-          <w:rFonts w:ascii="Arial" w:hAnsi="Arial" w:cs="Arial"/>
-        </w:rPr>
-      </w:pPr>
-    </w:p>
-    <w:p>
-      <w:pPr>
-        <w:pStyle w:val="NormalWeb"/>
-        <w:jc w:val="both"/>
-        <w:rPr>
-          <w:rFonts w:ascii="Arial" w:hAnsi="Arial" w:cs="Arial"/>
-        </w:rPr>
-      </w:pPr>
-    </w:p>
-    <w:p>
-      <w:pPr>
-        <w:pStyle w:val="NormalWeb"/>
-        <w:jc w:val="both"/>
-        <w:rPr>
-          <w:rFonts w:ascii="Arial" w:hAnsi="Arial" w:cs="Arial"/>
-        </w:rPr>
-      </w:pPr>
-    </w:p>
-    <w:p>
-      <w:pPr>
-        <w:pStyle w:val="NormalWeb"/>
-        <w:jc w:val="both"/>
-        <w:rPr>
-          <w:rFonts w:ascii="Arial" w:hAnsi="Arial" w:cs="Arial"/>
-        </w:rPr>
-      </w:pPr>
-    </w:p>
-    <w:p>
-      <w:pPr>
-        <w:pStyle w:val="NormalWeb"/>
-        <w:jc w:val="both"/>
-        <w:rPr>
-          <w:rFonts w:ascii="Arial" w:hAnsi="Arial" w:cs="Arial"/>
-        </w:rPr>
-      </w:pPr>
-    </w:p>
+      <w:r>
+        <w:t>O cenário da gestão pública no Brasil é marcado pela desconfiança quanto a qualidade da manutenção do espaço urbano. A garantia de ambientes públicos seguros e funcionais esbarra, principalmente, na barreira operacional causada pelo descompasso entre as demandas populacionais e a eficiência dos serviços de zeladoria. Atualmente, os cronogramas de manutenção não acompanham o ritmo de degradação das vias e equipamentos básicos. Como o orçamento municipal precisa cobrir saúde, educação e segurança, sobram poucos recursos para a prevenção urbana, tornando difícil manter a infraestrutura adequada, fazendo com que promessas de reformas não sejam cumpridas.</w:t>
+      </w:r>
+    </w:p>
+    <w:p>
+      <w:r>
+        <w:t>O acúmulo de problemas em áreas essenciais faz com que muitas comunidades adotem estratégias de sobrevivência, convivendo com bueiros entupidos, iluminação precária e vias esburacadas. Essa realidade, embora comum, prejudica a mobilidade dos cidadãos e contribui para o aumento de enchentes e doenças. Assim, mesmo sem sofrer acidentes graves diariamente, muitas pessoas vivem sob constante sensação de insegurança e vulnerabilidade. Além disso, há falta de ferramentas tecnológicas eficazes que ajudem a fiscalizar, relatar e priorizar as ações de reparo dentro das limitações orçamentárias dos municípios.</w:t>
+      </w:r>
+    </w:p>
+    <w:p>
+      <w:r>
+        <w:t>De que maneira o desenvolvimento de uma plataforma digital colaborativa focada na otimização de chamados pode auxiliar municípios que vivem com orçamentos restritos a conciliar as necessidades de manutenção urbana com as limitações impostas pela falta de comunicação pública no Brasil?</w:t>
+      </w:r>
+      <w:bookmarkStart w:id="2" w:name="_Toc215588543"/>
+    </w:p>
+    <w:p/>
+    <w:p/>
+    <w:p/>
+    <w:p/>
+    <w:p/>
+    <w:p/>
     <w:p>
       <w:pPr>
         <w:pStyle w:val="Ttulo2"/>
@@ -436,7 +253,6 @@
           <w:szCs w:val="24"/>
         </w:rPr>
       </w:pPr>
-      <w:bookmarkStart w:id="1" w:name="_Toc215588543"/>
       <w:r>
         <w:rPr>
           <w:rFonts w:ascii="Arial" w:hAnsi="Arial" w:cs="Arial"/>
@@ -478,7 +294,7 @@
         </w:rPr>
         <w:t>Motivação</w:t>
       </w:r>
-      <w:bookmarkEnd w:id="1"/>
+      <w:bookmarkEnd w:id="2"/>
     </w:p>
     <w:p>
       <w:pPr>
@@ -708,7 +524,7 @@
           <w:szCs w:val="24"/>
         </w:rPr>
       </w:pPr>
-      <w:bookmarkStart w:id="2" w:name="_Toc215588544"/>
+      <w:bookmarkStart w:id="3" w:name="_Toc215588544"/>
       <w:r>
         <w:rPr>
           <w:rFonts w:ascii="Arial" w:hAnsi="Arial" w:cs="Arial"/>
@@ -750,7 +566,7 @@
         </w:rPr>
         <w:t>Desafios</w:t>
       </w:r>
-      <w:bookmarkEnd w:id="2"/>
+      <w:bookmarkEnd w:id="3"/>
     </w:p>
     <w:p>
       <w:pPr>
@@ -981,7 +797,7 @@
           <w:u w:val="single"/>
         </w:rPr>
       </w:pPr>
-      <w:bookmarkStart w:id="3" w:name="_Toc215588545"/>
+      <w:bookmarkStart w:id="4" w:name="_Toc215588545"/>
       <w:r>
         <w:rPr>
           <w:rFonts w:ascii="Arial" w:hAnsi="Arial" w:cs="Arial"/>
@@ -994,7 +810,7 @@
         <w:lastRenderedPageBreak/>
         <w:t>1.4 Objetivos</w:t>
       </w:r>
-      <w:bookmarkEnd w:id="3"/>
+      <w:bookmarkEnd w:id="4"/>
     </w:p>
     <w:p>
       <w:pPr>
@@ -1018,7 +834,7 @@
           <w:color w:val="000000" w:themeColor="text1"/>
         </w:rPr>
       </w:pPr>
-      <w:bookmarkStart w:id="4" w:name="_Toc215588546"/>
+      <w:bookmarkStart w:id="5" w:name="_Toc215588546"/>
       <w:r>
         <w:rPr>
           <w:rFonts w:ascii="Arial" w:hAnsi="Arial" w:cs="Arial"/>
@@ -1027,7 +843,7 @@
         </w:rPr>
         <w:t>Objetivos Gerais</w:t>
       </w:r>
-      <w:bookmarkEnd w:id="4"/>
+      <w:bookmarkEnd w:id="5"/>
     </w:p>
     <w:p>
       <w:pPr>
@@ -1054,7 +870,7 @@
           <w:color w:val="000000" w:themeColor="text1"/>
         </w:rPr>
       </w:pPr>
-      <w:bookmarkStart w:id="5" w:name="_Hlk236231455"/>
+      <w:bookmarkStart w:id="6" w:name="_Hlk236231455"/>
       <w:r>
         <w:rPr>
           <w:rFonts w:cs="Arial"/>
@@ -1065,7 +881,7 @@
         <w:t>Objetivos Específicos</w:t>
       </w:r>
     </w:p>
-    <w:bookmarkEnd w:id="5"/>
+    <w:bookmarkEnd w:id="6"/>
     <w:p>
       <w:pPr>
         <w:pStyle w:val="NormalWeb"/>
@@ -1271,8 +1087,8 @@
           <w:szCs w:val="24"/>
         </w:rPr>
       </w:pPr>
-      <w:bookmarkStart w:id="6" w:name="_Toc215588548"/>
-      <w:bookmarkStart w:id="7" w:name="_Hlk236231899"/>
+      <w:bookmarkStart w:id="7" w:name="_Toc215588548"/>
+      <w:bookmarkStart w:id="8" w:name="_Hlk236231899"/>
       <w:r>
         <w:rPr>
           <w:rFonts w:ascii="Arial" w:hAnsi="Arial" w:cs="Arial"/>
@@ -1303,9 +1119,9 @@
         </w:rPr>
         <w:t>Estudo da Viabilidade</w:t>
       </w:r>
-      <w:bookmarkEnd w:id="6"/>
-    </w:p>
-    <w:bookmarkEnd w:id="7"/>
+      <w:bookmarkEnd w:id="7"/>
+    </w:p>
+    <w:bookmarkEnd w:id="8"/>
     <w:p/>
     <w:p>
       <w:pPr>
@@ -1514,7 +1330,7 @@
           <w:szCs w:val="28"/>
         </w:rPr>
       </w:pPr>
-      <w:bookmarkStart w:id="8" w:name="_Toc215588549"/>
+      <w:bookmarkStart w:id="9" w:name="_Toc215588549"/>
       <w:r>
         <w:rPr>
           <w:rFonts w:cs="Arial"/>
@@ -1524,7 +1340,7 @@
         <w:lastRenderedPageBreak/>
         <w:t>3. METODOLOGIAS DE PESQUISA</w:t>
       </w:r>
-      <w:bookmarkEnd w:id="8"/>
+      <w:bookmarkEnd w:id="9"/>
     </w:p>
     <w:p>
       <w:pPr>
@@ -1539,7 +1355,7 @@
           <w:szCs w:val="24"/>
         </w:rPr>
       </w:pPr>
-      <w:bookmarkStart w:id="9" w:name="_Toc215588550"/>
+      <w:bookmarkStart w:id="10" w:name="_Toc215588550"/>
       <w:r>
         <w:rPr>
           <w:rFonts w:ascii="Arial" w:hAnsi="Arial" w:cs="Arial"/>
@@ -1570,7 +1386,7 @@
         </w:rPr>
         <w:t>Pesquisa de Campo</w:t>
       </w:r>
-      <w:bookmarkEnd w:id="9"/>
+      <w:bookmarkEnd w:id="10"/>
     </w:p>
     <w:p/>
     <w:p/>
@@ -1692,7 +1508,7 @@
           <w:szCs w:val="28"/>
         </w:rPr>
       </w:pPr>
-      <w:bookmarkStart w:id="10" w:name="_Toc215588552"/>
+      <w:bookmarkStart w:id="11" w:name="_Toc215588552"/>
       <w:r>
         <w:rPr>
           <w:rFonts w:cs="Arial"/>
@@ -1702,7 +1518,7 @@
         <w:lastRenderedPageBreak/>
         <w:t>4. TECNOLOGIAS UTILIZADAS</w:t>
       </w:r>
-      <w:bookmarkEnd w:id="10"/>
+      <w:bookmarkEnd w:id="11"/>
     </w:p>
     <w:p>
       <w:pPr>
@@ -1715,8 +1531,8 @@
           <w:sz w:val="24"/>
         </w:rPr>
       </w:pPr>
-      <w:bookmarkStart w:id="11" w:name="_Toc215588553"/>
-      <w:bookmarkStart w:id="12" w:name="_Hlk207372423"/>
+      <w:bookmarkStart w:id="12" w:name="_Toc215588553"/>
+      <w:bookmarkStart w:id="13" w:name="_Hlk207372423"/>
       <w:r>
         <w:rPr>
           <w:rFonts w:ascii="Arial" w:hAnsi="Arial" w:cs="Arial"/>
@@ -1743,9 +1559,9 @@
         </w:rPr>
         <w:t>Linguagens</w:t>
       </w:r>
-      <w:bookmarkEnd w:id="11"/>
-    </w:p>
-    <w:bookmarkEnd w:id="12"/>
+      <w:bookmarkEnd w:id="12"/>
+    </w:p>
+    <w:bookmarkEnd w:id="13"/>
     <w:p/>
     <w:p>
       <w:pPr>
@@ -1759,7 +1575,7 @@
           <w:szCs w:val="28"/>
         </w:rPr>
       </w:pPr>
-      <w:bookmarkStart w:id="13" w:name="_Toc215588554"/>
+      <w:bookmarkStart w:id="14" w:name="_Toc215588554"/>
       <w:r>
         <w:rPr>
           <w:rFonts w:ascii="Arial" w:hAnsi="Arial" w:cs="Arial"/>
@@ -1770,7 +1586,7 @@
         </w:rPr>
         <w:t>4.1.1 HTML</w:t>
       </w:r>
-      <w:bookmarkEnd w:id="13"/>
+      <w:bookmarkEnd w:id="14"/>
     </w:p>
     <w:p>
       <w:pPr>
@@ -1785,7 +1601,7 @@
           <w:sz w:val="20"/>
         </w:rPr>
       </w:pPr>
-      <w:bookmarkStart w:id="14" w:name="_Toc215586063"/>
+      <w:bookmarkStart w:id="15" w:name="_Toc215586063"/>
       <w:r>
         <w:rPr>
           <w:rFonts w:cs="Arial"/>
@@ -1850,7 +1666,7 @@
         </w:rPr>
         <w:t xml:space="preserve"> - Logo HTML</w:t>
       </w:r>
-      <w:bookmarkEnd w:id="14"/>
+      <w:bookmarkEnd w:id="15"/>
     </w:p>
     <w:p>
       <w:pPr>
@@ -1884,7 +1700,7 @@
                       <a:picLocks noChangeAspect="1"/>
                       <a:extLst>
                         <a:ext uri="sm">
-                          <sm:smNativeData xmlns:sm="sm" xmlns:w="http://schemas.openxmlformats.org/wordprocessingml/2006/main" xmlns:w10="urn:schemas-microsoft-com:office:word" xmlns:v="urn:schemas-microsoft-com:vml" xmlns:o="urn:schemas-microsoft-com:office:office" xmlns="" xmlns:w16sdtfl="http://schemas.microsoft.com/office/word/2024/wordml/sdtformatlock" xmlns:w16sdtdh="http://schemas.microsoft.com/office/word/2020/wordml/sdtdatahash" xmlns:w16du="http://schemas.microsoft.com/office/word/2023/wordml/word16du" xmlns:w16="http://schemas.microsoft.com/office/word/2018/wordml" xmlns:w16cex="http://schemas.microsoft.com/office/word/2018/wordml/cex" xmlns:oel="http://schemas.microsoft.com/office/2019/extlst" val="SMDATA_16_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"/>
+                          <sm:smNativeData xmlns:oel="http://schemas.microsoft.com/office/2019/extlst" xmlns:w16cex="http://schemas.microsoft.com/office/word/2018/wordml/cex" xmlns:w16="http://schemas.microsoft.com/office/word/2018/wordml" xmlns:w16du="http://schemas.microsoft.com/office/word/2023/wordml/word16du" xmlns:w16sdtdh="http://schemas.microsoft.com/office/word/2020/wordml/sdtdatahash" xmlns:w16sdtfl="http://schemas.microsoft.com/office/word/2024/wordml/sdtformatlock" xmlns="" xmlns:o="urn:schemas-microsoft-com:office:office" xmlns:v="urn:schemas-microsoft-com:vml" xmlns:w10="urn:schemas-microsoft-com:office:word" xmlns:w="http://schemas.openxmlformats.org/wordprocessingml/2006/main" xmlns:sm="sm" val="SMDATA_16_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"/>
                         </a:ext>
                       </a:extLst>
                     </pic:cNvPicPr>
@@ -2025,7 +1841,7 @@
           <w:szCs w:val="28"/>
         </w:rPr>
       </w:pPr>
-      <w:bookmarkStart w:id="15" w:name="_Toc215588555"/>
+      <w:bookmarkStart w:id="16" w:name="_Toc215588555"/>
       <w:r>
         <w:rPr>
           <w:rFonts w:ascii="Arial" w:hAnsi="Arial" w:cs="Arial"/>
@@ -2036,7 +1852,7 @@
         </w:rPr>
         <w:t>4.1.2 CSS</w:t>
       </w:r>
-      <w:bookmarkEnd w:id="15"/>
+      <w:bookmarkEnd w:id="16"/>
     </w:p>
     <w:p>
       <w:pPr>
@@ -2051,7 +1867,7 @@
           <w:sz w:val="20"/>
         </w:rPr>
       </w:pPr>
-      <w:bookmarkStart w:id="16" w:name="_Toc215586064"/>
+      <w:bookmarkStart w:id="17" w:name="_Toc215586064"/>
       <w:r>
         <w:rPr>
           <w:rFonts w:cs="Arial"/>
@@ -2116,7 +1932,7 @@
         </w:rPr>
         <w:t xml:space="preserve"> - Logo CSS</w:t>
       </w:r>
-      <w:bookmarkEnd w:id="16"/>
+      <w:bookmarkEnd w:id="17"/>
     </w:p>
     <w:p>
       <w:pPr>
@@ -2151,7 +1967,7 @@
                       <a:picLocks noChangeAspect="1"/>
                       <a:extLst>
                         <a:ext uri="sm">
-                          <sm:smNativeData xmlns:sm="sm" xmlns:w="http://schemas.openxmlformats.org/wordprocessingml/2006/main" xmlns:w10="urn:schemas-microsoft-com:office:word" xmlns:v="urn:schemas-microsoft-com:vml" xmlns:o="urn:schemas-microsoft-com:office:office" xmlns="" xmlns:w16sdtfl="http://schemas.microsoft.com/office/word/2024/wordml/sdtformatlock" xmlns:w16sdtdh="http://schemas.microsoft.com/office/word/2020/wordml/sdtdatahash" xmlns:w16du="http://schemas.microsoft.com/office/word/2023/wordml/word16du" xmlns:w16="http://schemas.microsoft.com/office/word/2018/wordml" xmlns:w16cex="http://schemas.microsoft.com/office/word/2018/wordml/cex" xmlns:oel="http://schemas.microsoft.com/office/2019/extlst" val="SMDATA_16_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"/>
+                          <sm:smNativeData xmlns:oel="http://schemas.microsoft.com/office/2019/extlst" xmlns:w16cex="http://schemas.microsoft.com/office/word/2018/wordml/cex" xmlns:w16="http://schemas.microsoft.com/office/word/2018/wordml" xmlns:w16du="http://schemas.microsoft.com/office/word/2023/wordml/word16du" xmlns:w16sdtdh="http://schemas.microsoft.com/office/word/2020/wordml/sdtdatahash" xmlns:w16sdtfl="http://schemas.microsoft.com/office/word/2024/wordml/sdtformatlock" xmlns="" xmlns:o="urn:schemas-microsoft-com:office:office" xmlns:v="urn:schemas-microsoft-com:vml" xmlns:w10="urn:schemas-microsoft-com:office:word" xmlns:w="http://schemas.openxmlformats.org/wordprocessingml/2006/main" xmlns:sm="sm" val="SMDATA_16_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"/>
                         </a:ext>
                       </a:extLst>
                     </pic:cNvPicPr>
@@ -2294,7 +2110,7 @@
           <w:szCs w:val="28"/>
         </w:rPr>
       </w:pPr>
-      <w:bookmarkStart w:id="17" w:name="_Toc215588556"/>
+      <w:bookmarkStart w:id="18" w:name="_Toc215588556"/>
       <w:r>
         <w:rPr>
           <w:rFonts w:ascii="Arial" w:hAnsi="Arial" w:cs="Arial"/>
@@ -2317,7 +2133,7 @@
         </w:rPr>
         <w:t>JavaScript</w:t>
       </w:r>
-      <w:bookmarkEnd w:id="17"/>
+      <w:bookmarkEnd w:id="18"/>
       <w:proofErr w:type="spellEnd"/>
     </w:p>
     <w:p>
@@ -2340,7 +2156,7 @@
           <w:sz w:val="20"/>
         </w:rPr>
       </w:pPr>
-      <w:bookmarkStart w:id="18" w:name="_Toc215586065"/>
+      <w:bookmarkStart w:id="19" w:name="_Toc215586065"/>
       <w:r>
         <w:rPr>
           <w:rFonts w:cs="Arial"/>
@@ -2415,7 +2231,7 @@
         </w:rPr>
         <w:t>JavaScript</w:t>
       </w:r>
-      <w:bookmarkEnd w:id="18"/>
+      <w:bookmarkEnd w:id="19"/>
       <w:proofErr w:type="spellEnd"/>
     </w:p>
     <w:p>
@@ -2586,7 +2402,7 @@
           <w:szCs w:val="28"/>
         </w:rPr>
       </w:pPr>
-      <w:bookmarkStart w:id="19" w:name="_Toc215588557"/>
+      <w:bookmarkStart w:id="20" w:name="_Toc215588557"/>
       <w:r>
         <w:rPr>
           <w:rFonts w:ascii="Arial" w:hAnsi="Arial" w:cs="Arial"/>
@@ -2597,7 +2413,7 @@
         </w:rPr>
         <w:t>4.1.4 PHP</w:t>
       </w:r>
-      <w:bookmarkEnd w:id="19"/>
+      <w:bookmarkEnd w:id="20"/>
     </w:p>
     <w:p>
       <w:pPr>
@@ -2619,7 +2435,7 @@
           <w:sz w:val="20"/>
         </w:rPr>
       </w:pPr>
-      <w:bookmarkStart w:id="20" w:name="_Toc215586066"/>
+      <w:bookmarkStart w:id="21" w:name="_Toc215586066"/>
       <w:r>
         <w:rPr>
           <w:rFonts w:cs="Arial"/>
@@ -2694,7 +2510,7 @@
         </w:rPr>
         <w:t>Php</w:t>
       </w:r>
-      <w:bookmarkEnd w:id="20"/>
+      <w:bookmarkEnd w:id="21"/>
       <w:proofErr w:type="spellEnd"/>
     </w:p>
     <w:p>
@@ -2730,7 +2546,7 @@
                       <a:picLocks noChangeAspect="1"/>
                       <a:extLst>
                         <a:ext uri="sm">
-                          <sm:smNativeData xmlns:sm="sm" xmlns:w="http://schemas.openxmlformats.org/wordprocessingml/2006/main" xmlns:w10="urn:schemas-microsoft-com:office:word" xmlns:v="urn:schemas-microsoft-com:vml" xmlns:o="urn:schemas-microsoft-com:office:office" xmlns="" xmlns:w16sdtfl="http://schemas.microsoft.com/office/word/2024/wordml/sdtformatlock" xmlns:w16sdtdh="http://schemas.microsoft.com/office/word/2020/wordml/sdtdatahash" xmlns:w16du="http://schemas.microsoft.com/office/word/2023/wordml/word16du" xmlns:w16="http://schemas.microsoft.com/office/word/2018/wordml" xmlns:w16cex="http://schemas.microsoft.com/office/word/2018/wordml/cex" xmlns:oel="http://schemas.microsoft.com/office/2019/extlst" val="SMDATA_16_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"/>
+                          <sm:smNativeData xmlns:oel="http://schemas.microsoft.com/office/2019/extlst" xmlns:w16cex="http://schemas.microsoft.com/office/word/2018/wordml/cex" xmlns:w16="http://schemas.microsoft.com/office/word/2018/wordml" xmlns:w16du="http://schemas.microsoft.com/office/word/2023/wordml/word16du" xmlns:w16sdtdh="http://schemas.microsoft.com/office/word/2020/wordml/sdtdatahash" xmlns:w16sdtfl="http://schemas.microsoft.com/office/word/2024/wordml/sdtformatlock" xmlns="" xmlns:o="urn:schemas-microsoft-com:office:office" xmlns:v="urn:schemas-microsoft-com:vml" xmlns:w10="urn:schemas-microsoft-com:office:word" xmlns:w="http://schemas.openxmlformats.org/wordprocessingml/2006/main" xmlns:sm="sm" val="SMDATA_16_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"/>
                         </a:ext>
                       </a:extLst>
                     </pic:cNvPicPr>
@@ -2868,7 +2684,7 @@
           <w:szCs w:val="28"/>
         </w:rPr>
       </w:pPr>
-      <w:bookmarkStart w:id="21" w:name="_Toc215588558"/>
+      <w:bookmarkStart w:id="22" w:name="_Toc215588558"/>
       <w:r>
         <w:rPr>
           <w:rFonts w:ascii="Arial" w:hAnsi="Arial" w:cs="Arial"/>
@@ -2880,8 +2696,6 @@
         <w:lastRenderedPageBreak/>
         <w:t>4.1.5 Java</w:t>
       </w:r>
-      <w:bookmarkStart w:id="22" w:name="_GoBack"/>
-      <w:bookmarkEnd w:id="21"/>
       <w:bookmarkEnd w:id="22"/>
     </w:p>
     <w:p>
@@ -4337,6 +4151,7 @@
   </w:style>
   <w:style w:type="character" w:customStyle="1" w:styleId="Ttulo1Char">
     <w:name w:val="Título 1 Char"/>
+    <w:aliases w:val="TITULO Char"/>
     <w:basedOn w:val="Fontepargpadro"/>
     <w:link w:val="Ttulo1"/>
     <w:rsid w:val="002D6335"/>

--- a/tcc-documentacao/Planejamento/TCC_Completo_rascunho.docx
+++ b/tcc-documentacao/Planejamento/TCC_Completo_rascunho.docx
@@ -196,8 +196,6 @@
           <w:szCs w:val="24"/>
         </w:rPr>
       </w:pPr>
-      <w:bookmarkStart w:id="1" w:name="_GoBack"/>
-      <w:bookmarkEnd w:id="1"/>
       <w:r>
         <w:rPr>
           <w:rFonts w:ascii="Arial" w:hAnsi="Arial" w:cs="Arial"/>
@@ -233,7 +231,7 @@
       <w:r>
         <w:t>De que maneira o desenvolvimento de uma plataforma digital colaborativa focada na otimização de chamados pode auxiliar municípios que vivem com orçamentos restritos a conciliar as necessidades de manutenção urbana com as limitações impostas pela falta de comunicação pública no Brasil?</w:t>
       </w:r>
-      <w:bookmarkStart w:id="2" w:name="_Toc215588543"/>
+      <w:bookmarkStart w:id="1" w:name="_Toc215588543"/>
     </w:p>
     <w:p/>
     <w:p/>
@@ -294,7 +292,7 @@
         </w:rPr>
         <w:t>Motivação</w:t>
       </w:r>
-      <w:bookmarkEnd w:id="2"/>
+      <w:bookmarkEnd w:id="1"/>
     </w:p>
     <w:p>
       <w:pPr>
@@ -524,7 +522,7 @@
           <w:szCs w:val="24"/>
         </w:rPr>
       </w:pPr>
-      <w:bookmarkStart w:id="3" w:name="_Toc215588544"/>
+      <w:bookmarkStart w:id="2" w:name="_Toc215588544"/>
       <w:r>
         <w:rPr>
           <w:rFonts w:ascii="Arial" w:hAnsi="Arial" w:cs="Arial"/>
@@ -566,7 +564,7 @@
         </w:rPr>
         <w:t>Desafios</w:t>
       </w:r>
-      <w:bookmarkEnd w:id="3"/>
+      <w:bookmarkEnd w:id="2"/>
     </w:p>
     <w:p>
       <w:pPr>
@@ -797,7 +795,7 @@
           <w:u w:val="single"/>
         </w:rPr>
       </w:pPr>
-      <w:bookmarkStart w:id="4" w:name="_Toc215588545"/>
+      <w:bookmarkStart w:id="3" w:name="_Toc215588545"/>
       <w:r>
         <w:rPr>
           <w:rFonts w:ascii="Arial" w:hAnsi="Arial" w:cs="Arial"/>
@@ -810,7 +808,7 @@
         <w:lastRenderedPageBreak/>
         <w:t>1.4 Objetivos</w:t>
       </w:r>
-      <w:bookmarkEnd w:id="4"/>
+      <w:bookmarkEnd w:id="3"/>
     </w:p>
     <w:p>
       <w:pPr>
@@ -834,7 +832,7 @@
           <w:color w:val="000000" w:themeColor="text1"/>
         </w:rPr>
       </w:pPr>
-      <w:bookmarkStart w:id="5" w:name="_Toc215588546"/>
+      <w:bookmarkStart w:id="4" w:name="_Toc215588546"/>
       <w:r>
         <w:rPr>
           <w:rFonts w:ascii="Arial" w:hAnsi="Arial" w:cs="Arial"/>
@@ -843,7 +841,7 @@
         </w:rPr>
         <w:t>Objetivos Gerais</w:t>
       </w:r>
-      <w:bookmarkEnd w:id="5"/>
+      <w:bookmarkEnd w:id="4"/>
     </w:p>
     <w:p>
       <w:pPr>
@@ -870,7 +868,7 @@
           <w:color w:val="000000" w:themeColor="text1"/>
         </w:rPr>
       </w:pPr>
-      <w:bookmarkStart w:id="6" w:name="_Hlk236231455"/>
+      <w:bookmarkStart w:id="5" w:name="_Hlk236231455"/>
       <w:r>
         <w:rPr>
           <w:rFonts w:cs="Arial"/>
@@ -881,7 +879,7 @@
         <w:t>Objetivos Específicos</w:t>
       </w:r>
     </w:p>
-    <w:bookmarkEnd w:id="6"/>
+    <w:bookmarkEnd w:id="5"/>
     <w:p>
       <w:pPr>
         <w:pStyle w:val="NormalWeb"/>
@@ -1087,8 +1085,8 @@
           <w:szCs w:val="24"/>
         </w:rPr>
       </w:pPr>
-      <w:bookmarkStart w:id="7" w:name="_Toc215588548"/>
-      <w:bookmarkStart w:id="8" w:name="_Hlk236231899"/>
+      <w:bookmarkStart w:id="6" w:name="_Toc215588548"/>
+      <w:bookmarkStart w:id="7" w:name="_Hlk236231899"/>
       <w:r>
         <w:rPr>
           <w:rFonts w:ascii="Arial" w:hAnsi="Arial" w:cs="Arial"/>
@@ -1119,9 +1117,9 @@
         </w:rPr>
         <w:t>Estudo da Viabilidade</w:t>
       </w:r>
-      <w:bookmarkEnd w:id="7"/>
-    </w:p>
-    <w:bookmarkEnd w:id="8"/>
+      <w:bookmarkEnd w:id="6"/>
+    </w:p>
+    <w:bookmarkEnd w:id="7"/>
     <w:p/>
     <w:p>
       <w:pPr>
@@ -1330,7 +1328,7 @@
           <w:szCs w:val="28"/>
         </w:rPr>
       </w:pPr>
-      <w:bookmarkStart w:id="9" w:name="_Toc215588549"/>
+      <w:bookmarkStart w:id="8" w:name="_Toc215588549"/>
       <w:r>
         <w:rPr>
           <w:rFonts w:cs="Arial"/>
@@ -1340,7 +1338,7 @@
         <w:lastRenderedPageBreak/>
         <w:t>3. METODOLOGIAS DE PESQUISA</w:t>
       </w:r>
-      <w:bookmarkEnd w:id="9"/>
+      <w:bookmarkEnd w:id="8"/>
     </w:p>
     <w:p>
       <w:pPr>
@@ -1355,7 +1353,7 @@
           <w:szCs w:val="24"/>
         </w:rPr>
       </w:pPr>
-      <w:bookmarkStart w:id="10" w:name="_Toc215588550"/>
+      <w:bookmarkStart w:id="9" w:name="_Toc215588550"/>
       <w:r>
         <w:rPr>
           <w:rFonts w:ascii="Arial" w:hAnsi="Arial" w:cs="Arial"/>
@@ -1386,7 +1384,7 @@
         </w:rPr>
         <w:t>Pesquisa de Campo</w:t>
       </w:r>
-      <w:bookmarkEnd w:id="10"/>
+      <w:bookmarkEnd w:id="9"/>
     </w:p>
     <w:p/>
     <w:p/>
@@ -1508,7 +1506,7 @@
           <w:szCs w:val="28"/>
         </w:rPr>
       </w:pPr>
-      <w:bookmarkStart w:id="11" w:name="_Toc215588552"/>
+      <w:bookmarkStart w:id="10" w:name="_Toc215588552"/>
       <w:r>
         <w:rPr>
           <w:rFonts w:cs="Arial"/>
@@ -1518,7 +1516,7 @@
         <w:lastRenderedPageBreak/>
         <w:t>4. TECNOLOGIAS UTILIZADAS</w:t>
       </w:r>
-      <w:bookmarkEnd w:id="11"/>
+      <w:bookmarkEnd w:id="10"/>
     </w:p>
     <w:p>
       <w:pPr>
@@ -1531,8 +1529,8 @@
           <w:sz w:val="24"/>
         </w:rPr>
       </w:pPr>
-      <w:bookmarkStart w:id="12" w:name="_Toc215588553"/>
-      <w:bookmarkStart w:id="13" w:name="_Hlk207372423"/>
+      <w:bookmarkStart w:id="11" w:name="_Toc215588553"/>
+      <w:bookmarkStart w:id="12" w:name="_Hlk207372423"/>
       <w:r>
         <w:rPr>
           <w:rFonts w:ascii="Arial" w:hAnsi="Arial" w:cs="Arial"/>
@@ -1559,9 +1557,9 @@
         </w:rPr>
         <w:t>Linguagens</w:t>
       </w:r>
-      <w:bookmarkEnd w:id="12"/>
-    </w:p>
-    <w:bookmarkEnd w:id="13"/>
+      <w:bookmarkEnd w:id="11"/>
+    </w:p>
+    <w:bookmarkEnd w:id="12"/>
     <w:p/>
     <w:p>
       <w:pPr>
@@ -1575,7 +1573,7 @@
           <w:szCs w:val="28"/>
         </w:rPr>
       </w:pPr>
-      <w:bookmarkStart w:id="14" w:name="_Toc215588554"/>
+      <w:bookmarkStart w:id="13" w:name="_Toc215588554"/>
       <w:r>
         <w:rPr>
           <w:rFonts w:ascii="Arial" w:hAnsi="Arial" w:cs="Arial"/>
@@ -1586,7 +1584,7 @@
         </w:rPr>
         <w:t>4.1.1 HTML</w:t>
       </w:r>
-      <w:bookmarkEnd w:id="14"/>
+      <w:bookmarkEnd w:id="13"/>
     </w:p>
     <w:p>
       <w:pPr>
@@ -1601,7 +1599,7 @@
           <w:sz w:val="20"/>
         </w:rPr>
       </w:pPr>
-      <w:bookmarkStart w:id="15" w:name="_Toc215586063"/>
+      <w:bookmarkStart w:id="14" w:name="_Toc215586063"/>
       <w:r>
         <w:rPr>
           <w:rFonts w:cs="Arial"/>
@@ -1666,7 +1664,7 @@
         </w:rPr>
         <w:t xml:space="preserve"> - Logo HTML</w:t>
       </w:r>
-      <w:bookmarkEnd w:id="15"/>
+      <w:bookmarkEnd w:id="14"/>
     </w:p>
     <w:p>
       <w:pPr>
@@ -1841,7 +1839,7 @@
           <w:szCs w:val="28"/>
         </w:rPr>
       </w:pPr>
-      <w:bookmarkStart w:id="16" w:name="_Toc215588555"/>
+      <w:bookmarkStart w:id="15" w:name="_Toc215588555"/>
       <w:r>
         <w:rPr>
           <w:rFonts w:ascii="Arial" w:hAnsi="Arial" w:cs="Arial"/>
@@ -1852,7 +1850,7 @@
         </w:rPr>
         <w:t>4.1.2 CSS</w:t>
       </w:r>
-      <w:bookmarkEnd w:id="16"/>
+      <w:bookmarkEnd w:id="15"/>
     </w:p>
     <w:p>
       <w:pPr>
@@ -1867,7 +1865,7 @@
           <w:sz w:val="20"/>
         </w:rPr>
       </w:pPr>
-      <w:bookmarkStart w:id="17" w:name="_Toc215586064"/>
+      <w:bookmarkStart w:id="16" w:name="_Toc215586064"/>
       <w:r>
         <w:rPr>
           <w:rFonts w:cs="Arial"/>
@@ -1932,7 +1930,7 @@
         </w:rPr>
         <w:t xml:space="preserve"> - Logo CSS</w:t>
       </w:r>
-      <w:bookmarkEnd w:id="17"/>
+      <w:bookmarkEnd w:id="16"/>
     </w:p>
     <w:p>
       <w:pPr>
@@ -2110,7 +2108,7 @@
           <w:szCs w:val="28"/>
         </w:rPr>
       </w:pPr>
-      <w:bookmarkStart w:id="18" w:name="_Toc215588556"/>
+      <w:bookmarkStart w:id="17" w:name="_Toc215588556"/>
       <w:r>
         <w:rPr>
           <w:rFonts w:ascii="Arial" w:hAnsi="Arial" w:cs="Arial"/>
@@ -2133,7 +2131,7 @@
         </w:rPr>
         <w:t>JavaScript</w:t>
       </w:r>
-      <w:bookmarkEnd w:id="18"/>
+      <w:bookmarkEnd w:id="17"/>
       <w:proofErr w:type="spellEnd"/>
     </w:p>
     <w:p>
@@ -2156,7 +2154,7 @@
           <w:sz w:val="20"/>
         </w:rPr>
       </w:pPr>
-      <w:bookmarkStart w:id="19" w:name="_Toc215586065"/>
+      <w:bookmarkStart w:id="18" w:name="_Toc215586065"/>
       <w:r>
         <w:rPr>
           <w:rFonts w:cs="Arial"/>
@@ -2231,7 +2229,7 @@
         </w:rPr>
         <w:t>JavaScript</w:t>
       </w:r>
-      <w:bookmarkEnd w:id="19"/>
+      <w:bookmarkEnd w:id="18"/>
       <w:proofErr w:type="spellEnd"/>
     </w:p>
     <w:p>
@@ -2402,7 +2400,7 @@
           <w:szCs w:val="28"/>
         </w:rPr>
       </w:pPr>
-      <w:bookmarkStart w:id="20" w:name="_Toc215588557"/>
+      <w:bookmarkStart w:id="19" w:name="_Toc215588557"/>
       <w:r>
         <w:rPr>
           <w:rFonts w:ascii="Arial" w:hAnsi="Arial" w:cs="Arial"/>
@@ -2413,7 +2411,7 @@
         </w:rPr>
         <w:t>4.1.4 PHP</w:t>
       </w:r>
-      <w:bookmarkEnd w:id="20"/>
+      <w:bookmarkEnd w:id="19"/>
     </w:p>
     <w:p>
       <w:pPr>
@@ -2435,7 +2433,7 @@
           <w:sz w:val="20"/>
         </w:rPr>
       </w:pPr>
-      <w:bookmarkStart w:id="21" w:name="_Toc215586066"/>
+      <w:bookmarkStart w:id="20" w:name="_Toc215586066"/>
       <w:r>
         <w:rPr>
           <w:rFonts w:cs="Arial"/>
@@ -2510,7 +2508,7 @@
         </w:rPr>
         <w:t>Php</w:t>
       </w:r>
-      <w:bookmarkEnd w:id="21"/>
+      <w:bookmarkEnd w:id="20"/>
       <w:proofErr w:type="spellEnd"/>
     </w:p>
     <w:p>
@@ -2684,7 +2682,7 @@
           <w:szCs w:val="28"/>
         </w:rPr>
       </w:pPr>
-      <w:bookmarkStart w:id="22" w:name="_Toc215588558"/>
+      <w:bookmarkStart w:id="21" w:name="_Toc215588558"/>
       <w:r>
         <w:rPr>
           <w:rFonts w:ascii="Arial" w:hAnsi="Arial" w:cs="Arial"/>
@@ -2696,7 +2694,7 @@
         <w:lastRenderedPageBreak/>
         <w:t>4.1.5 Java</w:t>
       </w:r>
-      <w:bookmarkEnd w:id="22"/>
+      <w:bookmarkEnd w:id="21"/>
     </w:p>
     <w:p>
       <w:pPr>
@@ -2718,7 +2716,7 @@
           <w:sz w:val="20"/>
         </w:rPr>
       </w:pPr>
-      <w:bookmarkStart w:id="23" w:name="_Toc215586067"/>
+      <w:bookmarkStart w:id="22" w:name="_Toc215586067"/>
       <w:r>
         <w:rPr>
           <w:rFonts w:cs="Arial"/>
@@ -2783,7 +2781,7 @@
         </w:rPr>
         <w:t xml:space="preserve"> - Logo Java</w:t>
       </w:r>
-      <w:bookmarkEnd w:id="23"/>
+      <w:bookmarkEnd w:id="22"/>
     </w:p>
     <w:p>
       <w:pPr>
@@ -2922,6 +2920,1186 @@
         <w:rPr>
           <w:rFonts w:ascii="Arial" w:hAnsi="Arial" w:cs="Arial"/>
         </w:rPr>
+      </w:pPr>
+    </w:p>
+    <w:p>
+      <w:pPr>
+        <w:pStyle w:val="NormalWeb"/>
+        <w:jc w:val="both"/>
+        <w:rPr>
+          <w:rFonts w:ascii="Arial" w:hAnsi="Arial" w:cs="Arial"/>
+        </w:rPr>
+      </w:pPr>
+    </w:p>
+    <w:p>
+      <w:pPr>
+        <w:pStyle w:val="NormalWeb"/>
+        <w:jc w:val="both"/>
+        <w:rPr>
+          <w:rFonts w:ascii="Arial" w:hAnsi="Arial" w:cs="Arial"/>
+        </w:rPr>
+      </w:pPr>
+    </w:p>
+    <w:p>
+      <w:pPr>
+        <w:pStyle w:val="NormalWeb"/>
+        <w:jc w:val="both"/>
+        <w:rPr>
+          <w:rFonts w:ascii="Arial" w:hAnsi="Arial" w:cs="Arial"/>
+        </w:rPr>
+      </w:pPr>
+    </w:p>
+    <w:p>
+      <w:pPr>
+        <w:pStyle w:val="NormalWeb"/>
+        <w:jc w:val="both"/>
+        <w:rPr>
+          <w:rFonts w:ascii="Arial" w:hAnsi="Arial" w:cs="Arial"/>
+        </w:rPr>
+      </w:pPr>
+    </w:p>
+    <w:p>
+      <w:pPr>
+        <w:pStyle w:val="NormalWeb"/>
+        <w:jc w:val="both"/>
+        <w:rPr>
+          <w:rFonts w:ascii="Arial" w:hAnsi="Arial" w:cs="Arial"/>
+        </w:rPr>
+      </w:pPr>
+    </w:p>
+    <w:p>
+      <w:pPr>
+        <w:pStyle w:val="NormalWeb"/>
+        <w:jc w:val="both"/>
+        <w:rPr>
+          <w:rFonts w:ascii="Arial" w:hAnsi="Arial" w:cs="Arial"/>
+        </w:rPr>
+      </w:pPr>
+    </w:p>
+    <w:p>
+      <w:pPr>
+        <w:pStyle w:val="NormalWeb"/>
+        <w:jc w:val="both"/>
+        <w:rPr>
+          <w:rFonts w:ascii="Arial" w:hAnsi="Arial" w:cs="Arial"/>
+        </w:rPr>
+      </w:pPr>
+    </w:p>
+    <w:p>
+      <w:pPr>
+        <w:pStyle w:val="NormalWeb"/>
+        <w:jc w:val="both"/>
+        <w:rPr>
+          <w:rFonts w:ascii="Arial" w:hAnsi="Arial" w:cs="Arial"/>
+        </w:rPr>
+      </w:pPr>
+    </w:p>
+    <w:p>
+      <w:pPr>
+        <w:pStyle w:val="NormalWeb"/>
+        <w:jc w:val="both"/>
+        <w:rPr>
+          <w:rFonts w:ascii="Arial" w:hAnsi="Arial" w:cs="Arial"/>
+        </w:rPr>
+      </w:pPr>
+    </w:p>
+    <w:p>
+      <w:pPr>
+        <w:pStyle w:val="NormalWeb"/>
+        <w:jc w:val="both"/>
+        <w:rPr>
+          <w:rFonts w:ascii="Arial" w:hAnsi="Arial" w:cs="Arial"/>
+        </w:rPr>
+      </w:pPr>
+    </w:p>
+    <w:p>
+      <w:pPr>
+        <w:pStyle w:val="NormalWeb"/>
+        <w:jc w:val="both"/>
+        <w:rPr>
+          <w:rFonts w:ascii="Arial" w:hAnsi="Arial" w:cs="Arial"/>
+        </w:rPr>
+      </w:pPr>
+    </w:p>
+    <w:p>
+      <w:pPr>
+        <w:pStyle w:val="NormalWeb"/>
+        <w:jc w:val="both"/>
+        <w:rPr>
+          <w:rFonts w:ascii="Arial" w:hAnsi="Arial" w:cs="Arial"/>
+        </w:rPr>
+      </w:pPr>
+    </w:p>
+    <w:p>
+      <w:pPr>
+        <w:pStyle w:val="NormalWeb"/>
+        <w:jc w:val="both"/>
+        <w:rPr>
+          <w:rFonts w:ascii="Arial" w:hAnsi="Arial" w:cs="Arial"/>
+        </w:rPr>
+      </w:pPr>
+    </w:p>
+    <w:p>
+      <w:pPr>
+        <w:pStyle w:val="Ttulo2"/>
+        <w:ind w:firstLine="0"/>
+        <w:rPr>
+          <w:rFonts w:ascii="Arial" w:hAnsi="Arial" w:cs="Arial"/>
+          <w:b/>
+          <w:color w:val="auto"/>
+          <w:sz w:val="24"/>
+        </w:rPr>
+      </w:pPr>
+      <w:bookmarkStart w:id="23" w:name="_Toc215588559"/>
+      <w:r>
+        <w:rPr>
+          <w:rFonts w:ascii="Arial" w:hAnsi="Arial" w:cs="Arial"/>
+          <w:b/>
+          <w:color w:val="auto"/>
+          <w:sz w:val="24"/>
+        </w:rPr>
+        <w:lastRenderedPageBreak/>
+        <w:t>4.2</w:t>
+      </w:r>
+      <w:r>
+        <w:rPr>
+          <w:rFonts w:ascii="Arial" w:hAnsi="Arial" w:cs="Arial"/>
+          <w:color w:val="auto"/>
+          <w:sz w:val="24"/>
+        </w:rPr>
+        <w:t xml:space="preserve"> </w:t>
+      </w:r>
+      <w:r>
+        <w:rPr>
+          <w:rFonts w:ascii="Arial" w:hAnsi="Arial" w:cs="Arial"/>
+          <w:b/>
+          <w:color w:val="auto"/>
+          <w:sz w:val="24"/>
+        </w:rPr>
+        <w:t>Softwares</w:t>
+      </w:r>
+      <w:bookmarkEnd w:id="23"/>
+    </w:p>
+    <w:p/>
+    <w:p>
+      <w:pPr>
+        <w:pStyle w:val="Ttulo3"/>
+        <w:ind w:firstLine="567"/>
+        <w:rPr>
+          <w:rFonts w:ascii="Arial" w:hAnsi="Arial" w:cs="Arial"/>
+          <w:b/>
+          <w:bCs/>
+          <w:color w:val="000000" w:themeColor="text1"/>
+          <w:szCs w:val="28"/>
+        </w:rPr>
+      </w:pPr>
+      <w:bookmarkStart w:id="24" w:name="_Toc215588560"/>
+      <w:r>
+        <w:rPr>
+          <w:rFonts w:ascii="Arial" w:hAnsi="Arial" w:cs="Arial"/>
+          <w:b/>
+          <w:bCs/>
+          <w:color w:val="000000" w:themeColor="text1"/>
+          <w:szCs w:val="28"/>
+        </w:rPr>
+        <w:t>4.2.1 Android Studio</w:t>
+      </w:r>
+      <w:bookmarkEnd w:id="24"/>
+    </w:p>
+    <w:p/>
+    <w:p>
+      <w:pPr>
+        <w:pStyle w:val="Legenda"/>
+        <w:keepNext/>
+        <w:ind w:firstLine="0"/>
+        <w:jc w:val="center"/>
+        <w:rPr>
+          <w:rFonts w:cs="Arial"/>
+          <w:i w:val="0"/>
+          <w:color w:val="000000" w:themeColor="text1"/>
+          <w:sz w:val="20"/>
+        </w:rPr>
+      </w:pPr>
+      <w:bookmarkStart w:id="25" w:name="_Toc215586068"/>
+      <w:r>
+        <w:rPr>
+          <w:rFonts w:cs="Arial"/>
+          <w:i w:val="0"/>
+          <w:color w:val="000000" w:themeColor="text1"/>
+          <w:sz w:val="20"/>
+        </w:rPr>
+        <w:t xml:space="preserve">Figura </w:t>
+      </w:r>
+      <w:r>
+        <w:rPr>
+          <w:rFonts w:cs="Arial"/>
+          <w:i w:val="0"/>
+          <w:color w:val="000000" w:themeColor="text1"/>
+          <w:sz w:val="20"/>
+        </w:rPr>
+        <w:fldChar w:fldCharType="begin"/>
+      </w:r>
+      <w:r>
+        <w:rPr>
+          <w:rFonts w:cs="Arial"/>
+          <w:i w:val="0"/>
+          <w:color w:val="000000" w:themeColor="text1"/>
+          <w:sz w:val="20"/>
+        </w:rPr>
+        <w:instrText xml:space="preserve"> SEQ Figura \* ARABIC </w:instrText>
+      </w:r>
+      <w:r>
+        <w:rPr>
+          <w:rFonts w:cs="Arial"/>
+          <w:i w:val="0"/>
+          <w:color w:val="000000" w:themeColor="text1"/>
+          <w:sz w:val="20"/>
+        </w:rPr>
+        <w:fldChar w:fldCharType="separate"/>
+      </w:r>
+      <w:r>
+        <w:rPr>
+          <w:rFonts w:cs="Arial"/>
+          <w:i w:val="0"/>
+          <w:noProof/>
+          <w:color w:val="000000" w:themeColor="text1"/>
+          <w:sz w:val="20"/>
+        </w:rPr>
+        <w:t>8</w:t>
+      </w:r>
+      <w:r>
+        <w:rPr>
+          <w:rFonts w:cs="Arial"/>
+          <w:i w:val="0"/>
+          <w:color w:val="000000" w:themeColor="text1"/>
+          <w:sz w:val="20"/>
+        </w:rPr>
+        <w:fldChar w:fldCharType="end"/>
+      </w:r>
+      <w:r>
+        <w:rPr>
+          <w:rFonts w:cs="Arial"/>
+          <w:i w:val="0"/>
+          <w:color w:val="000000" w:themeColor="text1"/>
+          <w:sz w:val="20"/>
+        </w:rPr>
+        <w:t xml:space="preserve"> - Logo Android Studio</w:t>
+      </w:r>
+      <w:bookmarkEnd w:id="25"/>
+    </w:p>
+    <w:p>
+      <w:pPr>
+        <w:ind w:firstLine="0"/>
+        <w:jc w:val="center"/>
+        <w:rPr>
+          <w:rFonts w:eastAsia="Segoe UI" w:cs="Arial"/>
+          <w:color w:val="000000"/>
+          <w:szCs w:val="24"/>
+        </w:rPr>
+      </w:pPr>
+      <w:r>
+        <w:rPr>
+          <w:rFonts w:cs="Arial"/>
+          <w:noProof/>
+          <w:lang w:eastAsia="pt-BR"/>
+        </w:rPr>
+        <w:drawing>
+          <wp:inline distT="0" distB="0" distL="0" distR="0" wp14:anchorId="5A72848A" wp14:editId="765399A4">
+            <wp:extent cx="1570008" cy="1570008"/>
+            <wp:effectExtent l="0" t="0" r="0" b="0"/>
+            <wp:docPr id="14" name="Imagem 20"/>
+            <wp:cNvGraphicFramePr>
+              <a:graphicFrameLocks xmlns:a="http://schemas.openxmlformats.org/drawingml/2006/main" noChangeAspect="1"/>
+            </wp:cNvGraphicFramePr>
+            <a:graphic xmlns:a="http://schemas.openxmlformats.org/drawingml/2006/main">
+              <a:graphicData uri="http://schemas.openxmlformats.org/drawingml/2006/picture">
+                <pic:pic xmlns:pic="http://schemas.openxmlformats.org/drawingml/2006/picture">
+                  <pic:nvPicPr>
+                    <pic:cNvPr id="14" name="Imagem 20"/>
+                    <pic:cNvPicPr>
+                      <a:picLocks noChangeAspect="1"/>
+                      <a:extLst>
+                        <a:ext uri="sm">
+                          <sm:smNativeData xmlns:sm="sm" xmlns:w="http://schemas.openxmlformats.org/wordprocessingml/2006/main" xmlns:w10="urn:schemas-microsoft-com:office:word" xmlns:v="urn:schemas-microsoft-com:vml" xmlns:o="urn:schemas-microsoft-com:office:office" xmlns="" xmlns:w16sdtfl="http://schemas.microsoft.com/office/word/2024/wordml/sdtformatlock" xmlns:w16sdtdh="http://schemas.microsoft.com/office/word/2020/wordml/sdtdatahash" xmlns:w16du="http://schemas.microsoft.com/office/word/2023/wordml/word16du" xmlns:w16="http://schemas.microsoft.com/office/word/2018/wordml" xmlns:w16cex="http://schemas.microsoft.com/office/word/2018/wordml/cex" xmlns:oel="http://schemas.microsoft.com/office/2019/extlst" val="SMDATA_16_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"/>
+                        </a:ext>
+                      </a:extLst>
+                    </pic:cNvPicPr>
+                  </pic:nvPicPr>
+                  <pic:blipFill>
+                    <a:blip r:embed="rId10"/>
+                    <a:stretch>
+                      <a:fillRect/>
+                    </a:stretch>
+                  </pic:blipFill>
+                  <pic:spPr>
+                    <a:xfrm>
+                      <a:off x="0" y="0"/>
+                      <a:ext cx="1580385" cy="1580385"/>
+                    </a:xfrm>
+                    <a:prstGeom prst="rect">
+                      <a:avLst/>
+                    </a:prstGeom>
+                    <a:noFill/>
+                    <a:ln w="12700">
+                      <a:noFill/>
+                    </a:ln>
+                  </pic:spPr>
+                </pic:pic>
+              </a:graphicData>
+            </a:graphic>
+          </wp:inline>
+        </w:drawing>
+      </w:r>
+    </w:p>
+    <w:p>
+      <w:pPr>
+        <w:ind w:firstLine="0"/>
+        <w:jc w:val="center"/>
+        <w:rPr>
+          <w:rFonts w:cs="Arial"/>
+          <w:sz w:val="20"/>
+          <w:szCs w:val="18"/>
+        </w:rPr>
+      </w:pPr>
+      <w:r>
+        <w:rPr>
+          <w:rFonts w:cs="Arial"/>
+          <w:sz w:val="20"/>
+          <w:szCs w:val="18"/>
+        </w:rPr>
+        <w:t>Fonte: WIKIMEDIA COMMONS (</w:t>
+      </w:r>
+      <w:r>
+        <w:rPr>
+          <w:rFonts w:cs="Arial"/>
+          <w:sz w:val="20"/>
+          <w:szCs w:val="18"/>
+        </w:rPr>
+        <w:t>2026</w:t>
+      </w:r>
+      <w:r>
+        <w:rPr>
+          <w:rFonts w:cs="Arial"/>
+          <w:sz w:val="20"/>
+          <w:szCs w:val="18"/>
+        </w:rPr>
+        <w:t>).</w:t>
+      </w:r>
+    </w:p>
+    <w:p>
+      <w:pPr>
+        <w:ind w:firstLine="0"/>
+        <w:jc w:val="center"/>
+        <w:rPr>
+          <w:rFonts w:cs="Arial"/>
+        </w:rPr>
+      </w:pPr>
+    </w:p>
+    <w:p>
+      <w:pPr>
+        <w:rPr>
+          <w:rFonts w:eastAsia="Segoe UI" w:cs="Arial"/>
+          <w:szCs w:val="24"/>
+        </w:rPr>
+      </w:pPr>
+      <w:r>
+        <w:rPr>
+          <w:rFonts w:eastAsia="Segoe UI" w:cs="Arial"/>
+          <w:szCs w:val="24"/>
+        </w:rPr>
+        <w:t>Android Studio é um ambiente de desenvolvimento integrado (IDE) para criar aplicativos Android. Inclui um editor de código, ferramentas de compilação e um gerenciador de pacotes, entre muitos outros recursos.</w:t>
+      </w:r>
+    </w:p>
+    <w:p/>
+    <w:p>
+      <w:pPr>
+        <w:pStyle w:val="Ttulo3"/>
+        <w:ind w:firstLine="567"/>
+        <w:rPr>
+          <w:rFonts w:ascii="Arial" w:hAnsi="Arial" w:cs="Arial"/>
+          <w:b/>
+          <w:bCs/>
+          <w:color w:val="000000" w:themeColor="text1"/>
+          <w:szCs w:val="28"/>
+        </w:rPr>
+      </w:pPr>
+      <w:bookmarkStart w:id="26" w:name="_Toc215588561"/>
+      <w:r>
+        <w:rPr>
+          <w:rFonts w:ascii="Arial" w:hAnsi="Arial" w:cs="Arial"/>
+          <w:b/>
+          <w:bCs/>
+          <w:color w:val="000000" w:themeColor="text1"/>
+          <w:szCs w:val="28"/>
+        </w:rPr>
+        <w:t xml:space="preserve">4.2.2 Visual Studio </w:t>
+      </w:r>
+      <w:proofErr w:type="spellStart"/>
+      <w:r>
+        <w:rPr>
+          <w:rFonts w:ascii="Arial" w:hAnsi="Arial" w:cs="Arial"/>
+          <w:b/>
+          <w:bCs/>
+          <w:color w:val="000000" w:themeColor="text1"/>
+          <w:szCs w:val="28"/>
+        </w:rPr>
+        <w:t>Code</w:t>
+      </w:r>
+      <w:bookmarkEnd w:id="26"/>
+      <w:proofErr w:type="spellEnd"/>
+    </w:p>
+    <w:p>
+      <w:pPr>
+        <w:rPr>
+          <w:rFonts w:cs="Arial"/>
+        </w:rPr>
+      </w:pPr>
+    </w:p>
+    <w:p>
+      <w:pPr>
+        <w:pStyle w:val="Legenda"/>
+        <w:keepNext/>
+        <w:ind w:firstLine="0"/>
+        <w:jc w:val="center"/>
+        <w:rPr>
+          <w:rFonts w:cs="Arial"/>
+          <w:i w:val="0"/>
+          <w:color w:val="000000" w:themeColor="text1"/>
+          <w:sz w:val="20"/>
+        </w:rPr>
+      </w:pPr>
+      <w:bookmarkStart w:id="27" w:name="_Toc215586069"/>
+      <w:r>
+        <w:rPr>
+          <w:rFonts w:cs="Arial"/>
+          <w:i w:val="0"/>
+          <w:color w:val="000000" w:themeColor="text1"/>
+          <w:sz w:val="20"/>
+        </w:rPr>
+        <w:t xml:space="preserve">Figura </w:t>
+      </w:r>
+      <w:r>
+        <w:rPr>
+          <w:rFonts w:cs="Arial"/>
+          <w:i w:val="0"/>
+          <w:color w:val="000000" w:themeColor="text1"/>
+          <w:sz w:val="20"/>
+        </w:rPr>
+        <w:fldChar w:fldCharType="begin"/>
+      </w:r>
+      <w:r>
+        <w:rPr>
+          <w:rFonts w:cs="Arial"/>
+          <w:i w:val="0"/>
+          <w:color w:val="000000" w:themeColor="text1"/>
+          <w:sz w:val="20"/>
+        </w:rPr>
+        <w:instrText xml:space="preserve"> SEQ Figura \* ARABIC </w:instrText>
+      </w:r>
+      <w:r>
+        <w:rPr>
+          <w:rFonts w:cs="Arial"/>
+          <w:i w:val="0"/>
+          <w:color w:val="000000" w:themeColor="text1"/>
+          <w:sz w:val="20"/>
+        </w:rPr>
+        <w:fldChar w:fldCharType="separate"/>
+      </w:r>
+      <w:r>
+        <w:rPr>
+          <w:rFonts w:cs="Arial"/>
+          <w:i w:val="0"/>
+          <w:noProof/>
+          <w:color w:val="000000" w:themeColor="text1"/>
+          <w:sz w:val="20"/>
+        </w:rPr>
+        <w:t>9</w:t>
+      </w:r>
+      <w:r>
+        <w:rPr>
+          <w:rFonts w:cs="Arial"/>
+          <w:i w:val="0"/>
+          <w:color w:val="000000" w:themeColor="text1"/>
+          <w:sz w:val="20"/>
+        </w:rPr>
+        <w:fldChar w:fldCharType="end"/>
+      </w:r>
+      <w:r>
+        <w:rPr>
+          <w:rFonts w:cs="Arial"/>
+          <w:i w:val="0"/>
+          <w:color w:val="000000" w:themeColor="text1"/>
+          <w:sz w:val="20"/>
+        </w:rPr>
+        <w:t xml:space="preserve"> - Logo Visual Studio</w:t>
+      </w:r>
+      <w:bookmarkEnd w:id="27"/>
+    </w:p>
+    <w:p>
+      <w:pPr>
+        <w:pBdr>
+          <w:top w:val="nil"/>
+          <w:left w:val="nil"/>
+          <w:bottom w:val="nil"/>
+          <w:right w:val="nil"/>
+          <w:between w:val="nil"/>
+        </w:pBdr>
+        <w:shd w:val="solid" w:color="FFFFFF" w:fill="auto"/>
+        <w:ind w:firstLine="0"/>
+        <w:jc w:val="center"/>
+        <w:rPr>
+          <w:rFonts w:eastAsia="Arial" w:cs="Arial"/>
+          <w:szCs w:val="24"/>
+        </w:rPr>
+      </w:pPr>
+      <w:r>
+        <w:rPr>
+          <w:rFonts w:cs="Arial"/>
+          <w:noProof/>
+          <w:lang w:eastAsia="pt-BR"/>
+        </w:rPr>
+        <w:drawing>
+          <wp:inline distT="0" distB="0" distL="0" distR="0" wp14:anchorId="23AAC912" wp14:editId="69F071E8">
+            <wp:extent cx="1138687" cy="1138687"/>
+            <wp:effectExtent l="0" t="0" r="4445" b="4445"/>
+            <wp:docPr id="237430441" name="Imagem 3"/>
+            <wp:cNvGraphicFramePr>
+              <a:graphicFrameLocks xmlns:a="http://schemas.openxmlformats.org/drawingml/2006/main" noChangeAspect="1"/>
+            </wp:cNvGraphicFramePr>
+            <a:graphic xmlns:a="http://schemas.openxmlformats.org/drawingml/2006/main">
+              <a:graphicData uri="http://schemas.openxmlformats.org/drawingml/2006/picture">
+                <pic:pic xmlns:pic="http://schemas.openxmlformats.org/drawingml/2006/picture">
+                  <pic:nvPicPr>
+                    <pic:cNvPr id="0" name="Picture 5"/>
+                    <pic:cNvPicPr>
+                      <a:picLocks noChangeAspect="1" noChangeArrowheads="1"/>
+                    </pic:cNvPicPr>
+                  </pic:nvPicPr>
+                  <pic:blipFill>
+                    <a:blip r:embed="rId11" cstate="print">
+                      <a:extLst>
+                        <a:ext uri="{28A0092B-C50C-407E-A947-70E740481C1C}">
+                          <a14:useLocalDpi xmlns:a14="http://schemas.microsoft.com/office/drawing/2010/main" val="0"/>
+                        </a:ext>
+                      </a:extLst>
+                    </a:blip>
+                    <a:srcRect/>
+                    <a:stretch>
+                      <a:fillRect/>
+                    </a:stretch>
+                  </pic:blipFill>
+                  <pic:spPr bwMode="auto">
+                    <a:xfrm>
+                      <a:off x="0" y="0"/>
+                      <a:ext cx="1142576" cy="1142576"/>
+                    </a:xfrm>
+                    <a:prstGeom prst="rect">
+                      <a:avLst/>
+                    </a:prstGeom>
+                    <a:noFill/>
+                    <a:ln>
+                      <a:noFill/>
+                    </a:ln>
+                  </pic:spPr>
+                </pic:pic>
+              </a:graphicData>
+            </a:graphic>
+          </wp:inline>
+        </w:drawing>
+      </w:r>
+    </w:p>
+    <w:p>
+      <w:pPr>
+        <w:ind w:firstLine="0"/>
+        <w:jc w:val="center"/>
+        <w:rPr>
+          <w:rFonts w:cs="Arial"/>
+          <w:szCs w:val="24"/>
+        </w:rPr>
+      </w:pPr>
+      <w:r>
+        <w:rPr>
+          <w:rFonts w:cs="Arial"/>
+          <w:sz w:val="20"/>
+          <w:szCs w:val="18"/>
+        </w:rPr>
+        <w:t>Fonte: WIKIPÉDIA (</w:t>
+      </w:r>
+      <w:r>
+        <w:rPr>
+          <w:rFonts w:cs="Arial"/>
+          <w:sz w:val="20"/>
+          <w:szCs w:val="18"/>
+        </w:rPr>
+        <w:t>2026</w:t>
+      </w:r>
+      <w:r>
+        <w:rPr>
+          <w:rFonts w:cs="Arial"/>
+          <w:sz w:val="20"/>
+          <w:szCs w:val="18"/>
+        </w:rPr>
+        <w:t>).</w:t>
+      </w:r>
+    </w:p>
+    <w:p>
+      <w:pPr>
+        <w:pBdr>
+          <w:top w:val="nil"/>
+          <w:left w:val="nil"/>
+          <w:bottom w:val="nil"/>
+          <w:right w:val="nil"/>
+          <w:between w:val="nil"/>
+        </w:pBdr>
+        <w:shd w:val="solid" w:color="FFFFFF" w:fill="auto"/>
+        <w:ind w:firstLine="0"/>
+        <w:rPr>
+          <w:rFonts w:eastAsia="Arial" w:cs="Arial"/>
+          <w:b/>
+          <w:bCs/>
+          <w:color w:val="171717"/>
+          <w:szCs w:val="24"/>
+        </w:rPr>
+      </w:pPr>
+    </w:p>
+    <w:p>
+      <w:pPr>
+        <w:pBdr>
+          <w:top w:val="nil"/>
+          <w:left w:val="nil"/>
+          <w:bottom w:val="nil"/>
+          <w:right w:val="nil"/>
+          <w:between w:val="nil"/>
+        </w:pBdr>
+        <w:shd w:val="solid" w:color="FFFFFF" w:fill="auto"/>
+        <w:rPr>
+          <w:rFonts w:eastAsia="Arial" w:cs="Arial"/>
+          <w:szCs w:val="24"/>
+        </w:rPr>
+      </w:pPr>
+      <w:r>
+        <w:rPr>
+          <w:rFonts w:eastAsia="Arial" w:cs="Arial"/>
+          <w:szCs w:val="24"/>
+        </w:rPr>
+        <w:t xml:space="preserve">O Visual Studio </w:t>
+      </w:r>
+      <w:proofErr w:type="spellStart"/>
+      <w:r>
+        <w:rPr>
+          <w:rFonts w:eastAsia="Arial" w:cs="Arial"/>
+          <w:szCs w:val="24"/>
+        </w:rPr>
+        <w:t>Code</w:t>
+      </w:r>
+      <w:proofErr w:type="spellEnd"/>
+      <w:r>
+        <w:rPr>
+          <w:rFonts w:eastAsia="Arial" w:cs="Arial"/>
+          <w:szCs w:val="24"/>
+        </w:rPr>
+        <w:t xml:space="preserve"> é um editor de código-fonte desenvolvido pela Microsoft. Ele inclui suporte para depuração, controle de versionamento </w:t>
+      </w:r>
+      <w:proofErr w:type="spellStart"/>
+      <w:r>
+        <w:rPr>
+          <w:rFonts w:eastAsia="Arial" w:cs="Arial"/>
+          <w:szCs w:val="24"/>
+        </w:rPr>
+        <w:t>Git</w:t>
+      </w:r>
+      <w:proofErr w:type="spellEnd"/>
+      <w:r>
+        <w:rPr>
+          <w:rFonts w:eastAsia="Arial" w:cs="Arial"/>
+          <w:szCs w:val="24"/>
+        </w:rPr>
+        <w:t xml:space="preserve"> incorporado, realce de sintaxe, complementação inteligente de código e </w:t>
+      </w:r>
+      <w:proofErr w:type="spellStart"/>
+      <w:r>
+        <w:rPr>
+          <w:rFonts w:eastAsia="Arial" w:cs="Arial"/>
+          <w:szCs w:val="24"/>
+        </w:rPr>
+        <w:t>refatoração</w:t>
+      </w:r>
+      <w:proofErr w:type="spellEnd"/>
+      <w:r>
+        <w:rPr>
+          <w:rFonts w:eastAsia="Arial" w:cs="Arial"/>
+          <w:szCs w:val="24"/>
+        </w:rPr>
+        <w:t xml:space="preserve"> de código.</w:t>
+      </w:r>
+    </w:p>
+    <w:p>
+      <w:pPr>
+        <w:pBdr>
+          <w:top w:val="nil"/>
+          <w:left w:val="nil"/>
+          <w:bottom w:val="nil"/>
+          <w:right w:val="nil"/>
+          <w:between w:val="nil"/>
+        </w:pBdr>
+        <w:shd w:val="solid" w:color="FFFFFF" w:fill="auto"/>
+        <w:rPr>
+          <w:rFonts w:eastAsia="Segoe UI" w:cs="Arial"/>
+          <w:b/>
+          <w:bCs/>
+          <w:szCs w:val="24"/>
+        </w:rPr>
+      </w:pPr>
+    </w:p>
+    <w:p>
+      <w:pPr>
+        <w:pBdr>
+          <w:top w:val="nil"/>
+          <w:left w:val="nil"/>
+          <w:bottom w:val="nil"/>
+          <w:right w:val="nil"/>
+          <w:between w:val="nil"/>
+        </w:pBdr>
+        <w:shd w:val="solid" w:color="FFFFFF" w:fill="auto"/>
+        <w:rPr>
+          <w:rFonts w:eastAsia="Segoe UI" w:cs="Arial"/>
+          <w:b/>
+          <w:bCs/>
+          <w:szCs w:val="24"/>
+        </w:rPr>
+      </w:pPr>
+    </w:p>
+    <w:p>
+      <w:pPr>
+        <w:pBdr>
+          <w:top w:val="nil"/>
+          <w:left w:val="nil"/>
+          <w:bottom w:val="nil"/>
+          <w:right w:val="nil"/>
+          <w:between w:val="nil"/>
+        </w:pBdr>
+        <w:shd w:val="solid" w:color="FFFFFF" w:fill="auto"/>
+        <w:rPr>
+          <w:rFonts w:eastAsia="Segoe UI" w:cs="Arial"/>
+          <w:b/>
+          <w:bCs/>
+          <w:szCs w:val="24"/>
+        </w:rPr>
+      </w:pPr>
+    </w:p>
+    <w:p>
+      <w:pPr>
+        <w:pStyle w:val="Ttulo3"/>
+        <w:ind w:firstLine="567"/>
+        <w:rPr>
+          <w:rFonts w:ascii="Arial" w:hAnsi="Arial" w:cs="Arial"/>
+          <w:b/>
+          <w:bCs/>
+          <w:color w:val="000000" w:themeColor="text1"/>
+          <w:szCs w:val="28"/>
+        </w:rPr>
+      </w:pPr>
+      <w:bookmarkStart w:id="28" w:name="_Toc215588562"/>
+      <w:r>
+        <w:rPr>
+          <w:rFonts w:ascii="Arial" w:hAnsi="Arial" w:cs="Arial"/>
+          <w:b/>
+          <w:bCs/>
+          <w:color w:val="000000" w:themeColor="text1"/>
+          <w:szCs w:val="28"/>
+        </w:rPr>
+        <w:lastRenderedPageBreak/>
+        <w:t xml:space="preserve">4.2.2 </w:t>
+      </w:r>
+      <w:proofErr w:type="spellStart"/>
+      <w:r>
+        <w:rPr>
+          <w:rFonts w:ascii="Arial" w:hAnsi="Arial" w:cs="Arial"/>
+          <w:b/>
+          <w:bCs/>
+          <w:color w:val="000000" w:themeColor="text1"/>
+          <w:szCs w:val="28"/>
+        </w:rPr>
+        <w:t>Supabase</w:t>
+      </w:r>
+      <w:bookmarkStart w:id="29" w:name="_GoBack"/>
+      <w:bookmarkEnd w:id="28"/>
+      <w:bookmarkEnd w:id="29"/>
+      <w:proofErr w:type="spellEnd"/>
+    </w:p>
+    <w:p>
+      <w:pPr>
+        <w:pStyle w:val="Legenda"/>
+        <w:keepNext/>
+        <w:ind w:firstLine="0"/>
+        <w:rPr>
+          <w:rFonts w:cs="Arial"/>
+          <w:i w:val="0"/>
+          <w:sz w:val="20"/>
+        </w:rPr>
+      </w:pPr>
+    </w:p>
+    <w:p>
+      <w:pPr>
+        <w:pStyle w:val="Legenda"/>
+        <w:keepNext/>
+        <w:ind w:firstLine="0"/>
+        <w:jc w:val="center"/>
+        <w:rPr>
+          <w:rFonts w:cs="Arial"/>
+          <w:i w:val="0"/>
+          <w:color w:val="000000" w:themeColor="text1"/>
+          <w:sz w:val="20"/>
+        </w:rPr>
+      </w:pPr>
+      <w:bookmarkStart w:id="30" w:name="_Toc215586070"/>
+      <w:r>
+        <w:rPr>
+          <w:rFonts w:cs="Arial"/>
+          <w:i w:val="0"/>
+          <w:color w:val="000000" w:themeColor="text1"/>
+          <w:sz w:val="20"/>
+        </w:rPr>
+        <w:t xml:space="preserve">Figura </w:t>
+      </w:r>
+      <w:r>
+        <w:rPr>
+          <w:rFonts w:cs="Arial"/>
+          <w:i w:val="0"/>
+          <w:color w:val="000000" w:themeColor="text1"/>
+          <w:sz w:val="20"/>
+        </w:rPr>
+        <w:fldChar w:fldCharType="begin"/>
+      </w:r>
+      <w:r>
+        <w:rPr>
+          <w:rFonts w:cs="Arial"/>
+          <w:i w:val="0"/>
+          <w:color w:val="000000" w:themeColor="text1"/>
+          <w:sz w:val="20"/>
+        </w:rPr>
+        <w:instrText xml:space="preserve"> SEQ Figura \* ARABIC </w:instrText>
+      </w:r>
+      <w:r>
+        <w:rPr>
+          <w:rFonts w:cs="Arial"/>
+          <w:i w:val="0"/>
+          <w:color w:val="000000" w:themeColor="text1"/>
+          <w:sz w:val="20"/>
+        </w:rPr>
+        <w:fldChar w:fldCharType="separate"/>
+      </w:r>
+      <w:r>
+        <w:rPr>
+          <w:rFonts w:cs="Arial"/>
+          <w:i w:val="0"/>
+          <w:noProof/>
+          <w:color w:val="000000" w:themeColor="text1"/>
+          <w:sz w:val="20"/>
+        </w:rPr>
+        <w:t>10</w:t>
+      </w:r>
+      <w:r>
+        <w:rPr>
+          <w:rFonts w:cs="Arial"/>
+          <w:i w:val="0"/>
+          <w:color w:val="000000" w:themeColor="text1"/>
+          <w:sz w:val="20"/>
+        </w:rPr>
+        <w:fldChar w:fldCharType="end"/>
+      </w:r>
+      <w:r>
+        <w:rPr>
+          <w:rFonts w:cs="Arial"/>
+          <w:i w:val="0"/>
+          <w:color w:val="000000" w:themeColor="text1"/>
+          <w:sz w:val="20"/>
+        </w:rPr>
+        <w:t xml:space="preserve"> - Logo </w:t>
+      </w:r>
+      <w:proofErr w:type="spellStart"/>
+      <w:r>
+        <w:rPr>
+          <w:rFonts w:cs="Arial"/>
+          <w:i w:val="0"/>
+          <w:color w:val="000000" w:themeColor="text1"/>
+          <w:sz w:val="20"/>
+        </w:rPr>
+        <w:t>Supabase</w:t>
+      </w:r>
+      <w:bookmarkEnd w:id="30"/>
+      <w:proofErr w:type="spellEnd"/>
+    </w:p>
+    <w:p>
+      <w:pPr>
+        <w:ind w:firstLine="0"/>
+        <w:jc w:val="center"/>
+        <w:rPr>
+          <w:rFonts w:cs="Arial"/>
+          <w:szCs w:val="24"/>
+          <w:shd w:val="clear" w:color="auto" w:fill="D3E3FD"/>
+        </w:rPr>
+      </w:pPr>
+      <w:r>
+        <w:rPr>
+          <w:noProof/>
+        </w:rPr>
+        <w:drawing>
+          <wp:inline distT="0" distB="0" distL="0" distR="0" wp14:anchorId="6673177B" wp14:editId="6858C5EA">
+            <wp:extent cx="1595886" cy="1595886"/>
+            <wp:effectExtent l="0" t="0" r="0" b="0"/>
+            <wp:docPr id="24" name="Imagem 24" descr="Monkedo Supabase Integration"/>
+            <wp:cNvGraphicFramePr>
+              <a:graphicFrameLocks xmlns:a="http://schemas.openxmlformats.org/drawingml/2006/main" noChangeAspect="1"/>
+            </wp:cNvGraphicFramePr>
+            <a:graphic xmlns:a="http://schemas.openxmlformats.org/drawingml/2006/main">
+              <a:graphicData uri="http://schemas.openxmlformats.org/drawingml/2006/picture">
+                <pic:pic xmlns:pic="http://schemas.openxmlformats.org/drawingml/2006/picture">
+                  <pic:nvPicPr>
+                    <pic:cNvPr id="0" name="Picture 40" descr="Monkedo Supabase Integration"/>
+                    <pic:cNvPicPr>
+                      <a:picLocks noChangeAspect="1" noChangeArrowheads="1"/>
+                    </pic:cNvPicPr>
+                  </pic:nvPicPr>
+                  <pic:blipFill>
+                    <a:blip r:embed="rId12">
+                      <a:extLst>
+                        <a:ext uri="{28A0092B-C50C-407E-A947-70E740481C1C}">
+                          <a14:useLocalDpi xmlns:a14="http://schemas.microsoft.com/office/drawing/2010/main" val="0"/>
+                        </a:ext>
+                      </a:extLst>
+                    </a:blip>
+                    <a:srcRect/>
+                    <a:stretch>
+                      <a:fillRect/>
+                    </a:stretch>
+                  </pic:blipFill>
+                  <pic:spPr bwMode="auto">
+                    <a:xfrm>
+                      <a:off x="0" y="0"/>
+                      <a:ext cx="1617147" cy="1617147"/>
+                    </a:xfrm>
+                    <a:prstGeom prst="rect">
+                      <a:avLst/>
+                    </a:prstGeom>
+                    <a:noFill/>
+                    <a:ln>
+                      <a:noFill/>
+                    </a:ln>
+                  </pic:spPr>
+                </pic:pic>
+              </a:graphicData>
+            </a:graphic>
+          </wp:inline>
+        </w:drawing>
+      </w:r>
+    </w:p>
+    <w:p>
+      <w:pPr>
+        <w:ind w:firstLine="0"/>
+        <w:jc w:val="center"/>
+        <w:rPr>
+          <w:rFonts w:cs="Arial"/>
+          <w:sz w:val="20"/>
+          <w:szCs w:val="18"/>
+        </w:rPr>
+      </w:pPr>
+      <w:r>
+        <w:rPr>
+          <w:rFonts w:cs="Arial"/>
+          <w:sz w:val="20"/>
+          <w:szCs w:val="18"/>
+        </w:rPr>
+        <w:t xml:space="preserve">Fonte: </w:t>
+      </w:r>
+      <w:r>
+        <w:rPr>
+          <w:rFonts w:cs="Arial"/>
+          <w:sz w:val="20"/>
+          <w:szCs w:val="18"/>
+        </w:rPr>
+        <w:t>MONKEDO</w:t>
+      </w:r>
+      <w:r>
+        <w:rPr>
+          <w:rFonts w:cs="Arial"/>
+          <w:sz w:val="20"/>
+          <w:szCs w:val="18"/>
+        </w:rPr>
+        <w:t xml:space="preserve"> (</w:t>
+      </w:r>
+      <w:r>
+        <w:rPr>
+          <w:rFonts w:cs="Arial"/>
+          <w:sz w:val="20"/>
+          <w:szCs w:val="18"/>
+        </w:rPr>
+        <w:t>2026</w:t>
+      </w:r>
+      <w:r>
+        <w:rPr>
+          <w:rFonts w:cs="Arial"/>
+          <w:sz w:val="20"/>
+          <w:szCs w:val="18"/>
+        </w:rPr>
+        <w:t>).</w:t>
+      </w:r>
+    </w:p>
+    <w:p>
+      <w:pPr>
+        <w:ind w:firstLine="0"/>
+        <w:jc w:val="center"/>
+        <w:rPr>
+          <w:rFonts w:cs="Arial"/>
+        </w:rPr>
+      </w:pPr>
+    </w:p>
+    <w:p>
+      <w:pPr>
+        <w:rPr>
+          <w:rFonts w:cs="Arial"/>
+          <w:szCs w:val="24"/>
+          <w:shd w:val="clear" w:color="auto" w:fill="FFFFFF"/>
+        </w:rPr>
+      </w:pPr>
+      <w:r>
+        <w:rPr>
+          <w:rFonts w:cs="Arial"/>
+          <w:szCs w:val="24"/>
+          <w:shd w:val="clear" w:color="auto" w:fill="FFFFFF"/>
+        </w:rPr>
+        <w:t xml:space="preserve">O </w:t>
+      </w:r>
+      <w:proofErr w:type="spellStart"/>
+      <w:r>
+        <w:rPr>
+          <w:rFonts w:cs="Arial"/>
+          <w:szCs w:val="24"/>
+          <w:shd w:val="clear" w:color="auto" w:fill="FFFFFF"/>
+        </w:rPr>
+        <w:t>Supabase</w:t>
+      </w:r>
+      <w:proofErr w:type="spellEnd"/>
+      <w:r>
+        <w:rPr>
+          <w:rFonts w:cs="Arial"/>
+          <w:szCs w:val="24"/>
+          <w:shd w:val="clear" w:color="auto" w:fill="FFFFFF"/>
+        </w:rPr>
+        <w:t xml:space="preserve"> é uma plataforma de </w:t>
+      </w:r>
+      <w:proofErr w:type="spellStart"/>
+      <w:r>
+        <w:rPr>
+          <w:rFonts w:cs="Arial"/>
+          <w:szCs w:val="24"/>
+          <w:shd w:val="clear" w:color="auto" w:fill="FFFFFF"/>
+        </w:rPr>
+        <w:t>backend</w:t>
+      </w:r>
+      <w:proofErr w:type="spellEnd"/>
+      <w:r>
+        <w:rPr>
+          <w:rFonts w:cs="Arial"/>
+          <w:szCs w:val="24"/>
+          <w:shd w:val="clear" w:color="auto" w:fill="FFFFFF"/>
+        </w:rPr>
+        <w:t xml:space="preserve"> baseada em PostgreSQL que oferece autenticação, APIs automáticas, armazenamento de arquivos e funções </w:t>
+      </w:r>
+      <w:proofErr w:type="spellStart"/>
+      <w:r>
+        <w:rPr>
+          <w:rFonts w:cs="Arial"/>
+          <w:szCs w:val="24"/>
+          <w:shd w:val="clear" w:color="auto" w:fill="FFFFFF"/>
+        </w:rPr>
+        <w:t>serverless</w:t>
+      </w:r>
+      <w:proofErr w:type="spellEnd"/>
+      <w:r>
+        <w:rPr>
+          <w:rFonts w:cs="Arial"/>
+          <w:szCs w:val="24"/>
+          <w:shd w:val="clear" w:color="auto" w:fill="FFFFFF"/>
+        </w:rPr>
+        <w:t xml:space="preserve">. Ele facilita criar e gerenciar toda a estrutura do </w:t>
+      </w:r>
+      <w:proofErr w:type="spellStart"/>
+      <w:r>
+        <w:rPr>
+          <w:rFonts w:cs="Arial"/>
+          <w:szCs w:val="24"/>
+          <w:shd w:val="clear" w:color="auto" w:fill="FFFFFF"/>
+        </w:rPr>
+        <w:t>backend</w:t>
+      </w:r>
+      <w:proofErr w:type="spellEnd"/>
+      <w:r>
+        <w:rPr>
+          <w:rFonts w:cs="Arial"/>
+          <w:szCs w:val="24"/>
+          <w:shd w:val="clear" w:color="auto" w:fill="FFFFFF"/>
+        </w:rPr>
+        <w:t xml:space="preserve"> de forma rápida, sendo uma alternativa open-</w:t>
+      </w:r>
+      <w:proofErr w:type="spellStart"/>
+      <w:r>
+        <w:rPr>
+          <w:rFonts w:cs="Arial"/>
+          <w:szCs w:val="24"/>
+          <w:shd w:val="clear" w:color="auto" w:fill="FFFFFF"/>
+        </w:rPr>
+        <w:t>source</w:t>
+      </w:r>
+      <w:proofErr w:type="spellEnd"/>
+      <w:r>
+        <w:rPr>
+          <w:rFonts w:cs="Arial"/>
+          <w:szCs w:val="24"/>
+          <w:shd w:val="clear" w:color="auto" w:fill="FFFFFF"/>
+        </w:rPr>
+        <w:t xml:space="preserve"> ao </w:t>
+      </w:r>
+      <w:proofErr w:type="spellStart"/>
+      <w:r>
+        <w:rPr>
+          <w:rFonts w:cs="Arial"/>
+          <w:szCs w:val="24"/>
+          <w:shd w:val="clear" w:color="auto" w:fill="FFFFFF"/>
+        </w:rPr>
+        <w:t>Firebase</w:t>
+      </w:r>
+      <w:proofErr w:type="spellEnd"/>
+      <w:r>
+        <w:rPr>
+          <w:rFonts w:cs="Arial"/>
+          <w:szCs w:val="24"/>
+          <w:shd w:val="clear" w:color="auto" w:fill="FFFFFF"/>
+        </w:rPr>
+        <w:t>.</w:t>
+      </w:r>
+    </w:p>
+    <w:p>
+      <w:pPr>
+        <w:pBdr>
+          <w:top w:val="nil"/>
+          <w:left w:val="nil"/>
+          <w:bottom w:val="nil"/>
+          <w:right w:val="nil"/>
+          <w:between w:val="nil"/>
+        </w:pBdr>
+        <w:shd w:val="solid" w:color="FFFFFF" w:fill="auto"/>
+        <w:rPr>
+          <w:rFonts w:eastAsia="Segoe UI" w:cs="Arial"/>
+          <w:b/>
+          <w:bCs/>
+          <w:szCs w:val="24"/>
+        </w:rPr>
+      </w:pPr>
+    </w:p>
+    <w:p>
+      <w:pPr>
+        <w:ind w:firstLine="0"/>
       </w:pPr>
     </w:p>
     <w:sectPr>
@@ -4084,7 +5262,6 @@
     <w:next w:val="Normal"/>
     <w:link w:val="Ttulo2Char"/>
     <w:uiPriority w:val="9"/>
-    <w:semiHidden/>
     <w:unhideWhenUsed/>
     <w:qFormat/>
     <w:rsid w:val="002D6335"/>
@@ -4185,7 +5362,6 @@
     <w:basedOn w:val="Fontepargpadro"/>
     <w:link w:val="Ttulo2"/>
     <w:uiPriority w:val="9"/>
-    <w:semiHidden/>
     <w:rsid w:val="002D6335"/>
     <w:rPr>
       <w:rFonts w:asciiTheme="majorHAnsi" w:eastAsiaTheme="majorEastAsia" w:hAnsiTheme="majorHAnsi" w:cstheme="majorBidi"/>

--- a/tcc-documentacao/Planejamento/TCC_Completo_rascunho.docx
+++ b/tcc-documentacao/Planejamento/TCC_Completo_rascunho.docx
@@ -187,7 +187,10 @@
     <w:p>
       <w:pPr>
         <w:pStyle w:val="Ttulo2"/>
-        <w:ind w:firstLine="0"/>
+        <w:numPr>
+          <w:ilvl w:val="1"/>
+          <w:numId w:val="8"/>
+        </w:numPr>
         <w:rPr>
           <w:rFonts w:ascii="Arial" w:hAnsi="Arial" w:cs="Arial"/>
           <w:b/>
@@ -205,16 +208,12 @@
           <w:szCs w:val="24"/>
         </w:rPr>
         <w:lastRenderedPageBreak/>
-        <w:t>1.1 Problematização</w:t>
-      </w:r>
-    </w:p>
-    <w:p>
-      <w:pPr>
-        <w:pStyle w:val="NormalWeb"/>
-        <w:jc w:val="both"/>
-        <w:rPr>
-          <w:rFonts w:ascii="Arial" w:hAnsi="Arial" w:cs="Arial"/>
-        </w:rPr>
+        <w:t>Problematização</w:t>
+      </w:r>
+    </w:p>
+    <w:p>
+      <w:pPr>
+        <w:ind w:firstLine="0"/>
       </w:pPr>
     </w:p>
     <w:p>
@@ -239,6 +238,10 @@
     <w:p/>
     <w:p/>
     <w:p/>
+    <w:p>
+      <w:bookmarkStart w:id="2" w:name="_GoBack"/>
+      <w:bookmarkEnd w:id="2"/>
+    </w:p>
     <w:p>
       <w:pPr>
         <w:pStyle w:val="Ttulo2"/>
@@ -522,7 +525,7 @@
           <w:szCs w:val="24"/>
         </w:rPr>
       </w:pPr>
-      <w:bookmarkStart w:id="2" w:name="_Toc215588544"/>
+      <w:bookmarkStart w:id="3" w:name="_Toc215588544"/>
       <w:r>
         <w:rPr>
           <w:rFonts w:ascii="Arial" w:hAnsi="Arial" w:cs="Arial"/>
@@ -564,7 +567,7 @@
         </w:rPr>
         <w:t>Desafios</w:t>
       </w:r>
-      <w:bookmarkEnd w:id="2"/>
+      <w:bookmarkEnd w:id="3"/>
     </w:p>
     <w:p>
       <w:pPr>
@@ -795,7 +798,7 @@
           <w:u w:val="single"/>
         </w:rPr>
       </w:pPr>
-      <w:bookmarkStart w:id="3" w:name="_Toc215588545"/>
+      <w:bookmarkStart w:id="4" w:name="_Toc215588545"/>
       <w:r>
         <w:rPr>
           <w:rFonts w:ascii="Arial" w:hAnsi="Arial" w:cs="Arial"/>
@@ -808,7 +811,7 @@
         <w:lastRenderedPageBreak/>
         <w:t>1.4 Objetivos</w:t>
       </w:r>
-      <w:bookmarkEnd w:id="3"/>
+      <w:bookmarkEnd w:id="4"/>
     </w:p>
     <w:p>
       <w:pPr>
@@ -832,7 +835,7 @@
           <w:color w:val="000000" w:themeColor="text1"/>
         </w:rPr>
       </w:pPr>
-      <w:bookmarkStart w:id="4" w:name="_Toc215588546"/>
+      <w:bookmarkStart w:id="5" w:name="_Toc215588546"/>
       <w:r>
         <w:rPr>
           <w:rFonts w:ascii="Arial" w:hAnsi="Arial" w:cs="Arial"/>
@@ -841,7 +844,7 @@
         </w:rPr>
         <w:t>Objetivos Gerais</w:t>
       </w:r>
-      <w:bookmarkEnd w:id="4"/>
+      <w:bookmarkEnd w:id="5"/>
     </w:p>
     <w:p>
       <w:pPr>
@@ -868,7 +871,7 @@
           <w:color w:val="000000" w:themeColor="text1"/>
         </w:rPr>
       </w:pPr>
-      <w:bookmarkStart w:id="5" w:name="_Hlk236231455"/>
+      <w:bookmarkStart w:id="6" w:name="_Hlk236231455"/>
       <w:r>
         <w:rPr>
           <w:rFonts w:cs="Arial"/>
@@ -879,7 +882,7 @@
         <w:t>Objetivos Específicos</w:t>
       </w:r>
     </w:p>
-    <w:bookmarkEnd w:id="5"/>
+    <w:bookmarkEnd w:id="6"/>
     <w:p>
       <w:pPr>
         <w:pStyle w:val="NormalWeb"/>
@@ -1085,8 +1088,8 @@
           <w:szCs w:val="24"/>
         </w:rPr>
       </w:pPr>
-      <w:bookmarkStart w:id="6" w:name="_Toc215588548"/>
-      <w:bookmarkStart w:id="7" w:name="_Hlk236231899"/>
+      <w:bookmarkStart w:id="7" w:name="_Toc215588548"/>
+      <w:bookmarkStart w:id="8" w:name="_Hlk236231899"/>
       <w:r>
         <w:rPr>
           <w:rFonts w:ascii="Arial" w:hAnsi="Arial" w:cs="Arial"/>
@@ -1117,9 +1120,9 @@
         </w:rPr>
         <w:t>Estudo da Viabilidade</w:t>
       </w:r>
-      <w:bookmarkEnd w:id="6"/>
-    </w:p>
-    <w:bookmarkEnd w:id="7"/>
+      <w:bookmarkEnd w:id="7"/>
+    </w:p>
+    <w:bookmarkEnd w:id="8"/>
     <w:p/>
     <w:p>
       <w:pPr>
@@ -1328,7 +1331,7 @@
           <w:szCs w:val="28"/>
         </w:rPr>
       </w:pPr>
-      <w:bookmarkStart w:id="8" w:name="_Toc215588549"/>
+      <w:bookmarkStart w:id="9" w:name="_Toc215588549"/>
       <w:r>
         <w:rPr>
           <w:rFonts w:cs="Arial"/>
@@ -1338,7 +1341,7 @@
         <w:lastRenderedPageBreak/>
         <w:t>3. METODOLOGIAS DE PESQUISA</w:t>
       </w:r>
-      <w:bookmarkEnd w:id="8"/>
+      <w:bookmarkEnd w:id="9"/>
     </w:p>
     <w:p>
       <w:pPr>
@@ -1353,7 +1356,7 @@
           <w:szCs w:val="24"/>
         </w:rPr>
       </w:pPr>
-      <w:bookmarkStart w:id="9" w:name="_Toc215588550"/>
+      <w:bookmarkStart w:id="10" w:name="_Toc215588550"/>
       <w:r>
         <w:rPr>
           <w:rFonts w:ascii="Arial" w:hAnsi="Arial" w:cs="Arial"/>
@@ -1384,7 +1387,7 @@
         </w:rPr>
         <w:t>Pesquisa de Campo</w:t>
       </w:r>
-      <w:bookmarkEnd w:id="9"/>
+      <w:bookmarkEnd w:id="10"/>
     </w:p>
     <w:p/>
     <w:p/>
@@ -1506,7 +1509,7 @@
           <w:szCs w:val="28"/>
         </w:rPr>
       </w:pPr>
-      <w:bookmarkStart w:id="10" w:name="_Toc215588552"/>
+      <w:bookmarkStart w:id="11" w:name="_Toc215588552"/>
       <w:r>
         <w:rPr>
           <w:rFonts w:cs="Arial"/>
@@ -1516,7 +1519,7 @@
         <w:lastRenderedPageBreak/>
         <w:t>4. TECNOLOGIAS UTILIZADAS</w:t>
       </w:r>
-      <w:bookmarkEnd w:id="10"/>
+      <w:bookmarkEnd w:id="11"/>
     </w:p>
     <w:p>
       <w:pPr>
@@ -1529,8 +1532,8 @@
           <w:sz w:val="24"/>
         </w:rPr>
       </w:pPr>
-      <w:bookmarkStart w:id="11" w:name="_Toc215588553"/>
-      <w:bookmarkStart w:id="12" w:name="_Hlk207372423"/>
+      <w:bookmarkStart w:id="12" w:name="_Toc215588553"/>
+      <w:bookmarkStart w:id="13" w:name="_Hlk207372423"/>
       <w:r>
         <w:rPr>
           <w:rFonts w:ascii="Arial" w:hAnsi="Arial" w:cs="Arial"/>
@@ -1557,9 +1560,9 @@
         </w:rPr>
         <w:t>Linguagens</w:t>
       </w:r>
-      <w:bookmarkEnd w:id="11"/>
-    </w:p>
-    <w:bookmarkEnd w:id="12"/>
+      <w:bookmarkEnd w:id="12"/>
+    </w:p>
+    <w:bookmarkEnd w:id="13"/>
     <w:p/>
     <w:p>
       <w:pPr>
@@ -1573,7 +1576,7 @@
           <w:szCs w:val="28"/>
         </w:rPr>
       </w:pPr>
-      <w:bookmarkStart w:id="13" w:name="_Toc215588554"/>
+      <w:bookmarkStart w:id="14" w:name="_Toc215588554"/>
       <w:r>
         <w:rPr>
           <w:rFonts w:ascii="Arial" w:hAnsi="Arial" w:cs="Arial"/>
@@ -1584,7 +1587,7 @@
         </w:rPr>
         <w:t>4.1.1 HTML</w:t>
       </w:r>
-      <w:bookmarkEnd w:id="13"/>
+      <w:bookmarkEnd w:id="14"/>
     </w:p>
     <w:p>
       <w:pPr>
@@ -1599,7 +1602,7 @@
           <w:sz w:val="20"/>
         </w:rPr>
       </w:pPr>
-      <w:bookmarkStart w:id="14" w:name="_Toc215586063"/>
+      <w:bookmarkStart w:id="15" w:name="_Toc215586063"/>
       <w:r>
         <w:rPr>
           <w:rFonts w:cs="Arial"/>
@@ -1664,7 +1667,7 @@
         </w:rPr>
         <w:t xml:space="preserve"> - Logo HTML</w:t>
       </w:r>
-      <w:bookmarkEnd w:id="14"/>
+      <w:bookmarkEnd w:id="15"/>
     </w:p>
     <w:p>
       <w:pPr>
@@ -1839,7 +1842,7 @@
           <w:szCs w:val="28"/>
         </w:rPr>
       </w:pPr>
-      <w:bookmarkStart w:id="15" w:name="_Toc215588555"/>
+      <w:bookmarkStart w:id="16" w:name="_Toc215588555"/>
       <w:r>
         <w:rPr>
           <w:rFonts w:ascii="Arial" w:hAnsi="Arial" w:cs="Arial"/>
@@ -1850,7 +1853,7 @@
         </w:rPr>
         <w:t>4.1.2 CSS</w:t>
       </w:r>
-      <w:bookmarkEnd w:id="15"/>
+      <w:bookmarkEnd w:id="16"/>
     </w:p>
     <w:p>
       <w:pPr>
@@ -1865,7 +1868,7 @@
           <w:sz w:val="20"/>
         </w:rPr>
       </w:pPr>
-      <w:bookmarkStart w:id="16" w:name="_Toc215586064"/>
+      <w:bookmarkStart w:id="17" w:name="_Toc215586064"/>
       <w:r>
         <w:rPr>
           <w:rFonts w:cs="Arial"/>
@@ -1930,7 +1933,7 @@
         </w:rPr>
         <w:t xml:space="preserve"> - Logo CSS</w:t>
       </w:r>
-      <w:bookmarkEnd w:id="16"/>
+      <w:bookmarkEnd w:id="17"/>
     </w:p>
     <w:p>
       <w:pPr>
@@ -2108,7 +2111,7 @@
           <w:szCs w:val="28"/>
         </w:rPr>
       </w:pPr>
-      <w:bookmarkStart w:id="17" w:name="_Toc215588556"/>
+      <w:bookmarkStart w:id="18" w:name="_Toc215588556"/>
       <w:r>
         <w:rPr>
           <w:rFonts w:ascii="Arial" w:hAnsi="Arial" w:cs="Arial"/>
@@ -2131,7 +2134,7 @@
         </w:rPr>
         <w:t>JavaScript</w:t>
       </w:r>
-      <w:bookmarkEnd w:id="17"/>
+      <w:bookmarkEnd w:id="18"/>
       <w:proofErr w:type="spellEnd"/>
     </w:p>
     <w:p>
@@ -2154,7 +2157,7 @@
           <w:sz w:val="20"/>
         </w:rPr>
       </w:pPr>
-      <w:bookmarkStart w:id="18" w:name="_Toc215586065"/>
+      <w:bookmarkStart w:id="19" w:name="_Toc215586065"/>
       <w:r>
         <w:rPr>
           <w:rFonts w:cs="Arial"/>
@@ -2229,7 +2232,7 @@
         </w:rPr>
         <w:t>JavaScript</w:t>
       </w:r>
-      <w:bookmarkEnd w:id="18"/>
+      <w:bookmarkEnd w:id="19"/>
       <w:proofErr w:type="spellEnd"/>
     </w:p>
     <w:p>
@@ -2400,7 +2403,7 @@
           <w:szCs w:val="28"/>
         </w:rPr>
       </w:pPr>
-      <w:bookmarkStart w:id="19" w:name="_Toc215588557"/>
+      <w:bookmarkStart w:id="20" w:name="_Toc215588557"/>
       <w:r>
         <w:rPr>
           <w:rFonts w:ascii="Arial" w:hAnsi="Arial" w:cs="Arial"/>
@@ -2411,7 +2414,7 @@
         </w:rPr>
         <w:t>4.1.4 PHP</w:t>
       </w:r>
-      <w:bookmarkEnd w:id="19"/>
+      <w:bookmarkEnd w:id="20"/>
     </w:p>
     <w:p>
       <w:pPr>
@@ -2433,7 +2436,7 @@
           <w:sz w:val="20"/>
         </w:rPr>
       </w:pPr>
-      <w:bookmarkStart w:id="20" w:name="_Toc215586066"/>
+      <w:bookmarkStart w:id="21" w:name="_Toc215586066"/>
       <w:r>
         <w:rPr>
           <w:rFonts w:cs="Arial"/>
@@ -2508,7 +2511,7 @@
         </w:rPr>
         <w:t>Php</w:t>
       </w:r>
-      <w:bookmarkEnd w:id="20"/>
+      <w:bookmarkEnd w:id="21"/>
       <w:proofErr w:type="spellEnd"/>
     </w:p>
     <w:p>
@@ -2682,7 +2685,7 @@
           <w:szCs w:val="28"/>
         </w:rPr>
       </w:pPr>
-      <w:bookmarkStart w:id="21" w:name="_Toc215588558"/>
+      <w:bookmarkStart w:id="22" w:name="_Toc215588558"/>
       <w:r>
         <w:rPr>
           <w:rFonts w:ascii="Arial" w:hAnsi="Arial" w:cs="Arial"/>
@@ -2694,7 +2697,7 @@
         <w:lastRenderedPageBreak/>
         <w:t>4.1.5 Java</w:t>
       </w:r>
-      <w:bookmarkEnd w:id="21"/>
+      <w:bookmarkEnd w:id="22"/>
     </w:p>
     <w:p>
       <w:pPr>
@@ -2716,7 +2719,7 @@
           <w:sz w:val="20"/>
         </w:rPr>
       </w:pPr>
-      <w:bookmarkStart w:id="22" w:name="_Toc215586067"/>
+      <w:bookmarkStart w:id="23" w:name="_Toc215586067"/>
       <w:r>
         <w:rPr>
           <w:rFonts w:cs="Arial"/>
@@ -2781,7 +2784,7 @@
         </w:rPr>
         <w:t xml:space="preserve"> - Logo Java</w:t>
       </w:r>
-      <w:bookmarkEnd w:id="22"/>
+      <w:bookmarkEnd w:id="23"/>
     </w:p>
     <w:p>
       <w:pPr>
@@ -3050,7 +3053,7 @@
           <w:sz w:val="24"/>
         </w:rPr>
       </w:pPr>
-      <w:bookmarkStart w:id="23" w:name="_Toc215588559"/>
+      <w:bookmarkStart w:id="24" w:name="_Toc215588559"/>
       <w:r>
         <w:rPr>
           <w:rFonts w:ascii="Arial" w:hAnsi="Arial" w:cs="Arial"/>
@@ -3078,7 +3081,7 @@
         </w:rPr>
         <w:t>Softwares</w:t>
       </w:r>
-      <w:bookmarkEnd w:id="23"/>
+      <w:bookmarkEnd w:id="24"/>
     </w:p>
     <w:p/>
     <w:p>
@@ -3093,7 +3096,7 @@
           <w:szCs w:val="28"/>
         </w:rPr>
       </w:pPr>
-      <w:bookmarkStart w:id="24" w:name="_Toc215588560"/>
+      <w:bookmarkStart w:id="25" w:name="_Toc215588560"/>
       <w:r>
         <w:rPr>
           <w:rFonts w:ascii="Arial" w:hAnsi="Arial" w:cs="Arial"/>
@@ -3104,7 +3107,7 @@
         </w:rPr>
         <w:t>4.2.1 Android Studio</w:t>
       </w:r>
-      <w:bookmarkEnd w:id="24"/>
+      <w:bookmarkEnd w:id="25"/>
     </w:p>
     <w:p/>
     <w:p>
@@ -3120,7 +3123,7 @@
           <w:sz w:val="20"/>
         </w:rPr>
       </w:pPr>
-      <w:bookmarkStart w:id="25" w:name="_Toc215586068"/>
+      <w:bookmarkStart w:id="26" w:name="_Toc215586068"/>
       <w:r>
         <w:rPr>
           <w:rFonts w:cs="Arial"/>
@@ -3185,7 +3188,7 @@
         </w:rPr>
         <w:t xml:space="preserve"> - Logo Android Studio</w:t>
       </w:r>
-      <w:bookmarkEnd w:id="25"/>
+      <w:bookmarkEnd w:id="26"/>
     </w:p>
     <w:p>
       <w:pPr>
@@ -3323,7 +3326,7 @@
           <w:szCs w:val="28"/>
         </w:rPr>
       </w:pPr>
-      <w:bookmarkStart w:id="26" w:name="_Toc215588561"/>
+      <w:bookmarkStart w:id="27" w:name="_Toc215588561"/>
       <w:r>
         <w:rPr>
           <w:rFonts w:ascii="Arial" w:hAnsi="Arial" w:cs="Arial"/>
@@ -3345,7 +3348,7 @@
         </w:rPr>
         <w:t>Code</w:t>
       </w:r>
-      <w:bookmarkEnd w:id="26"/>
+      <w:bookmarkEnd w:id="27"/>
       <w:proofErr w:type="spellEnd"/>
     </w:p>
     <w:p>
@@ -3368,7 +3371,7 @@
           <w:sz w:val="20"/>
         </w:rPr>
       </w:pPr>
-      <w:bookmarkStart w:id="27" w:name="_Toc215586069"/>
+      <w:bookmarkStart w:id="28" w:name="_Toc215586069"/>
       <w:r>
         <w:rPr>
           <w:rFonts w:cs="Arial"/>
@@ -3433,7 +3436,7 @@
         </w:rPr>
         <w:t xml:space="preserve"> - Logo Visual Studio</w:t>
       </w:r>
-      <w:bookmarkEnd w:id="27"/>
+      <w:bookmarkEnd w:id="28"/>
     </w:p>
     <w:p>
       <w:pPr>
@@ -3699,7 +3702,7 @@
           <w:szCs w:val="28"/>
         </w:rPr>
       </w:pPr>
-      <w:bookmarkStart w:id="28" w:name="_Toc215588562"/>
+      <w:bookmarkStart w:id="29" w:name="_Toc215588562"/>
       <w:r>
         <w:rPr>
           <w:rFonts w:ascii="Arial" w:hAnsi="Arial" w:cs="Arial"/>
@@ -3722,8 +3725,6 @@
         </w:rPr>
         <w:t>Supabase</w:t>
       </w:r>
-      <w:bookmarkStart w:id="29" w:name="_GoBack"/>
-      <w:bookmarkEnd w:id="28"/>
       <w:bookmarkEnd w:id="29"/>
       <w:proofErr w:type="spellEnd"/>
     </w:p>
@@ -4115,6 +4116,119 @@
 <file path=word/numbering.xml><?xml version="1.0" encoding="utf-8"?>
 <w:numbering xmlns:wpc="http://schemas.microsoft.com/office/word/2010/wordprocessingCanvas" xmlns:cx="http://schemas.microsoft.com/office/drawing/2014/chartex" xmlns:cx1="http://schemas.microsoft.com/office/drawing/2015/9/8/chartex" xmlns:cx2="http://schemas.microsoft.com/office/drawing/2015/10/21/chartex" xmlns:cx3="http://schemas.microsoft.com/office/drawing/2016/5/9/chartex" xmlns:cx4="http://schemas.microsoft.com/office/drawing/2016/5/10/chartex" xmlns:cx5="http://schemas.microsoft.com/office/drawing/2016/5/11/chartex" xmlns:cx6="http://schemas.microsoft.com/office/drawing/2016/5/12/chartex" xmlns:cx7="http://schemas.microsoft.com/office/drawing/2016/5/13/chartex" xmlns:cx8="http://schemas.microsoft.com/office/drawing/2016/5/14/chartex" xmlns:mc="http://schemas.openxmlformats.org/markup-compatibility/2006" xmlns:aink="http://schemas.microsoft.com/office/drawing/2016/ink" xmlns:am3d="http://schemas.microsoft.com/office/drawing/2017/model3d" xmlns:o="urn:schemas-microsoft-com:office:office" xmlns:r="http://schemas.openxmlformats.org/officeDocument/2006/relationships" xmlns:m="http://schemas.openxmlformats.org/officeDocument/2006/math" xmlns:v="urn:schemas-microsoft-com:vml" xmlns:wp14="http://schemas.microsoft.com/office/word/2010/wordprocessingDrawing" xmlns:wp="http://schemas.openxmlformats.org/drawingml/2006/wordprocessingDrawing" xmlns:w10="urn:schemas-microsoft-com:office:word" xmlns:w="http://schemas.openxmlformats.org/wordprocessingml/2006/main" xmlns:w14="http://schemas.microsoft.com/office/word/2010/wordml" xmlns:w15="http://schemas.microsoft.com/office/word/2012/wordml" xmlns:w16cid="http://schemas.microsoft.com/office/word/2016/wordml/cid" xmlns:w16se="http://schemas.microsoft.com/office/word/2015/wordml/symex" xmlns:wpg="http://schemas.microsoft.com/office/word/2010/wordprocessingGroup" xmlns:wpi="http://schemas.microsoft.com/office/word/2010/wordprocessingInk" xmlns:wne="http://schemas.microsoft.com/office/word/2006/wordml" xmlns:wps="http://schemas.microsoft.com/office/word/2010/wordprocessingShape" mc:Ignorable="w14 w15 w16se w16cid wp14">
   <w:abstractNum w:abstractNumId="0" w15:restartNumberingAfterBreak="0">
+    <w:nsid w:val="0FA9064B"/>
+    <w:multiLevelType w:val="multilevel"/>
+    <w:tmpl w:val="26DAF8CE"/>
+    <w:lvl w:ilvl="0">
+      <w:start w:val="1"/>
+      <w:numFmt w:val="decimal"/>
+      <w:lvlText w:val="%1"/>
+      <w:lvlJc w:val="left"/>
+      <w:pPr>
+        <w:ind w:left="405" w:hanging="405"/>
+      </w:pPr>
+      <w:rPr>
+        <w:rFonts w:hint="default"/>
+      </w:rPr>
+    </w:lvl>
+    <w:lvl w:ilvl="1">
+      <w:start w:val="1"/>
+      <w:numFmt w:val="decimal"/>
+      <w:lvlText w:val="%1.%2"/>
+      <w:lvlJc w:val="left"/>
+      <w:pPr>
+        <w:ind w:left="405" w:hanging="405"/>
+      </w:pPr>
+      <w:rPr>
+        <w:rFonts w:hint="default"/>
+      </w:rPr>
+    </w:lvl>
+    <w:lvl w:ilvl="2">
+      <w:start w:val="1"/>
+      <w:numFmt w:val="decimal"/>
+      <w:lvlText w:val="%1.%2.%3"/>
+      <w:lvlJc w:val="left"/>
+      <w:pPr>
+        <w:ind w:left="720" w:hanging="720"/>
+      </w:pPr>
+      <w:rPr>
+        <w:rFonts w:hint="default"/>
+      </w:rPr>
+    </w:lvl>
+    <w:lvl w:ilvl="3">
+      <w:start w:val="1"/>
+      <w:numFmt w:val="decimal"/>
+      <w:lvlText w:val="%1.%2.%3.%4"/>
+      <w:lvlJc w:val="left"/>
+      <w:pPr>
+        <w:ind w:left="1080" w:hanging="1080"/>
+      </w:pPr>
+      <w:rPr>
+        <w:rFonts w:hint="default"/>
+      </w:rPr>
+    </w:lvl>
+    <w:lvl w:ilvl="4">
+      <w:start w:val="1"/>
+      <w:numFmt w:val="decimal"/>
+      <w:lvlText w:val="%1.%2.%3.%4.%5"/>
+      <w:lvlJc w:val="left"/>
+      <w:pPr>
+        <w:ind w:left="1080" w:hanging="1080"/>
+      </w:pPr>
+      <w:rPr>
+        <w:rFonts w:hint="default"/>
+      </w:rPr>
+    </w:lvl>
+    <w:lvl w:ilvl="5">
+      <w:start w:val="1"/>
+      <w:numFmt w:val="decimal"/>
+      <w:lvlText w:val="%1.%2.%3.%4.%5.%6"/>
+      <w:lvlJc w:val="left"/>
+      <w:pPr>
+        <w:ind w:left="1440" w:hanging="1440"/>
+      </w:pPr>
+      <w:rPr>
+        <w:rFonts w:hint="default"/>
+      </w:rPr>
+    </w:lvl>
+    <w:lvl w:ilvl="6">
+      <w:start w:val="1"/>
+      <w:numFmt w:val="decimal"/>
+      <w:lvlText w:val="%1.%2.%3.%4.%5.%6.%7"/>
+      <w:lvlJc w:val="left"/>
+      <w:pPr>
+        <w:ind w:left="1440" w:hanging="1440"/>
+      </w:pPr>
+      <w:rPr>
+        <w:rFonts w:hint="default"/>
+      </w:rPr>
+    </w:lvl>
+    <w:lvl w:ilvl="7">
+      <w:start w:val="1"/>
+      <w:numFmt w:val="decimal"/>
+      <w:lvlText w:val="%1.%2.%3.%4.%5.%6.%7.%8"/>
+      <w:lvlJc w:val="left"/>
+      <w:pPr>
+        <w:ind w:left="1800" w:hanging="1800"/>
+      </w:pPr>
+      <w:rPr>
+        <w:rFonts w:hint="default"/>
+      </w:rPr>
+    </w:lvl>
+    <w:lvl w:ilvl="8">
+      <w:start w:val="1"/>
+      <w:numFmt w:val="decimal"/>
+      <w:lvlText w:val="%1.%2.%3.%4.%5.%6.%7.%8.%9"/>
+      <w:lvlJc w:val="left"/>
+      <w:pPr>
+        <w:ind w:left="1800" w:hanging="1800"/>
+      </w:pPr>
+      <w:rPr>
+        <w:rFonts w:hint="default"/>
+      </w:rPr>
+    </w:lvl>
+  </w:abstractNum>
+  <w:abstractNum w:abstractNumId="1" w15:restartNumberingAfterBreak="0">
     <w:nsid w:val="148271C5"/>
     <w:multiLevelType w:val="multilevel"/>
     <w:tmpl w:val="D05263BE"/>
@@ -4227,7 +4341,7 @@
       </w:rPr>
     </w:lvl>
   </w:abstractNum>
-  <w:abstractNum w:abstractNumId="1" w15:restartNumberingAfterBreak="0">
+  <w:abstractNum w:abstractNumId="2" w15:restartNumberingAfterBreak="0">
     <w:nsid w:val="15645DD4"/>
     <w:multiLevelType w:val="hybridMultilevel"/>
     <w:tmpl w:val="CF58104A"/>
@@ -4313,7 +4427,7 @@
       </w:pPr>
     </w:lvl>
   </w:abstractNum>
-  <w:abstractNum w:abstractNumId="2" w15:restartNumberingAfterBreak="0">
+  <w:abstractNum w:abstractNumId="3" w15:restartNumberingAfterBreak="0">
     <w:nsid w:val="2899256B"/>
     <w:multiLevelType w:val="hybridMultilevel"/>
     <w:tmpl w:val="9B7C7D1A"/>
@@ -4402,7 +4516,7 @@
       </w:pPr>
     </w:lvl>
   </w:abstractNum>
-  <w:abstractNum w:abstractNumId="3" w15:restartNumberingAfterBreak="0">
+  <w:abstractNum w:abstractNumId="4" w15:restartNumberingAfterBreak="0">
     <w:nsid w:val="31CF1F70"/>
     <w:multiLevelType w:val="hybridMultilevel"/>
     <w:tmpl w:val="9F4A57AE"/>
@@ -4488,7 +4602,7 @@
       </w:pPr>
     </w:lvl>
   </w:abstractNum>
-  <w:abstractNum w:abstractNumId="4" w15:restartNumberingAfterBreak="0">
+  <w:abstractNum w:abstractNumId="5" w15:restartNumberingAfterBreak="0">
     <w:nsid w:val="3EE222A2"/>
     <w:multiLevelType w:val="multilevel"/>
     <w:tmpl w:val="C0CCDEEC"/>
@@ -4601,7 +4715,7 @@
       </w:rPr>
     </w:lvl>
   </w:abstractNum>
-  <w:abstractNum w:abstractNumId="5" w15:restartNumberingAfterBreak="0">
+  <w:abstractNum w:abstractNumId="6" w15:restartNumberingAfterBreak="0">
     <w:nsid w:val="482E4B68"/>
     <w:multiLevelType w:val="multilevel"/>
     <w:tmpl w:val="30B27F78"/>
@@ -4714,7 +4828,7 @@
       </w:rPr>
     </w:lvl>
   </w:abstractNum>
-  <w:abstractNum w:abstractNumId="6" w15:restartNumberingAfterBreak="0">
+  <w:abstractNum w:abstractNumId="7" w15:restartNumberingAfterBreak="0">
     <w:nsid w:val="571338F6"/>
     <w:multiLevelType w:val="hybridMultilevel"/>
     <w:tmpl w:val="61883CCE"/>
@@ -4804,25 +4918,28 @@
     </w:lvl>
   </w:abstractNum>
   <w:num w:numId="1">
-    <w:abstractNumId w:val="0"/>
+    <w:abstractNumId w:val="1"/>
   </w:num>
   <w:num w:numId="2">
+    <w:abstractNumId w:val="5"/>
+  </w:num>
+  <w:num w:numId="3">
     <w:abstractNumId w:val="4"/>
   </w:num>
-  <w:num w:numId="3">
+  <w:num w:numId="4">
+    <w:abstractNumId w:val="2"/>
+  </w:num>
+  <w:num w:numId="5">
+    <w:abstractNumId w:val="6"/>
+  </w:num>
+  <w:num w:numId="6">
     <w:abstractNumId w:val="3"/>
   </w:num>
-  <w:num w:numId="4">
-    <w:abstractNumId w:val="1"/>
+  <w:num w:numId="7">
+    <w:abstractNumId w:val="7"/>
   </w:num>
-  <w:num w:numId="5">
-    <w:abstractNumId w:val="5"/>
-  </w:num>
-  <w:num w:numId="6">
-    <w:abstractNumId w:val="2"/>
-  </w:num>
-  <w:num w:numId="7">
-    <w:abstractNumId w:val="6"/>
+  <w:num w:numId="8">
+    <w:abstractNumId w:val="0"/>
   </w:num>
 </w:numbering>
 </file>

--- a/tcc-documentacao/Planejamento/TCC_Completo_rascunho.docx
+++ b/tcc-documentacao/Planejamento/TCC_Completo_rascunho.docx
@@ -238,10 +238,7 @@
     <w:p/>
     <w:p/>
     <w:p/>
-    <w:p>
-      <w:bookmarkStart w:id="2" w:name="_GoBack"/>
-      <w:bookmarkEnd w:id="2"/>
-    </w:p>
+    <w:p/>
     <w:p>
       <w:pPr>
         <w:pStyle w:val="Ttulo2"/>
@@ -525,7 +522,7 @@
           <w:szCs w:val="24"/>
         </w:rPr>
       </w:pPr>
-      <w:bookmarkStart w:id="3" w:name="_Toc215588544"/>
+      <w:bookmarkStart w:id="2" w:name="_Toc215588544"/>
       <w:r>
         <w:rPr>
           <w:rFonts w:ascii="Arial" w:hAnsi="Arial" w:cs="Arial"/>
@@ -567,7 +564,7 @@
         </w:rPr>
         <w:t>Desafios</w:t>
       </w:r>
-      <w:bookmarkEnd w:id="3"/>
+      <w:bookmarkEnd w:id="2"/>
     </w:p>
     <w:p>
       <w:pPr>
@@ -798,7 +795,7 @@
           <w:u w:val="single"/>
         </w:rPr>
       </w:pPr>
-      <w:bookmarkStart w:id="4" w:name="_Toc215588545"/>
+      <w:bookmarkStart w:id="3" w:name="_Toc215588545"/>
       <w:r>
         <w:rPr>
           <w:rFonts w:ascii="Arial" w:hAnsi="Arial" w:cs="Arial"/>
@@ -809,8 +806,21 @@
           <w:u w:val="single"/>
         </w:rPr>
         <w:lastRenderedPageBreak/>
-        <w:t>1.4 Objetivos</w:t>
-      </w:r>
+        <w:t xml:space="preserve">1.4 </w:t>
+      </w:r>
+      <w:r>
+        <w:rPr>
+          <w:rFonts w:ascii="Arial" w:hAnsi="Arial" w:cs="Arial"/>
+          <w:b/>
+          <w:color w:val="auto"/>
+          <w:sz w:val="24"/>
+          <w:szCs w:val="24"/>
+          <w:u w:val="single"/>
+        </w:rPr>
+        <w:t>Objetivos</w:t>
+      </w:r>
+      <w:bookmarkStart w:id="4" w:name="_GoBack"/>
+      <w:bookmarkEnd w:id="3"/>
       <w:bookmarkEnd w:id="4"/>
     </w:p>
     <w:p>
@@ -832,7 +842,7 @@
         <w:rPr>
           <w:rFonts w:ascii="Arial" w:hAnsi="Arial" w:cs="Arial"/>
           <w:b/>
-          <w:color w:val="000000" w:themeColor="text1"/>
+          <w:color w:val="auto"/>
         </w:rPr>
       </w:pPr>
       <w:bookmarkStart w:id="5" w:name="_Toc215588546"/>
@@ -840,12 +850,58 @@
         <w:rPr>
           <w:rFonts w:ascii="Arial" w:hAnsi="Arial" w:cs="Arial"/>
           <w:b/>
-          <w:color w:val="000000" w:themeColor="text1"/>
+          <w:color w:val="auto"/>
         </w:rPr>
         <w:t>Objetivos Gerais</w:t>
       </w:r>
       <w:bookmarkEnd w:id="5"/>
     </w:p>
+    <w:p/>
+    <w:p>
+      <w:pPr>
+        <w:spacing w:line="285" w:lineRule="atLeast"/>
+        <w:ind w:firstLine="0"/>
+        <w:jc w:val="left"/>
+        <w:rPr>
+          <w:rFonts w:eastAsia="Times New Roman" w:cs="Arial"/>
+          <w:sz w:val="28"/>
+          <w:szCs w:val="28"/>
+          <w:lang w:eastAsia="pt-BR"/>
+        </w:rPr>
+      </w:pPr>
+      <w:r>
+        <w:rPr>
+          <w:rFonts w:eastAsia="Times New Roman" w:cs="Arial"/>
+          <w:sz w:val="28"/>
+          <w:szCs w:val="28"/>
+          <w:lang w:eastAsia="pt-BR"/>
+        </w:rPr>
+        <w:t>Criar um sistema que permite a população denunciar problemas urbanos (buracos no asfalto, semáforos queimados, lixo em local proibido e coisas do gênero), o mesmo registra a localização do problema, a data da denúncia e envia um e-mail para os órgãos competentes, informando ao usuário os órgãos competentes.</w:t>
+      </w:r>
+    </w:p>
+    <w:p>
+      <w:pPr>
+        <w:spacing w:line="285" w:lineRule="atLeast"/>
+        <w:ind w:firstLine="0"/>
+        <w:jc w:val="left"/>
+        <w:rPr>
+          <w:rFonts w:eastAsia="Times New Roman" w:cs="Arial"/>
+          <w:sz w:val="28"/>
+          <w:szCs w:val="28"/>
+          <w:lang w:eastAsia="pt-BR"/>
+        </w:rPr>
+      </w:pPr>
+      <w:r>
+        <w:rPr>
+          <w:rFonts w:eastAsia="Times New Roman" w:cs="Arial"/>
+          <w:sz w:val="28"/>
+          <w:szCs w:val="28"/>
+          <w:lang w:eastAsia="pt-BR"/>
+        </w:rPr>
+        <w:t>    O sistema deve ajudar a população a denunciar e a cobrar uma solução dos órgãos competentes com mais rapidez, sendo um meio de comunicação entre a população e aos órgãos públicos.</w:t>
+      </w:r>
+    </w:p>
+    <w:p/>
     <w:p>
       <w:pPr>
         <w:pStyle w:val="NormalWeb"/>
@@ -868,7 +924,6 @@
           <w:rFonts w:cs="Arial"/>
           <w:b/>
           <w:bCs/>
-          <w:color w:val="000000" w:themeColor="text1"/>
         </w:rPr>
       </w:pPr>
       <w:bookmarkStart w:id="6" w:name="_Hlk236231455"/>
@@ -877,12 +932,172 @@
           <w:rFonts w:cs="Arial"/>
           <w:b/>
           <w:bCs/>
-          <w:color w:val="000000" w:themeColor="text1"/>
         </w:rPr>
         <w:t>Objetivos Específicos</w:t>
       </w:r>
     </w:p>
     <w:bookmarkEnd w:id="6"/>
+    <w:p>
+      <w:pPr>
+        <w:pStyle w:val="NormalWeb"/>
+        <w:numPr>
+          <w:ilvl w:val="0"/>
+          <w:numId w:val="10"/>
+        </w:numPr>
+        <w:jc w:val="both"/>
+        <w:rPr>
+          <w:rFonts w:ascii="Arial" w:hAnsi="Arial" w:cs="Arial"/>
+          <w:sz w:val="28"/>
+          <w:szCs w:val="28"/>
+        </w:rPr>
+      </w:pPr>
+      <w:r>
+        <w:rPr>
+          <w:rFonts w:ascii="Arial" w:hAnsi="Arial" w:cs="Arial"/>
+          <w:sz w:val="28"/>
+          <w:szCs w:val="28"/>
+        </w:rPr>
+        <w:t>Informar os canais de comunicação e os órgãos competentes para a população poder realizar suas denúncias.</w:t>
+      </w:r>
+    </w:p>
+    <w:p>
+      <w:pPr>
+        <w:pStyle w:val="NormalWeb"/>
+        <w:numPr>
+          <w:ilvl w:val="0"/>
+          <w:numId w:val="10"/>
+        </w:numPr>
+        <w:jc w:val="both"/>
+        <w:rPr>
+          <w:rFonts w:ascii="Arial" w:hAnsi="Arial" w:cs="Arial"/>
+          <w:sz w:val="28"/>
+          <w:szCs w:val="28"/>
+        </w:rPr>
+      </w:pPr>
+      <w:r>
+        <w:rPr>
+          <w:rFonts w:ascii="Arial" w:hAnsi="Arial" w:cs="Arial"/>
+          <w:sz w:val="28"/>
+          <w:szCs w:val="28"/>
+        </w:rPr>
+        <w:t>Enviar um e-mail para os órgãos competentes informando sobre a denúncia realizada pela população.</w:t>
+      </w:r>
+    </w:p>
+    <w:p>
+      <w:pPr>
+        <w:pStyle w:val="NormalWeb"/>
+        <w:numPr>
+          <w:ilvl w:val="0"/>
+          <w:numId w:val="10"/>
+        </w:numPr>
+        <w:jc w:val="both"/>
+        <w:rPr>
+          <w:rFonts w:ascii="Arial" w:hAnsi="Arial" w:cs="Arial"/>
+          <w:sz w:val="28"/>
+          <w:szCs w:val="28"/>
+        </w:rPr>
+      </w:pPr>
+      <w:r>
+        <w:rPr>
+          <w:rFonts w:ascii="Arial" w:hAnsi="Arial" w:cs="Arial"/>
+          <w:sz w:val="28"/>
+          <w:szCs w:val="28"/>
+        </w:rPr>
+        <w:t>Permitir a população acompanhar o estado da solicitação (a solicitação para os órgãos responsáveis, a resposta do órgão responsável, e todo o processo até a resolução do problema identificado pela população).</w:t>
+      </w:r>
+    </w:p>
+    <w:p>
+      <w:pPr>
+        <w:pStyle w:val="NormalWeb"/>
+        <w:numPr>
+          <w:ilvl w:val="0"/>
+          <w:numId w:val="10"/>
+        </w:numPr>
+        <w:jc w:val="both"/>
+        <w:rPr>
+          <w:rFonts w:ascii="Arial" w:hAnsi="Arial" w:cs="Arial"/>
+          <w:sz w:val="28"/>
+          <w:szCs w:val="28"/>
+        </w:rPr>
+      </w:pPr>
+      <w:r>
+        <w:rPr>
+          <w:rFonts w:ascii="Arial" w:hAnsi="Arial" w:cs="Arial"/>
+          <w:sz w:val="28"/>
+          <w:szCs w:val="28"/>
+        </w:rPr>
+        <w:t>Permitir a resposta do órgão competente sobre o processo da resolução do problema.</w:t>
+      </w:r>
+    </w:p>
+    <w:p>
+      <w:pPr>
+        <w:pStyle w:val="NormalWeb"/>
+        <w:numPr>
+          <w:ilvl w:val="0"/>
+          <w:numId w:val="10"/>
+        </w:numPr>
+        <w:jc w:val="both"/>
+        <w:rPr>
+          <w:rFonts w:ascii="Arial" w:hAnsi="Arial" w:cs="Arial"/>
+          <w:sz w:val="28"/>
+          <w:szCs w:val="28"/>
+        </w:rPr>
+      </w:pPr>
+      <w:r>
+        <w:rPr>
+          <w:rFonts w:ascii="Arial" w:hAnsi="Arial" w:cs="Arial"/>
+          <w:sz w:val="28"/>
+          <w:szCs w:val="28"/>
+        </w:rPr>
+        <w:t>Permitir a população compartilhar suas denúncias nas redes sociais.</w:t>
+      </w:r>
+    </w:p>
+    <w:p>
+      <w:pPr>
+        <w:pStyle w:val="NormalWeb"/>
+        <w:numPr>
+          <w:ilvl w:val="0"/>
+          <w:numId w:val="10"/>
+        </w:numPr>
+        <w:jc w:val="both"/>
+        <w:rPr>
+          <w:rFonts w:ascii="Arial" w:hAnsi="Arial" w:cs="Arial"/>
+          <w:sz w:val="28"/>
+          <w:szCs w:val="28"/>
+        </w:rPr>
+      </w:pPr>
+      <w:r>
+        <w:rPr>
+          <w:rFonts w:ascii="Arial" w:hAnsi="Arial" w:cs="Arial"/>
+          <w:sz w:val="28"/>
+          <w:szCs w:val="28"/>
+        </w:rPr>
+        <w:t>Permitir a população enviar fotos e vídeos da denúncia.</w:t>
+      </w:r>
+    </w:p>
+    <w:p>
+      <w:pPr>
+        <w:pStyle w:val="NormalWeb"/>
+        <w:numPr>
+          <w:ilvl w:val="0"/>
+          <w:numId w:val="10"/>
+        </w:numPr>
+        <w:jc w:val="both"/>
+        <w:rPr>
+          <w:rFonts w:ascii="Arial" w:hAnsi="Arial" w:cs="Arial"/>
+          <w:sz w:val="28"/>
+          <w:szCs w:val="28"/>
+        </w:rPr>
+      </w:pPr>
+      <w:r>
+        <w:rPr>
+          <w:rFonts w:ascii="Arial" w:hAnsi="Arial" w:cs="Arial"/>
+          <w:sz w:val="28"/>
+          <w:szCs w:val="28"/>
+        </w:rPr>
+        <w:t>Permitir a população informar o estado do processo (as respostas que obteve dos órgãos competentes).</w:t>
+      </w:r>
+    </w:p>
     <w:p>
       <w:pPr>
         <w:pStyle w:val="NormalWeb"/>
@@ -1073,7 +1288,6 @@
           <w:bCs/>
           <w:szCs w:val="28"/>
         </w:rPr>
-        <w:lastRenderedPageBreak/>
         <w:t>REFERÊNCIAL TEÓRICO</w:t>
       </w:r>
     </w:p>
@@ -1338,7 +1552,6 @@
           <w:bCs/>
           <w:szCs w:val="28"/>
         </w:rPr>
-        <w:lastRenderedPageBreak/>
         <w:t>3. METODOLOGIAS DE PESQUISA</w:t>
       </w:r>
       <w:bookmarkEnd w:id="9"/>
@@ -1437,7 +1650,6 @@
           <w:color w:val="auto"/>
           <w:sz w:val="24"/>
         </w:rPr>
-        <w:lastRenderedPageBreak/>
         <w:t>3.2</w:t>
       </w:r>
       <w:r>
@@ -1516,7 +1728,6 @@
           <w:bCs/>
           <w:szCs w:val="28"/>
         </w:rPr>
-        <w:lastRenderedPageBreak/>
         <w:t>4. TECNOLOGIAS UTILIZADAS</w:t>
       </w:r>
       <w:bookmarkEnd w:id="11"/>
@@ -1701,7 +1912,7 @@
                       <a:picLocks noChangeAspect="1"/>
                       <a:extLst>
                         <a:ext uri="sm">
-                          <sm:smNativeData xmlns:oel="http://schemas.microsoft.com/office/2019/extlst" xmlns:w16cex="http://schemas.microsoft.com/office/word/2018/wordml/cex" xmlns:w16="http://schemas.microsoft.com/office/word/2018/wordml" xmlns:w16du="http://schemas.microsoft.com/office/word/2023/wordml/word16du" xmlns:w16sdtdh="http://schemas.microsoft.com/office/word/2020/wordml/sdtdatahash" xmlns:w16sdtfl="http://schemas.microsoft.com/office/word/2024/wordml/sdtformatlock" xmlns="" xmlns:o="urn:schemas-microsoft-com:office:office" xmlns:v="urn:schemas-microsoft-com:vml" xmlns:w10="urn:schemas-microsoft-com:office:word" xmlns:w="http://schemas.openxmlformats.org/wordprocessingml/2006/main" xmlns:sm="sm" val="SMDATA_16_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"/>
+                          <sm:smNativeData xmlns:sm="sm" xmlns:w="http://schemas.openxmlformats.org/wordprocessingml/2006/main" xmlns:w10="urn:schemas-microsoft-com:office:word" xmlns:v="urn:schemas-microsoft-com:vml" xmlns:o="urn:schemas-microsoft-com:office:office" xmlns="" xmlns:w16sdtfl="http://schemas.microsoft.com/office/word/2024/wordml/sdtformatlock" xmlns:w16sdtdh="http://schemas.microsoft.com/office/word/2020/wordml/sdtdatahash" xmlns:w16du="http://schemas.microsoft.com/office/word/2023/wordml/word16du" xmlns:w16="http://schemas.microsoft.com/office/word/2018/wordml" xmlns:w16cex="http://schemas.microsoft.com/office/word/2018/wordml/cex" xmlns:oel="http://schemas.microsoft.com/office/2019/extlst" val="SMDATA_16_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"/>
                         </a:ext>
                       </a:extLst>
                     </pic:cNvPicPr>
@@ -1793,6 +2004,7 @@
           <w:rFonts w:cs="Arial"/>
           <w:szCs w:val="24"/>
         </w:rPr>
+        <w:lastRenderedPageBreak/>
         <w:t>HTML (</w:t>
       </w:r>
       <w:proofErr w:type="spellStart"/>
@@ -1968,7 +2180,7 @@
                       <a:picLocks noChangeAspect="1"/>
                       <a:extLst>
                         <a:ext uri="sm">
-                          <sm:smNativeData xmlns:oel="http://schemas.microsoft.com/office/2019/extlst" xmlns:w16cex="http://schemas.microsoft.com/office/word/2018/wordml/cex" xmlns:w16="http://schemas.microsoft.com/office/word/2018/wordml" xmlns:w16du="http://schemas.microsoft.com/office/word/2023/wordml/word16du" xmlns:w16sdtdh="http://schemas.microsoft.com/office/word/2020/wordml/sdtdatahash" xmlns:w16sdtfl="http://schemas.microsoft.com/office/word/2024/wordml/sdtformatlock" xmlns="" xmlns:o="urn:schemas-microsoft-com:office:office" xmlns:v="urn:schemas-microsoft-com:vml" xmlns:w10="urn:schemas-microsoft-com:office:word" xmlns:w="http://schemas.openxmlformats.org/wordprocessingml/2006/main" xmlns:sm="sm" val="SMDATA_16_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"/>
+                          <sm:smNativeData xmlns:sm="sm" xmlns:w="http://schemas.openxmlformats.org/wordprocessingml/2006/main" xmlns:w10="urn:schemas-microsoft-com:office:word" xmlns:v="urn:schemas-microsoft-com:vml" xmlns:o="urn:schemas-microsoft-com:office:office" xmlns="" xmlns:w16sdtfl="http://schemas.microsoft.com/office/word/2024/wordml/sdtformatlock" xmlns:w16sdtdh="http://schemas.microsoft.com/office/word/2020/wordml/sdtdatahash" xmlns:w16du="http://schemas.microsoft.com/office/word/2023/wordml/word16du" xmlns:w16="http://schemas.microsoft.com/office/word/2018/wordml" xmlns:w16cex="http://schemas.microsoft.com/office/word/2018/wordml/cex" xmlns:oel="http://schemas.microsoft.com/office/2019/extlst" val="SMDATA_16_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"/>
                         </a:ext>
                       </a:extLst>
                     </pic:cNvPicPr>
@@ -2120,7 +2332,6 @@
           <w:color w:val="000000" w:themeColor="text1"/>
           <w:szCs w:val="28"/>
         </w:rPr>
-        <w:lastRenderedPageBreak/>
         <w:t xml:space="preserve">4.1.3 </w:t>
       </w:r>
       <w:proofErr w:type="spellStart"/>
@@ -2356,6 +2567,7 @@
           <w:rFonts w:cs="Arial"/>
           <w:szCs w:val="24"/>
         </w:rPr>
+        <w:lastRenderedPageBreak/>
         <w:t xml:space="preserve">A linguagem de programação </w:t>
       </w:r>
       <w:proofErr w:type="spellStart"/>
@@ -2547,7 +2759,7 @@
                       <a:picLocks noChangeAspect="1"/>
                       <a:extLst>
                         <a:ext uri="sm">
-                          <sm:smNativeData xmlns:oel="http://schemas.microsoft.com/office/2019/extlst" xmlns:w16cex="http://schemas.microsoft.com/office/word/2018/wordml/cex" xmlns:w16="http://schemas.microsoft.com/office/word/2018/wordml" xmlns:w16du="http://schemas.microsoft.com/office/word/2023/wordml/word16du" xmlns:w16sdtdh="http://schemas.microsoft.com/office/word/2020/wordml/sdtdatahash" xmlns:w16sdtfl="http://schemas.microsoft.com/office/word/2024/wordml/sdtformatlock" xmlns="" xmlns:o="urn:schemas-microsoft-com:office:office" xmlns:v="urn:schemas-microsoft-com:vml" xmlns:w10="urn:schemas-microsoft-com:office:word" xmlns:w="http://schemas.openxmlformats.org/wordprocessingml/2006/main" xmlns:sm="sm" val="SMDATA_16_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"/>
+                          <sm:smNativeData xmlns:sm="sm" xmlns:w="http://schemas.openxmlformats.org/wordprocessingml/2006/main" xmlns:w10="urn:schemas-microsoft-com:office:word" xmlns:v="urn:schemas-microsoft-com:vml" xmlns:o="urn:schemas-microsoft-com:office:office" xmlns="" xmlns:w16sdtfl="http://schemas.microsoft.com/office/word/2024/wordml/sdtformatlock" xmlns:w16sdtdh="http://schemas.microsoft.com/office/word/2020/wordml/sdtdatahash" xmlns:w16du="http://schemas.microsoft.com/office/word/2023/wordml/word16du" xmlns:w16="http://schemas.microsoft.com/office/word/2018/wordml" xmlns:w16cex="http://schemas.microsoft.com/office/word/2018/wordml/cex" xmlns:oel="http://schemas.microsoft.com/office/2019/extlst" val="SMDATA_16_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"/>
                         </a:ext>
                       </a:extLst>
                     </pic:cNvPicPr>
@@ -2694,7 +2906,6 @@
           <w:color w:val="000000" w:themeColor="text1"/>
           <w:szCs w:val="28"/>
         </w:rPr>
-        <w:lastRenderedPageBreak/>
         <w:t>4.1.5 Java</w:t>
       </w:r>
       <w:bookmarkEnd w:id="22"/>
@@ -2912,6 +3123,7 @@
           <w:rFonts w:eastAsia="Arial" w:cs="Arial"/>
           <w:szCs w:val="24"/>
         </w:rPr>
+        <w:lastRenderedPageBreak/>
         <w:t>Java é uma linguagem de programação extremamente versátil que pode ser usado para programar softwares e aplicativos para muitos sistemas operacionais e dispositivos diferentes.</w:t>
       </w:r>
     </w:p>
@@ -3061,7 +3273,6 @@
           <w:color w:val="auto"/>
           <w:sz w:val="24"/>
         </w:rPr>
-        <w:lastRenderedPageBreak/>
         <w:t>4.2</w:t>
       </w:r>
       <w:r>
@@ -3131,6 +3342,7 @@
           <w:color w:val="000000" w:themeColor="text1"/>
           <w:sz w:val="20"/>
         </w:rPr>
+        <w:lastRenderedPageBreak/>
         <w:t xml:space="preserve">Figura </w:t>
       </w:r>
       <w:r>
@@ -3223,7 +3435,7 @@
                       <a:picLocks noChangeAspect="1"/>
                       <a:extLst>
                         <a:ext uri="sm">
-                          <sm:smNativeData xmlns:sm="sm" xmlns:w="http://schemas.openxmlformats.org/wordprocessingml/2006/main" xmlns:w10="urn:schemas-microsoft-com:office:word" xmlns:v="urn:schemas-microsoft-com:vml" xmlns:o="urn:schemas-microsoft-com:office:office" xmlns="" xmlns:w16sdtfl="http://schemas.microsoft.com/office/word/2024/wordml/sdtformatlock" xmlns:w16sdtdh="http://schemas.microsoft.com/office/word/2020/wordml/sdtdatahash" xmlns:w16du="http://schemas.microsoft.com/office/word/2023/wordml/word16du" xmlns:w16="http://schemas.microsoft.com/office/word/2018/wordml" xmlns:w16cex="http://schemas.microsoft.com/office/word/2018/wordml/cex" xmlns:oel="http://schemas.microsoft.com/office/2019/extlst" val="SMDATA_16_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"/>
+                          <sm:smNativeData xmlns:oel="http://schemas.microsoft.com/office/2019/extlst" xmlns:w16cex="http://schemas.microsoft.com/office/word/2018/wordml/cex" xmlns:w16="http://schemas.microsoft.com/office/word/2018/wordml" xmlns:w16du="http://schemas.microsoft.com/office/word/2023/wordml/word16du" xmlns:w16sdtdh="http://schemas.microsoft.com/office/word/2020/wordml/sdtdatahash" xmlns:w16sdtfl="http://schemas.microsoft.com/office/word/2024/wordml/sdtformatlock" xmlns="" xmlns:o="urn:schemas-microsoft-com:office:office" xmlns:v="urn:schemas-microsoft-com:vml" xmlns:w10="urn:schemas-microsoft-com:office:word" xmlns:w="http://schemas.openxmlformats.org/wordprocessingml/2006/main" xmlns:sm="sm" val="SMDATA_16_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"/>
                         </a:ext>
                       </a:extLst>
                     </pic:cNvPicPr>
@@ -4517,6 +4729,119 @@
     </w:lvl>
   </w:abstractNum>
   <w:abstractNum w:abstractNumId="4" w15:restartNumberingAfterBreak="0">
+    <w:nsid w:val="2D277C1B"/>
+    <w:multiLevelType w:val="multilevel"/>
+    <w:tmpl w:val="BB2E7082"/>
+    <w:lvl w:ilvl="0">
+      <w:start w:val="1"/>
+      <w:numFmt w:val="bullet"/>
+      <w:lvlText w:val=""/>
+      <w:lvlJc w:val="left"/>
+      <w:pPr>
+        <w:ind w:left="525" w:hanging="525"/>
+      </w:pPr>
+      <w:rPr>
+        <w:rFonts w:ascii="Symbol" w:hAnsi="Symbol" w:hint="default"/>
+      </w:rPr>
+    </w:lvl>
+    <w:lvl w:ilvl="1">
+      <w:start w:val="4"/>
+      <w:numFmt w:val="decimal"/>
+      <w:lvlText w:val="%1.%2"/>
+      <w:lvlJc w:val="left"/>
+      <w:pPr>
+        <w:ind w:left="525" w:hanging="525"/>
+      </w:pPr>
+      <w:rPr>
+        <w:rFonts w:hint="default"/>
+      </w:rPr>
+    </w:lvl>
+    <w:lvl w:ilvl="2">
+      <w:start w:val="2"/>
+      <w:numFmt w:val="decimal"/>
+      <w:lvlText w:val="%1.%2.%3"/>
+      <w:lvlJc w:val="left"/>
+      <w:pPr>
+        <w:ind w:left="720" w:hanging="720"/>
+      </w:pPr>
+      <w:rPr>
+        <w:rFonts w:hint="default"/>
+      </w:rPr>
+    </w:lvl>
+    <w:lvl w:ilvl="3">
+      <w:start w:val="1"/>
+      <w:numFmt w:val="decimal"/>
+      <w:lvlText w:val="%1.%2.%3.%4"/>
+      <w:lvlJc w:val="left"/>
+      <w:pPr>
+        <w:ind w:left="1080" w:hanging="1080"/>
+      </w:pPr>
+      <w:rPr>
+        <w:rFonts w:hint="default"/>
+      </w:rPr>
+    </w:lvl>
+    <w:lvl w:ilvl="4">
+      <w:start w:val="1"/>
+      <w:numFmt w:val="decimal"/>
+      <w:lvlText w:val="%1.%2.%3.%4.%5"/>
+      <w:lvlJc w:val="left"/>
+      <w:pPr>
+        <w:ind w:left="1080" w:hanging="1080"/>
+      </w:pPr>
+      <w:rPr>
+        <w:rFonts w:hint="default"/>
+      </w:rPr>
+    </w:lvl>
+    <w:lvl w:ilvl="5">
+      <w:start w:val="1"/>
+      <w:numFmt w:val="decimal"/>
+      <w:lvlText w:val="%1.%2.%3.%4.%5.%6"/>
+      <w:lvlJc w:val="left"/>
+      <w:pPr>
+        <w:ind w:left="1440" w:hanging="1440"/>
+      </w:pPr>
+      <w:rPr>
+        <w:rFonts w:hint="default"/>
+      </w:rPr>
+    </w:lvl>
+    <w:lvl w:ilvl="6">
+      <w:start w:val="1"/>
+      <w:numFmt w:val="decimal"/>
+      <w:lvlText w:val="%1.%2.%3.%4.%5.%6.%7"/>
+      <w:lvlJc w:val="left"/>
+      <w:pPr>
+        <w:ind w:left="1440" w:hanging="1440"/>
+      </w:pPr>
+      <w:rPr>
+        <w:rFonts w:hint="default"/>
+      </w:rPr>
+    </w:lvl>
+    <w:lvl w:ilvl="7">
+      <w:start w:val="1"/>
+      <w:numFmt w:val="decimal"/>
+      <w:lvlText w:val="%1.%2.%3.%4.%5.%6.%7.%8"/>
+      <w:lvlJc w:val="left"/>
+      <w:pPr>
+        <w:ind w:left="1800" w:hanging="1800"/>
+      </w:pPr>
+      <w:rPr>
+        <w:rFonts w:hint="default"/>
+      </w:rPr>
+    </w:lvl>
+    <w:lvl w:ilvl="8">
+      <w:start w:val="1"/>
+      <w:numFmt w:val="decimal"/>
+      <w:lvlText w:val="%1.%2.%3.%4.%5.%6.%7.%8.%9"/>
+      <w:lvlJc w:val="left"/>
+      <w:pPr>
+        <w:ind w:left="1800" w:hanging="1800"/>
+      </w:pPr>
+      <w:rPr>
+        <w:rFonts w:hint="default"/>
+      </w:rPr>
+    </w:lvl>
+  </w:abstractNum>
+  <w:abstractNum w:abstractNumId="5" w15:restartNumberingAfterBreak="0">
     <w:nsid w:val="31CF1F70"/>
     <w:multiLevelType w:val="hybridMultilevel"/>
     <w:tmpl w:val="9F4A57AE"/>
@@ -4602,7 +4927,120 @@
       </w:pPr>
     </w:lvl>
   </w:abstractNum>
-  <w:abstractNum w:abstractNumId="5" w15:restartNumberingAfterBreak="0">
+  <w:abstractNum w:abstractNumId="6" w15:restartNumberingAfterBreak="0">
+    <w:nsid w:val="38612337"/>
+    <w:multiLevelType w:val="hybridMultilevel"/>
+    <w:tmpl w:val="38E06378"/>
+    <w:lvl w:ilvl="0" w:tplc="04160001">
+      <w:start w:val="1"/>
+      <w:numFmt w:val="bullet"/>
+      <w:lvlText w:val=""/>
+      <w:lvlJc w:val="left"/>
+      <w:pPr>
+        <w:ind w:left="720" w:hanging="360"/>
+      </w:pPr>
+      <w:rPr>
+        <w:rFonts w:ascii="Symbol" w:hAnsi="Symbol" w:hint="default"/>
+      </w:rPr>
+    </w:lvl>
+    <w:lvl w:ilvl="1" w:tplc="04160003" w:tentative="1">
+      <w:start w:val="1"/>
+      <w:numFmt w:val="bullet"/>
+      <w:lvlText w:val="o"/>
+      <w:lvlJc w:val="left"/>
+      <w:pPr>
+        <w:ind w:left="1440" w:hanging="360"/>
+      </w:pPr>
+      <w:rPr>
+        <w:rFonts w:ascii="Courier New" w:hAnsi="Courier New" w:cs="Courier New" w:hint="default"/>
+      </w:rPr>
+    </w:lvl>
+    <w:lvl w:ilvl="2" w:tplc="04160005" w:tentative="1">
+      <w:start w:val="1"/>
+      <w:numFmt w:val="bullet"/>
+      <w:lvlText w:val=""/>
+      <w:lvlJc w:val="left"/>
+      <w:pPr>
+        <w:ind w:left="2160" w:hanging="360"/>
+      </w:pPr>
+      <w:rPr>
+        <w:rFonts w:ascii="Wingdings" w:hAnsi="Wingdings" w:hint="default"/>
+      </w:rPr>
+    </w:lvl>
+    <w:lvl w:ilvl="3" w:tplc="04160001" w:tentative="1">
+      <w:start w:val="1"/>
+      <w:numFmt w:val="bullet"/>
+      <w:lvlText w:val=""/>
+      <w:lvlJc w:val="left"/>
+      <w:pPr>
+        <w:ind w:left="2880" w:hanging="360"/>
+      </w:pPr>
+      <w:rPr>
+        <w:rFonts w:ascii="Symbol" w:hAnsi="Symbol" w:hint="default"/>
+      </w:rPr>
+    </w:lvl>
+    <w:lvl w:ilvl="4" w:tplc="04160003" w:tentative="1">
+      <w:start w:val="1"/>
+      <w:numFmt w:val="bullet"/>
+      <w:lvlText w:val="o"/>
+      <w:lvlJc w:val="left"/>
+      <w:pPr>
+        <w:ind w:left="3600" w:hanging="360"/>
+      </w:pPr>
+      <w:rPr>
+        <w:rFonts w:ascii="Courier New" w:hAnsi="Courier New" w:cs="Courier New" w:hint="default"/>
+      </w:rPr>
+    </w:lvl>
+    <w:lvl w:ilvl="5" w:tplc="04160005" w:tentative="1">
+      <w:start w:val="1"/>
+      <w:numFmt w:val="bullet"/>
+      <w:lvlText w:val=""/>
+      <w:lvlJc w:val="left"/>
+      <w:pPr>
+        <w:ind w:left="4320" w:hanging="360"/>
+      </w:pPr>
+      <w:rPr>
+        <w:rFonts w:ascii="Wingdings" w:hAnsi="Wingdings" w:hint="default"/>
+      </w:rPr>
+    </w:lvl>
+    <w:lvl w:ilvl="6" w:tplc="04160001" w:tentative="1">
+      <w:start w:val="1"/>
+      <w:numFmt w:val="bullet"/>
+      <w:lvlText w:val=""/>
+      <w:lvlJc w:val="left"/>
+      <w:pPr>
+        <w:ind w:left="5040" w:hanging="360"/>
+      </w:pPr>
+      <w:rPr>
+        <w:rFonts w:ascii="Symbol" w:hAnsi="Symbol" w:hint="default"/>
+      </w:rPr>
+    </w:lvl>
+    <w:lvl w:ilvl="7" w:tplc="04160003" w:tentative="1">
+      <w:start w:val="1"/>
+      <w:numFmt w:val="bullet"/>
+      <w:lvlText w:val="o"/>
+      <w:lvlJc w:val="left"/>
+      <w:pPr>
+        <w:ind w:left="5760" w:hanging="360"/>
+      </w:pPr>
+      <w:rPr>
+        <w:rFonts w:ascii="Courier New" w:hAnsi="Courier New" w:cs="Courier New" w:hint="default"/>
+      </w:rPr>
+    </w:lvl>
+    <w:lvl w:ilvl="8" w:tplc="04160005" w:tentative="1">
+      <w:start w:val="1"/>
+      <w:numFmt w:val="bullet"/>
+      <w:lvlText w:val=""/>
+      <w:lvlJc w:val="left"/>
+      <w:pPr>
+        <w:ind w:left="6480" w:hanging="360"/>
+      </w:pPr>
+      <w:rPr>
+        <w:rFonts w:ascii="Wingdings" w:hAnsi="Wingdings" w:hint="default"/>
+      </w:rPr>
+    </w:lvl>
+  </w:abstractNum>
+  <w:abstractNum w:abstractNumId="7" w15:restartNumberingAfterBreak="0">
     <w:nsid w:val="3EE222A2"/>
     <w:multiLevelType w:val="multilevel"/>
     <w:tmpl w:val="C0CCDEEC"/>
@@ -4715,7 +5153,7 @@
       </w:rPr>
     </w:lvl>
   </w:abstractNum>
-  <w:abstractNum w:abstractNumId="6" w15:restartNumberingAfterBreak="0">
+  <w:abstractNum w:abstractNumId="8" w15:restartNumberingAfterBreak="0">
     <w:nsid w:val="482E4B68"/>
     <w:multiLevelType w:val="multilevel"/>
     <w:tmpl w:val="30B27F78"/>
@@ -4828,7 +5266,7 @@
       </w:rPr>
     </w:lvl>
   </w:abstractNum>
-  <w:abstractNum w:abstractNumId="7" w15:restartNumberingAfterBreak="0">
+  <w:abstractNum w:abstractNumId="9" w15:restartNumberingAfterBreak="0">
     <w:nsid w:val="571338F6"/>
     <w:multiLevelType w:val="hybridMultilevel"/>
     <w:tmpl w:val="61883CCE"/>
@@ -4921,25 +5359,31 @@
     <w:abstractNumId w:val="1"/>
   </w:num>
   <w:num w:numId="2">
-    <w:abstractNumId w:val="5"/>
+    <w:abstractNumId w:val="7"/>
   </w:num>
   <w:num w:numId="3">
-    <w:abstractNumId w:val="4"/>
+    <w:abstractNumId w:val="5"/>
   </w:num>
   <w:num w:numId="4">
     <w:abstractNumId w:val="2"/>
   </w:num>
   <w:num w:numId="5">
-    <w:abstractNumId w:val="6"/>
+    <w:abstractNumId w:val="8"/>
   </w:num>
   <w:num w:numId="6">
     <w:abstractNumId w:val="3"/>
   </w:num>
   <w:num w:numId="7">
-    <w:abstractNumId w:val="7"/>
+    <w:abstractNumId w:val="9"/>
   </w:num>
   <w:num w:numId="8">
     <w:abstractNumId w:val="0"/>
+  </w:num>
+  <w:num w:numId="9">
+    <w:abstractNumId w:val="6"/>
+  </w:num>
+  <w:num w:numId="10">
+    <w:abstractNumId w:val="4"/>
   </w:num>
 </w:numbering>
 </file>

--- a/tcc-documentacao/Planejamento/TCC_Completo_rascunho.docx
+++ b/tcc-documentacao/Planejamento/TCC_Completo_rascunho.docx
@@ -249,6 +249,7 @@
           <w:color w:val="auto"/>
           <w:sz w:val="24"/>
           <w:szCs w:val="24"/>
+          <w:u w:val="single"/>
         </w:rPr>
       </w:pPr>
       <w:r>
@@ -292,43 +293,82 @@
         </w:rPr>
         <w:t>Motivação</w:t>
       </w:r>
+      <w:bookmarkStart w:id="2" w:name="_GoBack"/>
       <w:bookmarkEnd w:id="1"/>
-    </w:p>
-    <w:p>
-      <w:pPr>
-        <w:pStyle w:val="NormalWeb"/>
-        <w:jc w:val="both"/>
-        <w:rPr>
-          <w:rFonts w:ascii="Arial" w:hAnsi="Arial" w:cs="Arial"/>
-        </w:rPr>
-      </w:pPr>
-    </w:p>
-    <w:p>
-      <w:pPr>
-        <w:pStyle w:val="NormalWeb"/>
-        <w:jc w:val="both"/>
-        <w:rPr>
-          <w:rFonts w:ascii="Arial" w:hAnsi="Arial" w:cs="Arial"/>
-        </w:rPr>
-      </w:pPr>
-    </w:p>
-    <w:p>
-      <w:pPr>
-        <w:pStyle w:val="NormalWeb"/>
-        <w:jc w:val="both"/>
-        <w:rPr>
-          <w:rFonts w:ascii="Arial" w:hAnsi="Arial" w:cs="Arial"/>
-        </w:rPr>
-      </w:pPr>
-    </w:p>
-    <w:p>
-      <w:pPr>
-        <w:pStyle w:val="NormalWeb"/>
-        <w:jc w:val="both"/>
-        <w:rPr>
-          <w:rFonts w:ascii="Arial" w:hAnsi="Arial" w:cs="Arial"/>
-        </w:rPr>
-      </w:pPr>
+      <w:bookmarkEnd w:id="2"/>
+    </w:p>
+    <w:p>
+      <w:pPr>
+        <w:pStyle w:val="NormalWeb"/>
+        <w:jc w:val="both"/>
+        <w:rPr>
+          <w:rFonts w:ascii="Arial" w:hAnsi="Arial" w:cs="Arial"/>
+        </w:rPr>
+      </w:pPr>
+    </w:p>
+    <w:p>
+      <w:pPr>
+        <w:pStyle w:val="NormalWeb"/>
+        <w:ind w:firstLine="708"/>
+        <w:jc w:val="both"/>
+        <w:rPr>
+          <w:rFonts w:ascii="Arial" w:hAnsi="Arial" w:cs="Arial"/>
+        </w:rPr>
+      </w:pPr>
+      <w:r>
+        <w:rPr>
+          <w:rFonts w:ascii="Arial" w:hAnsi="Arial" w:cs="Arial"/>
+        </w:rPr>
+        <w:t>A motivação para o desenvolvimento deste trabalho está diretamente relacionada ao acúmulo de reclamações referentes à manutenção pública.  A motivação para o desenvolvimento deste trabalho está diretamente relacionada ao acúmulo de reclamações referentes à manutenção pública. Esse cenário mostra que existe uma grande barreira na comunicação entre os moradores e as prefeituras. Os canais tradicionais de atendimento costumam ser lentos, cheios de burocracia e não permitem que o cidadão acompanhe de perto o que está sendo feito para resolver o seu problema, prejudicando principalmente quem vive nos bairros mais afastados.</w:t>
+      </w:r>
+    </w:p>
+    <w:p>
+      <w:pPr>
+        <w:pStyle w:val="NormalWeb"/>
+        <w:ind w:firstLine="708"/>
+        <w:jc w:val="both"/>
+        <w:rPr>
+          <w:rFonts w:ascii="Arial" w:hAnsi="Arial" w:cs="Arial"/>
+        </w:rPr>
+      </w:pPr>
+      <w:r>
+        <w:rPr>
+          <w:rFonts w:ascii="Arial" w:hAnsi="Arial" w:cs="Arial"/>
+        </w:rPr>
+        <w:t xml:space="preserve">Diante do grande volume de queixas sem resposta sobre falta de iluminação, buracos nas ruas e pontos de ônibus quebrados, surgiu a oportunidade de usar a tecnologia para ajudar a mudar essa realidade. A intenção de transformar esse monte de reclamações soltas em informações organizadas e visíveis foi o que motivou a criação de um aplicativo. </w:t>
+      </w:r>
+    </w:p>
+    <w:p>
+      <w:pPr>
+        <w:pStyle w:val="NormalWeb"/>
+        <w:ind w:firstLine="708"/>
+        <w:jc w:val="both"/>
+        <w:rPr>
+          <w:rFonts w:ascii="Arial" w:hAnsi="Arial" w:cs="Arial"/>
+        </w:rPr>
+      </w:pPr>
+      <w:r>
+        <w:rPr>
+          <w:rFonts w:ascii="Arial" w:hAnsi="Arial" w:cs="Arial"/>
+        </w:rPr>
+        <w:t>A ideia é criar um espaço único onde as pessoas possam registrar os problemas e acompanhar o status de cada um de forma clara.        </w:t>
+      </w:r>
+    </w:p>
+    <w:p>
+      <w:pPr>
+        <w:pStyle w:val="NormalWeb"/>
+        <w:ind w:firstLine="708"/>
+        <w:jc w:val="both"/>
+        <w:rPr>
+          <w:rFonts w:ascii="Arial" w:hAnsi="Arial" w:cs="Arial"/>
+        </w:rPr>
+      </w:pPr>
+      <w:r>
+        <w:rPr>
+          <w:rFonts w:ascii="Arial" w:hAnsi="Arial" w:cs="Arial"/>
+        </w:rPr>
+        <w:t>Assim, o desenvolvimento deste projeto se justifica pela vontade de transformar a insatisfação da população em uma participação ativa na melhoria do próprio bairro. Com a criação desse sistema prático e fácil de usar, busca-se provar que as ferramentas digitais podem ser grandes aliadas do cidadão, ajudando a cobrar o poder público e agilizando a solução dos problemas do dia a dia nas cidades.</w:t>
+      </w:r>
     </w:p>
     <w:p>
       <w:pPr>
@@ -522,7 +562,7 @@
           <w:szCs w:val="24"/>
         </w:rPr>
       </w:pPr>
-      <w:bookmarkStart w:id="2" w:name="_Toc215588544"/>
+      <w:bookmarkStart w:id="3" w:name="_Toc215588544"/>
       <w:r>
         <w:rPr>
           <w:rFonts w:ascii="Arial" w:hAnsi="Arial" w:cs="Arial"/>
@@ -531,7 +571,6 @@
           <w:sz w:val="24"/>
           <w:szCs w:val="24"/>
         </w:rPr>
-        <w:lastRenderedPageBreak/>
         <w:t>1.</w:t>
       </w:r>
       <w:r>
@@ -564,7 +603,7 @@
         </w:rPr>
         <w:t>Desafios</w:t>
       </w:r>
-      <w:bookmarkEnd w:id="2"/>
+      <w:bookmarkEnd w:id="3"/>
     </w:p>
     <w:p>
       <w:pPr>
@@ -792,10 +831,9 @@
           <w:color w:val="auto"/>
           <w:sz w:val="24"/>
           <w:szCs w:val="24"/>
-          <w:u w:val="single"/>
-        </w:rPr>
-      </w:pPr>
-      <w:bookmarkStart w:id="3" w:name="_Toc215588545"/>
+        </w:rPr>
+      </w:pPr>
+      <w:bookmarkStart w:id="4" w:name="_Toc215588545"/>
       <w:r>
         <w:rPr>
           <w:rFonts w:ascii="Arial" w:hAnsi="Arial" w:cs="Arial"/>
@@ -803,24 +841,9 @@
           <w:color w:val="auto"/>
           <w:sz w:val="24"/>
           <w:szCs w:val="24"/>
-          <w:u w:val="single"/>
-        </w:rPr>
-        <w:lastRenderedPageBreak/>
-        <w:t xml:space="preserve">1.4 </w:t>
-      </w:r>
-      <w:r>
-        <w:rPr>
-          <w:rFonts w:ascii="Arial" w:hAnsi="Arial" w:cs="Arial"/>
-          <w:b/>
-          <w:color w:val="auto"/>
-          <w:sz w:val="24"/>
-          <w:szCs w:val="24"/>
-          <w:u w:val="single"/>
-        </w:rPr>
-        <w:t>Objetivos</w:t>
-      </w:r>
-      <w:bookmarkStart w:id="4" w:name="_GoBack"/>
-      <w:bookmarkEnd w:id="3"/>
+        </w:rPr>
+        <w:t>1.4 Objetivos</w:t>
+      </w:r>
       <w:bookmarkEnd w:id="4"/>
     </w:p>
     <w:p>
@@ -1003,6 +1026,7 @@
           <w:sz w:val="28"/>
           <w:szCs w:val="28"/>
         </w:rPr>
+        <w:lastRenderedPageBreak/>
         <w:t>Permitir a população acompanhar o estado da solicitação (a solicitação para os órgãos responsáveis, a resposta do órgão responsável, e todo o processo até a resolução do problema identificado pela população).</w:t>
       </w:r>
     </w:p>
@@ -1097,132 +1121,6 @@
         </w:rPr>
         <w:t>Permitir a população informar o estado do processo (as respostas que obteve dos órgãos competentes).</w:t>
       </w:r>
-    </w:p>
-    <w:p>
-      <w:pPr>
-        <w:pStyle w:val="NormalWeb"/>
-        <w:jc w:val="both"/>
-        <w:rPr>
-          <w:rFonts w:ascii="Arial" w:hAnsi="Arial" w:cs="Arial"/>
-        </w:rPr>
-      </w:pPr>
-    </w:p>
-    <w:p>
-      <w:pPr>
-        <w:pStyle w:val="NormalWeb"/>
-        <w:jc w:val="both"/>
-        <w:rPr>
-          <w:rFonts w:ascii="Arial" w:hAnsi="Arial" w:cs="Arial"/>
-        </w:rPr>
-      </w:pPr>
-    </w:p>
-    <w:p>
-      <w:pPr>
-        <w:pStyle w:val="NormalWeb"/>
-        <w:jc w:val="both"/>
-        <w:rPr>
-          <w:rFonts w:ascii="Arial" w:hAnsi="Arial" w:cs="Arial"/>
-        </w:rPr>
-      </w:pPr>
-    </w:p>
-    <w:p>
-      <w:pPr>
-        <w:pStyle w:val="NormalWeb"/>
-        <w:jc w:val="both"/>
-        <w:rPr>
-          <w:rFonts w:ascii="Arial" w:hAnsi="Arial" w:cs="Arial"/>
-        </w:rPr>
-      </w:pPr>
-    </w:p>
-    <w:p>
-      <w:pPr>
-        <w:pStyle w:val="NormalWeb"/>
-        <w:jc w:val="both"/>
-        <w:rPr>
-          <w:rFonts w:ascii="Arial" w:hAnsi="Arial" w:cs="Arial"/>
-        </w:rPr>
-      </w:pPr>
-    </w:p>
-    <w:p>
-      <w:pPr>
-        <w:pStyle w:val="NormalWeb"/>
-        <w:jc w:val="both"/>
-        <w:rPr>
-          <w:rFonts w:ascii="Arial" w:hAnsi="Arial" w:cs="Arial"/>
-        </w:rPr>
-      </w:pPr>
-    </w:p>
-    <w:p>
-      <w:pPr>
-        <w:pStyle w:val="NormalWeb"/>
-        <w:jc w:val="both"/>
-        <w:rPr>
-          <w:rFonts w:ascii="Arial" w:hAnsi="Arial" w:cs="Arial"/>
-        </w:rPr>
-      </w:pPr>
-    </w:p>
-    <w:p>
-      <w:pPr>
-        <w:pStyle w:val="NormalWeb"/>
-        <w:jc w:val="both"/>
-        <w:rPr>
-          <w:rFonts w:ascii="Arial" w:hAnsi="Arial" w:cs="Arial"/>
-        </w:rPr>
-      </w:pPr>
-    </w:p>
-    <w:p>
-      <w:pPr>
-        <w:pStyle w:val="NormalWeb"/>
-        <w:jc w:val="both"/>
-        <w:rPr>
-          <w:rFonts w:ascii="Arial" w:hAnsi="Arial" w:cs="Arial"/>
-        </w:rPr>
-      </w:pPr>
-    </w:p>
-    <w:p>
-      <w:pPr>
-        <w:pStyle w:val="NormalWeb"/>
-        <w:jc w:val="both"/>
-        <w:rPr>
-          <w:rFonts w:ascii="Arial" w:hAnsi="Arial" w:cs="Arial"/>
-        </w:rPr>
-      </w:pPr>
-    </w:p>
-    <w:p>
-      <w:pPr>
-        <w:pStyle w:val="NormalWeb"/>
-        <w:jc w:val="both"/>
-        <w:rPr>
-          <w:rFonts w:ascii="Arial" w:hAnsi="Arial" w:cs="Arial"/>
-        </w:rPr>
-      </w:pPr>
-    </w:p>
-    <w:p>
-      <w:pPr>
-        <w:pStyle w:val="NormalWeb"/>
-        <w:jc w:val="both"/>
-        <w:rPr>
-          <w:rFonts w:ascii="Arial" w:hAnsi="Arial" w:cs="Arial"/>
-        </w:rPr>
-      </w:pPr>
-    </w:p>
-    <w:p>
-      <w:pPr>
-        <w:pStyle w:val="NormalWeb"/>
-        <w:jc w:val="both"/>
-        <w:rPr>
-          <w:rFonts w:ascii="Arial" w:hAnsi="Arial" w:cs="Arial"/>
-        </w:rPr>
-      </w:pPr>
-    </w:p>
-    <w:p>
-      <w:pPr>
-        <w:pStyle w:val="NormalWeb"/>
-        <w:jc w:val="both"/>
-        <w:rPr>
-          <w:rFonts w:ascii="Arial" w:hAnsi="Arial" w:cs="Arial"/>
-        </w:rPr>
-      </w:pPr>
     </w:p>
     <w:p>
       <w:pPr>
@@ -1338,15 +1236,6 @@
     </w:p>
     <w:bookmarkEnd w:id="8"/>
     <w:p/>
-    <w:p>
-      <w:pPr>
-        <w:pStyle w:val="NormalWeb"/>
-        <w:jc w:val="both"/>
-        <w:rPr>
-          <w:rFonts w:ascii="Arial" w:hAnsi="Arial" w:cs="Arial"/>
-        </w:rPr>
-      </w:pPr>
-    </w:p>
     <w:p>
       <w:pPr>
         <w:pStyle w:val="NormalWeb"/>
@@ -2004,7 +1893,6 @@
           <w:rFonts w:cs="Arial"/>
           <w:szCs w:val="24"/>
         </w:rPr>
-        <w:lastRenderedPageBreak/>
         <w:t>HTML (</w:t>
       </w:r>
       <w:proofErr w:type="spellStart"/>
@@ -2063,6 +1951,7 @@
           <w:color w:val="000000" w:themeColor="text1"/>
           <w:szCs w:val="28"/>
         </w:rPr>
+        <w:lastRenderedPageBreak/>
         <w:t>4.1.2 CSS</w:t>
       </w:r>
       <w:bookmarkEnd w:id="16"/>
@@ -2567,7 +2456,6 @@
           <w:rFonts w:cs="Arial"/>
           <w:szCs w:val="24"/>
         </w:rPr>
-        <w:lastRenderedPageBreak/>
         <w:t xml:space="preserve">A linguagem de programação </w:t>
       </w:r>
       <w:proofErr w:type="spellStart"/>
@@ -2656,6 +2544,7 @@
           <w:color w:val="000000" w:themeColor="text1"/>
           <w:sz w:val="20"/>
         </w:rPr>
+        <w:lastRenderedPageBreak/>
         <w:t xml:space="preserve">Figura </w:t>
       </w:r>
       <w:r>
@@ -3123,7 +3012,6 @@
           <w:rFonts w:eastAsia="Arial" w:cs="Arial"/>
           <w:szCs w:val="24"/>
         </w:rPr>
-        <w:lastRenderedPageBreak/>
         <w:t>Java é uma linguagem de programação extremamente versátil que pode ser usado para programar softwares e aplicativos para muitos sistemas operacionais e dispositivos diferentes.</w:t>
       </w:r>
     </w:p>
@@ -3342,7 +3230,6 @@
           <w:color w:val="000000" w:themeColor="text1"/>
           <w:sz w:val="20"/>
         </w:rPr>
-        <w:lastRenderedPageBreak/>
         <w:t xml:space="preserve">Figura </w:t>
       </w:r>
       <w:r>
@@ -3591,6 +3478,7 @@
           <w:color w:val="000000" w:themeColor="text1"/>
           <w:sz w:val="20"/>
         </w:rPr>
+        <w:lastRenderedPageBreak/>
         <w:t xml:space="preserve">Figura </w:t>
       </w:r>
       <w:r>
@@ -3923,7 +3811,6 @@
           <w:color w:val="000000" w:themeColor="text1"/>
           <w:szCs w:val="28"/>
         </w:rPr>
-        <w:lastRenderedPageBreak/>
         <w:t xml:space="preserve">4.2.2 </w:t>
       </w:r>
       <w:proofErr w:type="spellStart"/>

--- a/tcc-documentacao/Planejamento/TCC_Completo_rascunho.docx
+++ b/tcc-documentacao/Planejamento/TCC_Completo_rascunho.docx
@@ -293,9 +293,7 @@
         </w:rPr>
         <w:t>Motivação</w:t>
       </w:r>
-      <w:bookmarkStart w:id="2" w:name="_GoBack"/>
       <w:bookmarkEnd w:id="1"/>
-      <w:bookmarkEnd w:id="2"/>
     </w:p>
     <w:p>
       <w:pPr>
@@ -369,96 +367,6 @@
         </w:rPr>
         <w:t>Assim, o desenvolvimento deste projeto se justifica pela vontade de transformar a insatisfação da população em uma participação ativa na melhoria do próprio bairro. Com a criação desse sistema prático e fácil de usar, busca-se provar que as ferramentas digitais podem ser grandes aliadas do cidadão, ajudando a cobrar o poder público e agilizando a solução dos problemas do dia a dia nas cidades.</w:t>
       </w:r>
-    </w:p>
-    <w:p>
-      <w:pPr>
-        <w:pStyle w:val="NormalWeb"/>
-        <w:jc w:val="both"/>
-        <w:rPr>
-          <w:rFonts w:ascii="Arial" w:hAnsi="Arial" w:cs="Arial"/>
-        </w:rPr>
-      </w:pPr>
-    </w:p>
-    <w:p>
-      <w:pPr>
-        <w:pStyle w:val="NormalWeb"/>
-        <w:jc w:val="both"/>
-        <w:rPr>
-          <w:rFonts w:ascii="Arial" w:hAnsi="Arial" w:cs="Arial"/>
-        </w:rPr>
-      </w:pPr>
-    </w:p>
-    <w:p>
-      <w:pPr>
-        <w:pStyle w:val="NormalWeb"/>
-        <w:jc w:val="both"/>
-        <w:rPr>
-          <w:rFonts w:ascii="Arial" w:hAnsi="Arial" w:cs="Arial"/>
-        </w:rPr>
-      </w:pPr>
-    </w:p>
-    <w:p>
-      <w:pPr>
-        <w:pStyle w:val="NormalWeb"/>
-        <w:jc w:val="both"/>
-        <w:rPr>
-          <w:rFonts w:ascii="Arial" w:hAnsi="Arial" w:cs="Arial"/>
-        </w:rPr>
-      </w:pPr>
-    </w:p>
-    <w:p>
-      <w:pPr>
-        <w:pStyle w:val="NormalWeb"/>
-        <w:jc w:val="both"/>
-        <w:rPr>
-          <w:rFonts w:ascii="Arial" w:hAnsi="Arial" w:cs="Arial"/>
-        </w:rPr>
-      </w:pPr>
-    </w:p>
-    <w:p>
-      <w:pPr>
-        <w:pStyle w:val="NormalWeb"/>
-        <w:jc w:val="both"/>
-        <w:rPr>
-          <w:rFonts w:ascii="Arial" w:hAnsi="Arial" w:cs="Arial"/>
-        </w:rPr>
-      </w:pPr>
-    </w:p>
-    <w:p>
-      <w:pPr>
-        <w:pStyle w:val="NormalWeb"/>
-        <w:jc w:val="both"/>
-        <w:rPr>
-          <w:rFonts w:ascii="Arial" w:hAnsi="Arial" w:cs="Arial"/>
-        </w:rPr>
-      </w:pPr>
-    </w:p>
-    <w:p>
-      <w:pPr>
-        <w:pStyle w:val="NormalWeb"/>
-        <w:jc w:val="both"/>
-        <w:rPr>
-          <w:rFonts w:ascii="Arial" w:hAnsi="Arial" w:cs="Arial"/>
-        </w:rPr>
-      </w:pPr>
-    </w:p>
-    <w:p>
-      <w:pPr>
-        <w:pStyle w:val="NormalWeb"/>
-        <w:jc w:val="both"/>
-        <w:rPr>
-          <w:rFonts w:ascii="Arial" w:hAnsi="Arial" w:cs="Arial"/>
-        </w:rPr>
-      </w:pPr>
-    </w:p>
-    <w:p>
-      <w:pPr>
-        <w:pStyle w:val="NormalWeb"/>
-        <w:jc w:val="both"/>
-        <w:rPr>
-          <w:rFonts w:ascii="Arial" w:hAnsi="Arial" w:cs="Arial"/>
-        </w:rPr>
-      </w:pPr>
     </w:p>
     <w:p>
       <w:pPr>
@@ -562,7 +470,7 @@
           <w:szCs w:val="24"/>
         </w:rPr>
       </w:pPr>
-      <w:bookmarkStart w:id="3" w:name="_Toc215588544"/>
+      <w:bookmarkStart w:id="2" w:name="_Toc215588544"/>
       <w:r>
         <w:rPr>
           <w:rFonts w:ascii="Arial" w:hAnsi="Arial" w:cs="Arial"/>
@@ -571,8 +479,11 @@
           <w:sz w:val="24"/>
           <w:szCs w:val="24"/>
         </w:rPr>
+        <w:lastRenderedPageBreak/>
         <w:t>1.</w:t>
       </w:r>
+      <w:bookmarkStart w:id="3" w:name="_GoBack"/>
+      <w:bookmarkEnd w:id="3"/>
       <w:r>
         <w:rPr>
           <w:rFonts w:ascii="Arial" w:hAnsi="Arial" w:cs="Arial"/>
@@ -603,7 +514,7 @@
         </w:rPr>
         <w:t>Desafios</w:t>
       </w:r>
-      <w:bookmarkEnd w:id="3"/>
+      <w:bookmarkEnd w:id="2"/>
     </w:p>
     <w:p>
       <w:pPr>
@@ -842,6 +753,7 @@
           <w:sz w:val="24"/>
           <w:szCs w:val="24"/>
         </w:rPr>
+        <w:lastRenderedPageBreak/>
         <w:t>1.4 Objetivos</w:t>
       </w:r>
       <w:bookmarkEnd w:id="4"/>
@@ -1026,7 +938,6 @@
           <w:sz w:val="28"/>
           <w:szCs w:val="28"/>
         </w:rPr>
-        <w:lastRenderedPageBreak/>
         <w:t>Permitir a população acompanhar o estado da solicitação (a solicitação para os órgãos responsáveis, a resposta do órgão responsável, e todo o processo até a resolução do problema identificado pela população).</w:t>
       </w:r>
     </w:p>
@@ -1441,6 +1352,7 @@
           <w:bCs/>
           <w:szCs w:val="28"/>
         </w:rPr>
+        <w:lastRenderedPageBreak/>
         <w:t>3. METODOLOGIAS DE PESQUISA</w:t>
       </w:r>
       <w:bookmarkEnd w:id="9"/>
@@ -1539,6 +1451,7 @@
           <w:color w:val="auto"/>
           <w:sz w:val="24"/>
         </w:rPr>
+        <w:lastRenderedPageBreak/>
         <w:t>3.2</w:t>
       </w:r>
       <w:r>
@@ -1617,6 +1530,7 @@
           <w:bCs/>
           <w:szCs w:val="28"/>
         </w:rPr>
+        <w:lastRenderedPageBreak/>
         <w:t>4. TECNOLOGIAS UTILIZADAS</w:t>
       </w:r>
       <w:bookmarkEnd w:id="11"/>
@@ -1951,7 +1865,6 @@
           <w:color w:val="000000" w:themeColor="text1"/>
           <w:szCs w:val="28"/>
         </w:rPr>
-        <w:lastRenderedPageBreak/>
         <w:t>4.1.2 CSS</w:t>
       </w:r>
       <w:bookmarkEnd w:id="16"/>
@@ -2221,6 +2134,7 @@
           <w:color w:val="000000" w:themeColor="text1"/>
           <w:szCs w:val="28"/>
         </w:rPr>
+        <w:lastRenderedPageBreak/>
         <w:t xml:space="preserve">4.1.3 </w:t>
       </w:r>
       <w:proofErr w:type="spellStart"/>
@@ -2544,7 +2458,6 @@
           <w:color w:val="000000" w:themeColor="text1"/>
           <w:sz w:val="20"/>
         </w:rPr>
-        <w:lastRenderedPageBreak/>
         <w:t xml:space="preserve">Figura </w:t>
       </w:r>
       <w:r>
@@ -2795,6 +2708,7 @@
           <w:color w:val="000000" w:themeColor="text1"/>
           <w:szCs w:val="28"/>
         </w:rPr>
+        <w:lastRenderedPageBreak/>
         <w:t>4.1.5 Java</w:t>
       </w:r>
       <w:bookmarkEnd w:id="22"/>
@@ -3161,6 +3075,7 @@
           <w:color w:val="auto"/>
           <w:sz w:val="24"/>
         </w:rPr>
+        <w:lastRenderedPageBreak/>
         <w:t>4.2</w:t>
       </w:r>
       <w:r>
@@ -3478,7 +3393,6 @@
           <w:color w:val="000000" w:themeColor="text1"/>
           <w:sz w:val="20"/>
         </w:rPr>
-        <w:lastRenderedPageBreak/>
         <w:t xml:space="preserve">Figura </w:t>
       </w:r>
       <w:r>
@@ -3811,6 +3725,7 @@
           <w:color w:val="000000" w:themeColor="text1"/>
           <w:szCs w:val="28"/>
         </w:rPr>
+        <w:lastRenderedPageBreak/>
         <w:t xml:space="preserve">4.2.2 </w:t>
       </w:r>
       <w:proofErr w:type="spellStart"/>

--- a/tcc-documentacao/Planejamento/TCC_Completo_rascunho.docx
+++ b/tcc-documentacao/Planejamento/TCC_Completo_rascunho.docx
@@ -482,8 +482,6 @@
         <w:lastRenderedPageBreak/>
         <w:t>1.</w:t>
       </w:r>
-      <w:bookmarkStart w:id="3" w:name="_GoBack"/>
-      <w:bookmarkEnd w:id="3"/>
       <w:r>
         <w:rPr>
           <w:rFonts w:ascii="Arial" w:hAnsi="Arial" w:cs="Arial"/>
@@ -518,6 +516,109 @@
     </w:p>
     <w:p>
       <w:pPr>
+        <w:spacing w:line="285" w:lineRule="atLeast"/>
+        <w:ind w:firstLine="0"/>
+        <w:jc w:val="left"/>
+        <w:rPr>
+          <w:rFonts w:ascii="Consolas" w:eastAsia="Times New Roman" w:hAnsi="Consolas" w:cs="Times New Roman"/>
+          <w:sz w:val="21"/>
+          <w:szCs w:val="21"/>
+          <w:lang w:eastAsia="pt-BR"/>
+        </w:rPr>
+      </w:pPr>
+      <w:r>
+        <w:rPr>
+          <w:rFonts w:ascii="Consolas" w:eastAsia="Times New Roman" w:hAnsi="Consolas" w:cs="Times New Roman"/>
+          <w:sz w:val="21"/>
+          <w:szCs w:val="21"/>
+          <w:lang w:eastAsia="pt-BR"/>
+        </w:rPr>
+        <w:t>No Desenvolvimento deste trabalho, serão enfrentados diversos desafios na criação de um sistema que auxilie a população a se comunicar com os órgãos do Estado para solucionar os problemas urbanos, além do processo de desenvolvimento o maior desafio vai ser entender como funciona todo o processo de solicitação de serviços para os órgãos públicos, entender quais são os problemas urbanos que realmente podem ser denunciados e resolvidos por órgãos públicos.</w:t>
+      </w:r>
+    </w:p>
+    <w:p>
+      <w:pPr>
+        <w:spacing w:line="285" w:lineRule="atLeast"/>
+        <w:ind w:firstLine="0"/>
+        <w:jc w:val="left"/>
+        <w:rPr>
+          <w:rFonts w:ascii="Consolas" w:eastAsia="Times New Roman" w:hAnsi="Consolas" w:cs="Times New Roman"/>
+          <w:sz w:val="21"/>
+          <w:szCs w:val="21"/>
+          <w:lang w:eastAsia="pt-BR"/>
+        </w:rPr>
+      </w:pPr>
+    </w:p>
+    <w:p>
+      <w:pPr>
+        <w:spacing w:line="285" w:lineRule="atLeast"/>
+        <w:ind w:firstLine="0"/>
+        <w:jc w:val="left"/>
+        <w:rPr>
+          <w:rFonts w:ascii="Consolas" w:eastAsia="Times New Roman" w:hAnsi="Consolas" w:cs="Times New Roman"/>
+          <w:sz w:val="21"/>
+          <w:szCs w:val="21"/>
+          <w:lang w:eastAsia="pt-BR"/>
+        </w:rPr>
+      </w:pPr>
+      <w:r>
+        <w:rPr>
+          <w:rFonts w:ascii="Consolas" w:eastAsia="Times New Roman" w:hAnsi="Consolas" w:cs="Times New Roman"/>
+          <w:sz w:val="21"/>
+          <w:szCs w:val="21"/>
+          <w:lang w:eastAsia="pt-BR"/>
+        </w:rPr>
+        <w:t>Entre os principais obstáculos, destaca-se a necessidade de garantir que os usuários sejam reais e impedir denúncias e respostas falsas, garantir que as denúncias cheguem aos órgãos competentes, e que as respostas dos órgãos competentes cheguem a população.</w:t>
+      </w:r>
+    </w:p>
+    <w:p>
+      <w:pPr>
+        <w:spacing w:line="285" w:lineRule="atLeast"/>
+        <w:ind w:firstLine="0"/>
+        <w:jc w:val="left"/>
+        <w:rPr>
+          <w:rFonts w:ascii="Consolas" w:eastAsia="Times New Roman" w:hAnsi="Consolas" w:cs="Times New Roman"/>
+          <w:sz w:val="21"/>
+          <w:szCs w:val="21"/>
+          <w:lang w:eastAsia="pt-BR"/>
+        </w:rPr>
+      </w:pPr>
+    </w:p>
+    <w:p>
+      <w:pPr>
+        <w:spacing w:line="285" w:lineRule="atLeast"/>
+        <w:ind w:firstLine="0"/>
+        <w:jc w:val="left"/>
+        <w:rPr>
+          <w:rFonts w:ascii="Consolas" w:eastAsia="Times New Roman" w:hAnsi="Consolas" w:cs="Times New Roman"/>
+          <w:sz w:val="21"/>
+          <w:szCs w:val="21"/>
+          <w:lang w:eastAsia="pt-BR"/>
+        </w:rPr>
+      </w:pPr>
+      <w:r>
+        <w:rPr>
+          <w:rFonts w:ascii="Consolas" w:eastAsia="Times New Roman" w:hAnsi="Consolas" w:cs="Times New Roman"/>
+          <w:sz w:val="21"/>
+          <w:szCs w:val="21"/>
+          <w:lang w:eastAsia="pt-BR"/>
+        </w:rPr>
+        <w:t>Criar um design intuitivo e acessível</w:t>
+      </w:r>
+      <w:bookmarkStart w:id="3" w:name="_GoBack"/>
+      <w:bookmarkEnd w:id="3"/>
+      <w:r>
+        <w:rPr>
+          <w:rFonts w:ascii="Consolas" w:eastAsia="Times New Roman" w:hAnsi="Consolas" w:cs="Times New Roman"/>
+          <w:sz w:val="21"/>
+          <w:szCs w:val="21"/>
+          <w:lang w:eastAsia="pt-BR"/>
+        </w:rPr>
+        <w:t>, priorizando um ambiente seguro com um layout simples focando na usabilidade do sistema.</w:t>
+      </w:r>
+    </w:p>
+    <w:p>
+      <w:pPr>
         <w:pStyle w:val="NormalWeb"/>
         <w:jc w:val="both"/>
         <w:rPr>
@@ -753,7 +854,6 @@
           <w:sz w:val="24"/>
           <w:szCs w:val="24"/>
         </w:rPr>
-        <w:lastRenderedPageBreak/>
         <w:t>1.4 Objetivos</w:t>
       </w:r>
       <w:bookmarkEnd w:id="4"/>
@@ -961,6 +1061,7 @@
           <w:sz w:val="28"/>
           <w:szCs w:val="28"/>
         </w:rPr>
+        <w:lastRenderedPageBreak/>
         <w:t>Permitir a resposta do órgão competente sobre o processo da resolução do problema.</w:t>
       </w:r>
     </w:p>
@@ -1352,7 +1453,6 @@
           <w:bCs/>
           <w:szCs w:val="28"/>
         </w:rPr>
-        <w:lastRenderedPageBreak/>
         <w:t>3. METODOLOGIAS DE PESQUISA</w:t>
       </w:r>
       <w:bookmarkEnd w:id="9"/>
@@ -1451,7 +1551,6 @@
           <w:color w:val="auto"/>
           <w:sz w:val="24"/>
         </w:rPr>
-        <w:lastRenderedPageBreak/>
         <w:t>3.2</w:t>
       </w:r>
       <w:r>
@@ -1530,7 +1629,6 @@
           <w:bCs/>
           <w:szCs w:val="28"/>
         </w:rPr>
-        <w:lastRenderedPageBreak/>
         <w:t>4. TECNOLOGIAS UTILIZADAS</w:t>
       </w:r>
       <w:bookmarkEnd w:id="11"/>
@@ -1715,7 +1813,7 @@
                       <a:picLocks noChangeAspect="1"/>
                       <a:extLst>
                         <a:ext uri="sm">
-                          <sm:smNativeData xmlns:sm="sm" xmlns:w="http://schemas.openxmlformats.org/wordprocessingml/2006/main" xmlns:w10="urn:schemas-microsoft-com:office:word" xmlns:v="urn:schemas-microsoft-com:vml" xmlns:o="urn:schemas-microsoft-com:office:office" xmlns="" xmlns:w16sdtfl="http://schemas.microsoft.com/office/word/2024/wordml/sdtformatlock" xmlns:w16sdtdh="http://schemas.microsoft.com/office/word/2020/wordml/sdtdatahash" xmlns:w16du="http://schemas.microsoft.com/office/word/2023/wordml/word16du" xmlns:w16="http://schemas.microsoft.com/office/word/2018/wordml" xmlns:w16cex="http://schemas.microsoft.com/office/word/2018/wordml/cex" xmlns:oel="http://schemas.microsoft.com/office/2019/extlst" val="SMDATA_16_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"/>
+                          <sm:smNativeData xmlns:oel="http://schemas.microsoft.com/office/2019/extlst" xmlns:w16cex="http://schemas.microsoft.com/office/word/2018/wordml/cex" xmlns:w16="http://schemas.microsoft.com/office/word/2018/wordml" xmlns:w16du="http://schemas.microsoft.com/office/word/2023/wordml/word16du" xmlns:w16sdtdh="http://schemas.microsoft.com/office/word/2020/wordml/sdtdatahash" xmlns:w16sdtfl="http://schemas.microsoft.com/office/word/2024/wordml/sdtformatlock" xmlns="" xmlns:o="urn:schemas-microsoft-com:office:office" xmlns:v="urn:schemas-microsoft-com:vml" xmlns:w10="urn:schemas-microsoft-com:office:word" xmlns:w="http://schemas.openxmlformats.org/wordprocessingml/2006/main" xmlns:sm="sm" val="SMDATA_16_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"/>
                         </a:ext>
                       </a:extLst>
                     </pic:cNvPicPr>
@@ -1865,6 +1963,7 @@
           <w:color w:val="000000" w:themeColor="text1"/>
           <w:szCs w:val="28"/>
         </w:rPr>
+        <w:lastRenderedPageBreak/>
         <w:t>4.1.2 CSS</w:t>
       </w:r>
       <w:bookmarkEnd w:id="16"/>
@@ -1982,7 +2081,7 @@
                       <a:picLocks noChangeAspect="1"/>
                       <a:extLst>
                         <a:ext uri="sm">
-                          <sm:smNativeData xmlns:sm="sm" xmlns:w="http://schemas.openxmlformats.org/wordprocessingml/2006/main" xmlns:w10="urn:schemas-microsoft-com:office:word" xmlns:v="urn:schemas-microsoft-com:vml" xmlns:o="urn:schemas-microsoft-com:office:office" xmlns="" xmlns:w16sdtfl="http://schemas.microsoft.com/office/word/2024/wordml/sdtformatlock" xmlns:w16sdtdh="http://schemas.microsoft.com/office/word/2020/wordml/sdtdatahash" xmlns:w16du="http://schemas.microsoft.com/office/word/2023/wordml/word16du" xmlns:w16="http://schemas.microsoft.com/office/word/2018/wordml" xmlns:w16cex="http://schemas.microsoft.com/office/word/2018/wordml/cex" xmlns:oel="http://schemas.microsoft.com/office/2019/extlst" val="SMDATA_16_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"/>
+                          <sm:smNativeData xmlns:oel="http://schemas.microsoft.com/office/2019/extlst" xmlns:w16cex="http://schemas.microsoft.com/office/word/2018/wordml/cex" xmlns:w16="http://schemas.microsoft.com/office/word/2018/wordml" xmlns:w16du="http://schemas.microsoft.com/office/word/2023/wordml/word16du" xmlns:w16sdtdh="http://schemas.microsoft.com/office/word/2020/wordml/sdtdatahash" xmlns:w16sdtfl="http://schemas.microsoft.com/office/word/2024/wordml/sdtformatlock" xmlns="" xmlns:o="urn:schemas-microsoft-com:office:office" xmlns:v="urn:schemas-microsoft-com:vml" xmlns:w10="urn:schemas-microsoft-com:office:word" xmlns:w="http://schemas.openxmlformats.org/wordprocessingml/2006/main" xmlns:sm="sm" val="SMDATA_16_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"/>
                         </a:ext>
                       </a:extLst>
                     </pic:cNvPicPr>
@@ -2134,7 +2233,6 @@
           <w:color w:val="000000" w:themeColor="text1"/>
           <w:szCs w:val="28"/>
         </w:rPr>
-        <w:lastRenderedPageBreak/>
         <w:t xml:space="preserve">4.1.3 </w:t>
       </w:r>
       <w:proofErr w:type="spellStart"/>
@@ -2458,6 +2556,7 @@
           <w:color w:val="000000" w:themeColor="text1"/>
           <w:sz w:val="20"/>
         </w:rPr>
+        <w:lastRenderedPageBreak/>
         <w:t xml:space="preserve">Figura </w:t>
       </w:r>
       <w:r>
@@ -2561,7 +2660,7 @@
                       <a:picLocks noChangeAspect="1"/>
                       <a:extLst>
                         <a:ext uri="sm">
-                          <sm:smNativeData xmlns:sm="sm" xmlns:w="http://schemas.openxmlformats.org/wordprocessingml/2006/main" xmlns:w10="urn:schemas-microsoft-com:office:word" xmlns:v="urn:schemas-microsoft-com:vml" xmlns:o="urn:schemas-microsoft-com:office:office" xmlns="" xmlns:w16sdtfl="http://schemas.microsoft.com/office/word/2024/wordml/sdtformatlock" xmlns:w16sdtdh="http://schemas.microsoft.com/office/word/2020/wordml/sdtdatahash" xmlns:w16du="http://schemas.microsoft.com/office/word/2023/wordml/word16du" xmlns:w16="http://schemas.microsoft.com/office/word/2018/wordml" xmlns:w16cex="http://schemas.microsoft.com/office/word/2018/wordml/cex" xmlns:oel="http://schemas.microsoft.com/office/2019/extlst" val="SMDATA_16_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"/>
+                          <sm:smNativeData xmlns:oel="http://schemas.microsoft.com/office/2019/extlst" xmlns:w16cex="http://schemas.microsoft.com/office/word/2018/wordml/cex" xmlns:w16="http://schemas.microsoft.com/office/word/2018/wordml" xmlns:w16du="http://schemas.microsoft.com/office/word/2023/wordml/word16du" xmlns:w16sdtdh="http://schemas.microsoft.com/office/word/2020/wordml/sdtdatahash" xmlns:w16sdtfl="http://schemas.microsoft.com/office/word/2024/wordml/sdtformatlock" xmlns="" xmlns:o="urn:schemas-microsoft-com:office:office" xmlns:v="urn:schemas-microsoft-com:vml" xmlns:w10="urn:schemas-microsoft-com:office:word" xmlns:w="http://schemas.openxmlformats.org/wordprocessingml/2006/main" xmlns:sm="sm" val="SMDATA_16_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"/>
                         </a:ext>
                       </a:extLst>
                     </pic:cNvPicPr>
@@ -2708,7 +2807,6 @@
           <w:color w:val="000000" w:themeColor="text1"/>
           <w:szCs w:val="28"/>
         </w:rPr>
-        <w:lastRenderedPageBreak/>
         <w:t>4.1.5 Java</w:t>
       </w:r>
       <w:bookmarkEnd w:id="22"/>
@@ -3075,7 +3173,6 @@
           <w:color w:val="auto"/>
           <w:sz w:val="24"/>
         </w:rPr>
-        <w:lastRenderedPageBreak/>
         <w:t>4.2</w:t>
       </w:r>
       <w:r>
@@ -3237,7 +3334,7 @@
                       <a:picLocks noChangeAspect="1"/>
                       <a:extLst>
                         <a:ext uri="sm">
-                          <sm:smNativeData xmlns:oel="http://schemas.microsoft.com/office/2019/extlst" xmlns:w16cex="http://schemas.microsoft.com/office/word/2018/wordml/cex" xmlns:w16="http://schemas.microsoft.com/office/word/2018/wordml" xmlns:w16du="http://schemas.microsoft.com/office/word/2023/wordml/word16du" xmlns:w16sdtdh="http://schemas.microsoft.com/office/word/2020/wordml/sdtdatahash" xmlns:w16sdtfl="http://schemas.microsoft.com/office/word/2024/wordml/sdtformatlock" xmlns="" xmlns:o="urn:schemas-microsoft-com:office:office" xmlns:v="urn:schemas-microsoft-com:vml" xmlns:w10="urn:schemas-microsoft-com:office:word" xmlns:w="http://schemas.openxmlformats.org/wordprocessingml/2006/main" xmlns:sm="sm" val="SMDATA_16_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"/>
+                          <sm:smNativeData xmlns:sm="sm" xmlns:w="http://schemas.openxmlformats.org/wordprocessingml/2006/main" xmlns:w10="urn:schemas-microsoft-com:office:word" xmlns:v="urn:schemas-microsoft-com:vml" xmlns:o="urn:schemas-microsoft-com:office:office" xmlns="" xmlns:w16sdtfl="http://schemas.microsoft.com/office/word/2024/wordml/sdtformatlock" xmlns:w16sdtdh="http://schemas.microsoft.com/office/word/2020/wordml/sdtdatahash" xmlns:w16du="http://schemas.microsoft.com/office/word/2023/wordml/word16du" xmlns:w16="http://schemas.microsoft.com/office/word/2018/wordml" xmlns:w16cex="http://schemas.microsoft.com/office/word/2018/wordml/cex" xmlns:oel="http://schemas.microsoft.com/office/2019/extlst" val="SMDATA_16_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"/>
                         </a:ext>
                       </a:extLst>
                     </pic:cNvPicPr>
@@ -3393,6 +3490,7 @@
           <w:color w:val="000000" w:themeColor="text1"/>
           <w:sz w:val="20"/>
         </w:rPr>
+        <w:lastRenderedPageBreak/>
         <w:t xml:space="preserve">Figura </w:t>
       </w:r>
       <w:r>
@@ -3725,7 +3823,6 @@
           <w:color w:val="000000" w:themeColor="text1"/>
           <w:szCs w:val="28"/>
         </w:rPr>
-        <w:lastRenderedPageBreak/>
         <w:t xml:space="preserve">4.2.2 </w:t>
       </w:r>
       <w:proofErr w:type="spellStart"/>

--- a/tcc-documentacao/Planejamento/TCC_Completo_rascunho.docx
+++ b/tcc-documentacao/Planejamento/TCC_Completo_rascunho.docx
@@ -249,7 +249,6 @@
           <w:color w:val="auto"/>
           <w:sz w:val="24"/>
           <w:szCs w:val="24"/>
-          <w:u w:val="single"/>
         </w:rPr>
       </w:pPr>
       <w:r>
@@ -307,66 +306,119 @@
     <w:p>
       <w:pPr>
         <w:pStyle w:val="NormalWeb"/>
-        <w:ind w:firstLine="708"/>
-        <w:jc w:val="both"/>
-        <w:rPr>
-          <w:rFonts w:ascii="Arial" w:hAnsi="Arial" w:cs="Arial"/>
-        </w:rPr>
-      </w:pPr>
-      <w:r>
-        <w:rPr>
-          <w:rFonts w:ascii="Arial" w:hAnsi="Arial" w:cs="Arial"/>
-        </w:rPr>
-        <w:t>A motivação para o desenvolvimento deste trabalho está diretamente relacionada ao acúmulo de reclamações referentes à manutenção pública.  A motivação para o desenvolvimento deste trabalho está diretamente relacionada ao acúmulo de reclamações referentes à manutenção pública. Esse cenário mostra que existe uma grande barreira na comunicação entre os moradores e as prefeituras. Os canais tradicionais de atendimento costumam ser lentos, cheios de burocracia e não permitem que o cidadão acompanhe de perto o que está sendo feito para resolver o seu problema, prejudicando principalmente quem vive nos bairros mais afastados.</w:t>
-      </w:r>
-    </w:p>
-    <w:p>
-      <w:pPr>
-        <w:pStyle w:val="NormalWeb"/>
-        <w:ind w:firstLine="708"/>
-        <w:jc w:val="both"/>
-        <w:rPr>
-          <w:rFonts w:ascii="Arial" w:hAnsi="Arial" w:cs="Arial"/>
-        </w:rPr>
-      </w:pPr>
-      <w:r>
-        <w:rPr>
-          <w:rFonts w:ascii="Arial" w:hAnsi="Arial" w:cs="Arial"/>
-        </w:rPr>
-        <w:t xml:space="preserve">Diante do grande volume de queixas sem resposta sobre falta de iluminação, buracos nas ruas e pontos de ônibus quebrados, surgiu a oportunidade de usar a tecnologia para ajudar a mudar essa realidade. A intenção de transformar esse monte de reclamações soltas em informações organizadas e visíveis foi o que motivou a criação de um aplicativo. </w:t>
-      </w:r>
-    </w:p>
-    <w:p>
-      <w:pPr>
-        <w:pStyle w:val="NormalWeb"/>
-        <w:ind w:firstLine="708"/>
-        <w:jc w:val="both"/>
-        <w:rPr>
-          <w:rFonts w:ascii="Arial" w:hAnsi="Arial" w:cs="Arial"/>
-        </w:rPr>
-      </w:pPr>
-      <w:r>
-        <w:rPr>
-          <w:rFonts w:ascii="Arial" w:hAnsi="Arial" w:cs="Arial"/>
-        </w:rPr>
-        <w:t>A ideia é criar um espaço único onde as pessoas possam registrar os problemas e acompanhar o status de cada um de forma clara.        </w:t>
-      </w:r>
-    </w:p>
-    <w:p>
-      <w:pPr>
-        <w:pStyle w:val="NormalWeb"/>
-        <w:ind w:firstLine="708"/>
-        <w:jc w:val="both"/>
-        <w:rPr>
-          <w:rFonts w:ascii="Arial" w:hAnsi="Arial" w:cs="Arial"/>
-        </w:rPr>
-      </w:pPr>
-      <w:r>
-        <w:rPr>
-          <w:rFonts w:ascii="Arial" w:hAnsi="Arial" w:cs="Arial"/>
-        </w:rPr>
-        <w:t>Assim, o desenvolvimento deste projeto se justifica pela vontade de transformar a insatisfação da população em uma participação ativa na melhoria do próprio bairro. Com a criação desse sistema prático e fácil de usar, busca-se provar que as ferramentas digitais podem ser grandes aliadas do cidadão, ajudando a cobrar o poder público e agilizando a solução dos problemas do dia a dia nas cidades.</w:t>
-      </w:r>
+        <w:jc w:val="both"/>
+        <w:rPr>
+          <w:rFonts w:ascii="Arial" w:hAnsi="Arial" w:cs="Arial"/>
+        </w:rPr>
+      </w:pPr>
+    </w:p>
+    <w:p>
+      <w:pPr>
+        <w:pStyle w:val="NormalWeb"/>
+        <w:jc w:val="both"/>
+        <w:rPr>
+          <w:rFonts w:ascii="Arial" w:hAnsi="Arial" w:cs="Arial"/>
+        </w:rPr>
+      </w:pPr>
+    </w:p>
+    <w:p>
+      <w:pPr>
+        <w:pStyle w:val="NormalWeb"/>
+        <w:jc w:val="both"/>
+        <w:rPr>
+          <w:rFonts w:ascii="Arial" w:hAnsi="Arial" w:cs="Arial"/>
+        </w:rPr>
+      </w:pPr>
+    </w:p>
+    <w:p>
+      <w:pPr>
+        <w:pStyle w:val="NormalWeb"/>
+        <w:jc w:val="both"/>
+        <w:rPr>
+          <w:rFonts w:ascii="Arial" w:hAnsi="Arial" w:cs="Arial"/>
+        </w:rPr>
+      </w:pPr>
+    </w:p>
+    <w:p>
+      <w:pPr>
+        <w:pStyle w:val="NormalWeb"/>
+        <w:jc w:val="both"/>
+        <w:rPr>
+          <w:rFonts w:ascii="Arial" w:hAnsi="Arial" w:cs="Arial"/>
+        </w:rPr>
+      </w:pPr>
+    </w:p>
+    <w:p>
+      <w:pPr>
+        <w:pStyle w:val="NormalWeb"/>
+        <w:jc w:val="both"/>
+        <w:rPr>
+          <w:rFonts w:ascii="Arial" w:hAnsi="Arial" w:cs="Arial"/>
+        </w:rPr>
+      </w:pPr>
+    </w:p>
+    <w:p>
+      <w:pPr>
+        <w:pStyle w:val="NormalWeb"/>
+        <w:jc w:val="both"/>
+        <w:rPr>
+          <w:rFonts w:ascii="Arial" w:hAnsi="Arial" w:cs="Arial"/>
+        </w:rPr>
+      </w:pPr>
+    </w:p>
+    <w:p>
+      <w:pPr>
+        <w:pStyle w:val="NormalWeb"/>
+        <w:jc w:val="both"/>
+        <w:rPr>
+          <w:rFonts w:ascii="Arial" w:hAnsi="Arial" w:cs="Arial"/>
+        </w:rPr>
+      </w:pPr>
+    </w:p>
+    <w:p>
+      <w:pPr>
+        <w:pStyle w:val="NormalWeb"/>
+        <w:jc w:val="both"/>
+        <w:rPr>
+          <w:rFonts w:ascii="Arial" w:hAnsi="Arial" w:cs="Arial"/>
+        </w:rPr>
+      </w:pPr>
+    </w:p>
+    <w:p>
+      <w:pPr>
+        <w:pStyle w:val="NormalWeb"/>
+        <w:jc w:val="both"/>
+        <w:rPr>
+          <w:rFonts w:ascii="Arial" w:hAnsi="Arial" w:cs="Arial"/>
+        </w:rPr>
+      </w:pPr>
+    </w:p>
+    <w:p>
+      <w:pPr>
+        <w:pStyle w:val="NormalWeb"/>
+        <w:jc w:val="both"/>
+        <w:rPr>
+          <w:rFonts w:ascii="Arial" w:hAnsi="Arial" w:cs="Arial"/>
+        </w:rPr>
+      </w:pPr>
+    </w:p>
+    <w:p>
+      <w:pPr>
+        <w:pStyle w:val="NormalWeb"/>
+        <w:jc w:val="both"/>
+        <w:rPr>
+          <w:rFonts w:ascii="Arial" w:hAnsi="Arial" w:cs="Arial"/>
+        </w:rPr>
+      </w:pPr>
+    </w:p>
+    <w:p>
+      <w:pPr>
+        <w:pStyle w:val="NormalWeb"/>
+        <w:jc w:val="both"/>
+        <w:rPr>
+          <w:rFonts w:ascii="Arial" w:hAnsi="Arial" w:cs="Arial"/>
+        </w:rPr>
+      </w:pPr>
     </w:p>
     <w:p>
       <w:pPr>
@@ -516,109 +568,6 @@
     </w:p>
     <w:p>
       <w:pPr>
-        <w:spacing w:line="285" w:lineRule="atLeast"/>
-        <w:ind w:firstLine="0"/>
-        <w:jc w:val="left"/>
-        <w:rPr>
-          <w:rFonts w:ascii="Consolas" w:eastAsia="Times New Roman" w:hAnsi="Consolas" w:cs="Times New Roman"/>
-          <w:sz w:val="21"/>
-          <w:szCs w:val="21"/>
-          <w:lang w:eastAsia="pt-BR"/>
-        </w:rPr>
-      </w:pPr>
-      <w:r>
-        <w:rPr>
-          <w:rFonts w:ascii="Consolas" w:eastAsia="Times New Roman" w:hAnsi="Consolas" w:cs="Times New Roman"/>
-          <w:sz w:val="21"/>
-          <w:szCs w:val="21"/>
-          <w:lang w:eastAsia="pt-BR"/>
-        </w:rPr>
-        <w:t>No Desenvolvimento deste trabalho, serão enfrentados diversos desafios na criação de um sistema que auxilie a população a se comunicar com os órgãos do Estado para solucionar os problemas urbanos, além do processo de desenvolvimento o maior desafio vai ser entender como funciona todo o processo de solicitação de serviços para os órgãos públicos, entender quais são os problemas urbanos que realmente podem ser denunciados e resolvidos por órgãos públicos.</w:t>
-      </w:r>
-    </w:p>
-    <w:p>
-      <w:pPr>
-        <w:spacing w:line="285" w:lineRule="atLeast"/>
-        <w:ind w:firstLine="0"/>
-        <w:jc w:val="left"/>
-        <w:rPr>
-          <w:rFonts w:ascii="Consolas" w:eastAsia="Times New Roman" w:hAnsi="Consolas" w:cs="Times New Roman"/>
-          <w:sz w:val="21"/>
-          <w:szCs w:val="21"/>
-          <w:lang w:eastAsia="pt-BR"/>
-        </w:rPr>
-      </w:pPr>
-    </w:p>
-    <w:p>
-      <w:pPr>
-        <w:spacing w:line="285" w:lineRule="atLeast"/>
-        <w:ind w:firstLine="0"/>
-        <w:jc w:val="left"/>
-        <w:rPr>
-          <w:rFonts w:ascii="Consolas" w:eastAsia="Times New Roman" w:hAnsi="Consolas" w:cs="Times New Roman"/>
-          <w:sz w:val="21"/>
-          <w:szCs w:val="21"/>
-          <w:lang w:eastAsia="pt-BR"/>
-        </w:rPr>
-      </w:pPr>
-      <w:r>
-        <w:rPr>
-          <w:rFonts w:ascii="Consolas" w:eastAsia="Times New Roman" w:hAnsi="Consolas" w:cs="Times New Roman"/>
-          <w:sz w:val="21"/>
-          <w:szCs w:val="21"/>
-          <w:lang w:eastAsia="pt-BR"/>
-        </w:rPr>
-        <w:t>Entre os principais obstáculos, destaca-se a necessidade de garantir que os usuários sejam reais e impedir denúncias e respostas falsas, garantir que as denúncias cheguem aos órgãos competentes, e que as respostas dos órgãos competentes cheguem a população.</w:t>
-      </w:r>
-    </w:p>
-    <w:p>
-      <w:pPr>
-        <w:spacing w:line="285" w:lineRule="atLeast"/>
-        <w:ind w:firstLine="0"/>
-        <w:jc w:val="left"/>
-        <w:rPr>
-          <w:rFonts w:ascii="Consolas" w:eastAsia="Times New Roman" w:hAnsi="Consolas" w:cs="Times New Roman"/>
-          <w:sz w:val="21"/>
-          <w:szCs w:val="21"/>
-          <w:lang w:eastAsia="pt-BR"/>
-        </w:rPr>
-      </w:pPr>
-    </w:p>
-    <w:p>
-      <w:pPr>
-        <w:spacing w:line="285" w:lineRule="atLeast"/>
-        <w:ind w:firstLine="0"/>
-        <w:jc w:val="left"/>
-        <w:rPr>
-          <w:rFonts w:ascii="Consolas" w:eastAsia="Times New Roman" w:hAnsi="Consolas" w:cs="Times New Roman"/>
-          <w:sz w:val="21"/>
-          <w:szCs w:val="21"/>
-          <w:lang w:eastAsia="pt-BR"/>
-        </w:rPr>
-      </w:pPr>
-      <w:r>
-        <w:rPr>
-          <w:rFonts w:ascii="Consolas" w:eastAsia="Times New Roman" w:hAnsi="Consolas" w:cs="Times New Roman"/>
-          <w:sz w:val="21"/>
-          <w:szCs w:val="21"/>
-          <w:lang w:eastAsia="pt-BR"/>
-        </w:rPr>
-        <w:t>Criar um design intuitivo e acessível</w:t>
-      </w:r>
-      <w:bookmarkStart w:id="3" w:name="_GoBack"/>
-      <w:bookmarkEnd w:id="3"/>
-      <w:r>
-        <w:rPr>
-          <w:rFonts w:ascii="Consolas" w:eastAsia="Times New Roman" w:hAnsi="Consolas" w:cs="Times New Roman"/>
-          <w:sz w:val="21"/>
-          <w:szCs w:val="21"/>
-          <w:lang w:eastAsia="pt-BR"/>
-        </w:rPr>
-        <w:t>, priorizando um ambiente seguro com um layout simples focando na usabilidade do sistema.</w:t>
-      </w:r>
-    </w:p>
-    <w:p>
-      <w:pPr>
         <w:pStyle w:val="NormalWeb"/>
         <w:jc w:val="both"/>
         <w:rPr>
@@ -843,9 +792,10 @@
           <w:color w:val="auto"/>
           <w:sz w:val="24"/>
           <w:szCs w:val="24"/>
-        </w:rPr>
-      </w:pPr>
-      <w:bookmarkStart w:id="4" w:name="_Toc215588545"/>
+          <w:u w:val="single"/>
+        </w:rPr>
+      </w:pPr>
+      <w:bookmarkStart w:id="3" w:name="_Toc215588545"/>
       <w:r>
         <w:rPr>
           <w:rFonts w:ascii="Arial" w:hAnsi="Arial" w:cs="Arial"/>
@@ -853,9 +803,24 @@
           <w:color w:val="auto"/>
           <w:sz w:val="24"/>
           <w:szCs w:val="24"/>
-        </w:rPr>
-        <w:t>1.4 Objetivos</w:t>
-      </w:r>
+          <w:u w:val="single"/>
+        </w:rPr>
+        <w:lastRenderedPageBreak/>
+        <w:t xml:space="preserve">1.4 </w:t>
+      </w:r>
+      <w:r>
+        <w:rPr>
+          <w:rFonts w:ascii="Arial" w:hAnsi="Arial" w:cs="Arial"/>
+          <w:b/>
+          <w:color w:val="auto"/>
+          <w:sz w:val="24"/>
+          <w:szCs w:val="24"/>
+          <w:u w:val="single"/>
+        </w:rPr>
+        <w:t>Objetivos</w:t>
+      </w:r>
+      <w:bookmarkStart w:id="4" w:name="_GoBack"/>
+      <w:bookmarkEnd w:id="3"/>
       <w:bookmarkEnd w:id="4"/>
     </w:p>
     <w:p>
@@ -1061,7 +1026,6 @@
           <w:sz w:val="28"/>
           <w:szCs w:val="28"/>
         </w:rPr>
-        <w:lastRenderedPageBreak/>
         <w:t>Permitir a resposta do órgão competente sobre o processo da resolução do problema.</w:t>
       </w:r>
     </w:p>
@@ -1133,6 +1097,132 @@
         </w:rPr>
         <w:t>Permitir a população informar o estado do processo (as respostas que obteve dos órgãos competentes).</w:t>
       </w:r>
+    </w:p>
+    <w:p>
+      <w:pPr>
+        <w:pStyle w:val="NormalWeb"/>
+        <w:jc w:val="both"/>
+        <w:rPr>
+          <w:rFonts w:ascii="Arial" w:hAnsi="Arial" w:cs="Arial"/>
+        </w:rPr>
+      </w:pPr>
+    </w:p>
+    <w:p>
+      <w:pPr>
+        <w:pStyle w:val="NormalWeb"/>
+        <w:jc w:val="both"/>
+        <w:rPr>
+          <w:rFonts w:ascii="Arial" w:hAnsi="Arial" w:cs="Arial"/>
+        </w:rPr>
+      </w:pPr>
+    </w:p>
+    <w:p>
+      <w:pPr>
+        <w:pStyle w:val="NormalWeb"/>
+        <w:jc w:val="both"/>
+        <w:rPr>
+          <w:rFonts w:ascii="Arial" w:hAnsi="Arial" w:cs="Arial"/>
+        </w:rPr>
+      </w:pPr>
+    </w:p>
+    <w:p>
+      <w:pPr>
+        <w:pStyle w:val="NormalWeb"/>
+        <w:jc w:val="both"/>
+        <w:rPr>
+          <w:rFonts w:ascii="Arial" w:hAnsi="Arial" w:cs="Arial"/>
+        </w:rPr>
+      </w:pPr>
+    </w:p>
+    <w:p>
+      <w:pPr>
+        <w:pStyle w:val="NormalWeb"/>
+        <w:jc w:val="both"/>
+        <w:rPr>
+          <w:rFonts w:ascii="Arial" w:hAnsi="Arial" w:cs="Arial"/>
+        </w:rPr>
+      </w:pPr>
+    </w:p>
+    <w:p>
+      <w:pPr>
+        <w:pStyle w:val="NormalWeb"/>
+        <w:jc w:val="both"/>
+        <w:rPr>
+          <w:rFonts w:ascii="Arial" w:hAnsi="Arial" w:cs="Arial"/>
+        </w:rPr>
+      </w:pPr>
+    </w:p>
+    <w:p>
+      <w:pPr>
+        <w:pStyle w:val="NormalWeb"/>
+        <w:jc w:val="both"/>
+        <w:rPr>
+          <w:rFonts w:ascii="Arial" w:hAnsi="Arial" w:cs="Arial"/>
+        </w:rPr>
+      </w:pPr>
+    </w:p>
+    <w:p>
+      <w:pPr>
+        <w:pStyle w:val="NormalWeb"/>
+        <w:jc w:val="both"/>
+        <w:rPr>
+          <w:rFonts w:ascii="Arial" w:hAnsi="Arial" w:cs="Arial"/>
+        </w:rPr>
+      </w:pPr>
+    </w:p>
+    <w:p>
+      <w:pPr>
+        <w:pStyle w:val="NormalWeb"/>
+        <w:jc w:val="both"/>
+        <w:rPr>
+          <w:rFonts w:ascii="Arial" w:hAnsi="Arial" w:cs="Arial"/>
+        </w:rPr>
+      </w:pPr>
+    </w:p>
+    <w:p>
+      <w:pPr>
+        <w:pStyle w:val="NormalWeb"/>
+        <w:jc w:val="both"/>
+        <w:rPr>
+          <w:rFonts w:ascii="Arial" w:hAnsi="Arial" w:cs="Arial"/>
+        </w:rPr>
+      </w:pPr>
+    </w:p>
+    <w:p>
+      <w:pPr>
+        <w:pStyle w:val="NormalWeb"/>
+        <w:jc w:val="both"/>
+        <w:rPr>
+          <w:rFonts w:ascii="Arial" w:hAnsi="Arial" w:cs="Arial"/>
+        </w:rPr>
+      </w:pPr>
+    </w:p>
+    <w:p>
+      <w:pPr>
+        <w:pStyle w:val="NormalWeb"/>
+        <w:jc w:val="both"/>
+        <w:rPr>
+          <w:rFonts w:ascii="Arial" w:hAnsi="Arial" w:cs="Arial"/>
+        </w:rPr>
+      </w:pPr>
+    </w:p>
+    <w:p>
+      <w:pPr>
+        <w:pStyle w:val="NormalWeb"/>
+        <w:jc w:val="both"/>
+        <w:rPr>
+          <w:rFonts w:ascii="Arial" w:hAnsi="Arial" w:cs="Arial"/>
+        </w:rPr>
+      </w:pPr>
+    </w:p>
+    <w:p>
+      <w:pPr>
+        <w:pStyle w:val="NormalWeb"/>
+        <w:jc w:val="both"/>
+        <w:rPr>
+          <w:rFonts w:ascii="Arial" w:hAnsi="Arial" w:cs="Arial"/>
+        </w:rPr>
+      </w:pPr>
     </w:p>
     <w:p>
       <w:pPr>
@@ -1248,6 +1338,15 @@
     </w:p>
     <w:bookmarkEnd w:id="8"/>
     <w:p/>
+    <w:p>
+      <w:pPr>
+        <w:pStyle w:val="NormalWeb"/>
+        <w:jc w:val="both"/>
+        <w:rPr>
+          <w:rFonts w:ascii="Arial" w:hAnsi="Arial" w:cs="Arial"/>
+        </w:rPr>
+      </w:pPr>
+    </w:p>
     <w:p>
       <w:pPr>
         <w:pStyle w:val="NormalWeb"/>
@@ -1813,7 +1912,7 @@
                       <a:picLocks noChangeAspect="1"/>
                       <a:extLst>
                         <a:ext uri="sm">
-                          <sm:smNativeData xmlns:oel="http://schemas.microsoft.com/office/2019/extlst" xmlns:w16cex="http://schemas.microsoft.com/office/word/2018/wordml/cex" xmlns:w16="http://schemas.microsoft.com/office/word/2018/wordml" xmlns:w16du="http://schemas.microsoft.com/office/word/2023/wordml/word16du" xmlns:w16sdtdh="http://schemas.microsoft.com/office/word/2020/wordml/sdtdatahash" xmlns:w16sdtfl="http://schemas.microsoft.com/office/word/2024/wordml/sdtformatlock" xmlns="" xmlns:o="urn:schemas-microsoft-com:office:office" xmlns:v="urn:schemas-microsoft-com:vml" xmlns:w10="urn:schemas-microsoft-com:office:word" xmlns:w="http://schemas.openxmlformats.org/wordprocessingml/2006/main" xmlns:sm="sm" val="SMDATA_16_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"/>
+                          <sm:smNativeData xmlns:sm="sm" xmlns:w="http://schemas.openxmlformats.org/wordprocessingml/2006/main" xmlns:w10="urn:schemas-microsoft-com:office:word" xmlns:v="urn:schemas-microsoft-com:vml" xmlns:o="urn:schemas-microsoft-com:office:office" xmlns="" xmlns:w16sdtfl="http://schemas.microsoft.com/office/word/2024/wordml/sdtformatlock" xmlns:w16sdtdh="http://schemas.microsoft.com/office/word/2020/wordml/sdtdatahash" xmlns:w16du="http://schemas.microsoft.com/office/word/2023/wordml/word16du" xmlns:w16="http://schemas.microsoft.com/office/word/2018/wordml" xmlns:w16cex="http://schemas.microsoft.com/office/word/2018/wordml/cex" xmlns:oel="http://schemas.microsoft.com/office/2019/extlst" val="SMDATA_16_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"/>
                         </a:ext>
                       </a:extLst>
                     </pic:cNvPicPr>
@@ -1905,6 +2004,7 @@
           <w:rFonts w:cs="Arial"/>
           <w:szCs w:val="24"/>
         </w:rPr>
+        <w:lastRenderedPageBreak/>
         <w:t>HTML (</w:t>
       </w:r>
       <w:proofErr w:type="spellStart"/>
@@ -1963,7 +2063,6 @@
           <w:color w:val="000000" w:themeColor="text1"/>
           <w:szCs w:val="28"/>
         </w:rPr>
-        <w:lastRenderedPageBreak/>
         <w:t>4.1.2 CSS</w:t>
       </w:r>
       <w:bookmarkEnd w:id="16"/>
@@ -2081,7 +2180,7 @@
                       <a:picLocks noChangeAspect="1"/>
                       <a:extLst>
                         <a:ext uri="sm">
-                          <sm:smNativeData xmlns:oel="http://schemas.microsoft.com/office/2019/extlst" xmlns:w16cex="http://schemas.microsoft.com/office/word/2018/wordml/cex" xmlns:w16="http://schemas.microsoft.com/office/word/2018/wordml" xmlns:w16du="http://schemas.microsoft.com/office/word/2023/wordml/word16du" xmlns:w16sdtdh="http://schemas.microsoft.com/office/word/2020/wordml/sdtdatahash" xmlns:w16sdtfl="http://schemas.microsoft.com/office/word/2024/wordml/sdtformatlock" xmlns="" xmlns:o="urn:schemas-microsoft-com:office:office" xmlns:v="urn:schemas-microsoft-com:vml" xmlns:w10="urn:schemas-microsoft-com:office:word" xmlns:w="http://schemas.openxmlformats.org/wordprocessingml/2006/main" xmlns:sm="sm" val="SMDATA_16_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"/>
+                          <sm:smNativeData xmlns:sm="sm" xmlns:w="http://schemas.openxmlformats.org/wordprocessingml/2006/main" xmlns:w10="urn:schemas-microsoft-com:office:word" xmlns:v="urn:schemas-microsoft-com:vml" xmlns:o="urn:schemas-microsoft-com:office:office" xmlns="" xmlns:w16sdtfl="http://schemas.microsoft.com/office/word/2024/wordml/sdtformatlock" xmlns:w16sdtdh="http://schemas.microsoft.com/office/word/2020/wordml/sdtdatahash" xmlns:w16du="http://schemas.microsoft.com/office/word/2023/wordml/word16du" xmlns:w16="http://schemas.microsoft.com/office/word/2018/wordml" xmlns:w16cex="http://schemas.microsoft.com/office/word/2018/wordml/cex" xmlns:oel="http://schemas.microsoft.com/office/2019/extlst" val="SMDATA_16_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"/>
                         </a:ext>
                       </a:extLst>
                     </pic:cNvPicPr>
@@ -2468,6 +2567,7 @@
           <w:rFonts w:cs="Arial"/>
           <w:szCs w:val="24"/>
         </w:rPr>
+        <w:lastRenderedPageBreak/>
         <w:t xml:space="preserve">A linguagem de programação </w:t>
       </w:r>
       <w:proofErr w:type="spellStart"/>
@@ -2556,7 +2656,6 @@
           <w:color w:val="000000" w:themeColor="text1"/>
           <w:sz w:val="20"/>
         </w:rPr>
-        <w:lastRenderedPageBreak/>
         <w:t xml:space="preserve">Figura </w:t>
       </w:r>
       <w:r>
@@ -2660,7 +2759,7 @@
                       <a:picLocks noChangeAspect="1"/>
                       <a:extLst>
                         <a:ext uri="sm">
-                          <sm:smNativeData xmlns:oel="http://schemas.microsoft.com/office/2019/extlst" xmlns:w16cex="http://schemas.microsoft.com/office/word/2018/wordml/cex" xmlns:w16="http://schemas.microsoft.com/office/word/2018/wordml" xmlns:w16du="http://schemas.microsoft.com/office/word/2023/wordml/word16du" xmlns:w16sdtdh="http://schemas.microsoft.com/office/word/2020/wordml/sdtdatahash" xmlns:w16sdtfl="http://schemas.microsoft.com/office/word/2024/wordml/sdtformatlock" xmlns="" xmlns:o="urn:schemas-microsoft-com:office:office" xmlns:v="urn:schemas-microsoft-com:vml" xmlns:w10="urn:schemas-microsoft-com:office:word" xmlns:w="http://schemas.openxmlformats.org/wordprocessingml/2006/main" xmlns:sm="sm" val="SMDATA_16_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"/>
+                          <sm:smNativeData xmlns:sm="sm" xmlns:w="http://schemas.openxmlformats.org/wordprocessingml/2006/main" xmlns:w10="urn:schemas-microsoft-com:office:word" xmlns:v="urn:schemas-microsoft-com:vml" xmlns:o="urn:schemas-microsoft-com:office:office" xmlns="" xmlns:w16sdtfl="http://schemas.microsoft.com/office/word/2024/wordml/sdtformatlock" xmlns:w16sdtdh="http://schemas.microsoft.com/office/word/2020/wordml/sdtdatahash" xmlns:w16du="http://schemas.microsoft.com/office/word/2023/wordml/word16du" xmlns:w16="http://schemas.microsoft.com/office/word/2018/wordml" xmlns:w16cex="http://schemas.microsoft.com/office/word/2018/wordml/cex" xmlns:oel="http://schemas.microsoft.com/office/2019/extlst" val="SMDATA_16_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"/>
                         </a:ext>
                       </a:extLst>
                     </pic:cNvPicPr>
@@ -3024,6 +3123,7 @@
           <w:rFonts w:eastAsia="Arial" w:cs="Arial"/>
           <w:szCs w:val="24"/>
         </w:rPr>
+        <w:lastRenderedPageBreak/>
         <w:t>Java é uma linguagem de programação extremamente versátil que pode ser usado para programar softwares e aplicativos para muitos sistemas operacionais e dispositivos diferentes.</w:t>
       </w:r>
     </w:p>
@@ -3242,6 +3342,7 @@
           <w:color w:val="000000" w:themeColor="text1"/>
           <w:sz w:val="20"/>
         </w:rPr>
+        <w:lastRenderedPageBreak/>
         <w:t xml:space="preserve">Figura </w:t>
       </w:r>
       <w:r>
@@ -3334,7 +3435,7 @@
                       <a:picLocks noChangeAspect="1"/>
                       <a:extLst>
                         <a:ext uri="sm">
-                          <sm:smNativeData xmlns:sm="sm" xmlns:w="http://schemas.openxmlformats.org/wordprocessingml/2006/main" xmlns:w10="urn:schemas-microsoft-com:office:word" xmlns:v="urn:schemas-microsoft-com:vml" xmlns:o="urn:schemas-microsoft-com:office:office" xmlns="" xmlns:w16sdtfl="http://schemas.microsoft.com/office/word/2024/wordml/sdtformatlock" xmlns:w16sdtdh="http://schemas.microsoft.com/office/word/2020/wordml/sdtdatahash" xmlns:w16du="http://schemas.microsoft.com/office/word/2023/wordml/word16du" xmlns:w16="http://schemas.microsoft.com/office/word/2018/wordml" xmlns:w16cex="http://schemas.microsoft.com/office/word/2018/wordml/cex" xmlns:oel="http://schemas.microsoft.com/office/2019/extlst" val="SMDATA_16_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"/>
+                          <sm:smNativeData xmlns:oel="http://schemas.microsoft.com/office/2019/extlst" xmlns:w16cex="http://schemas.microsoft.com/office/word/2018/wordml/cex" xmlns:w16="http://schemas.microsoft.com/office/word/2018/wordml" xmlns:w16du="http://schemas.microsoft.com/office/word/2023/wordml/word16du" xmlns:w16sdtdh="http://schemas.microsoft.com/office/word/2020/wordml/sdtdatahash" xmlns:w16sdtfl="http://schemas.microsoft.com/office/word/2024/wordml/sdtformatlock" xmlns="" xmlns:o="urn:schemas-microsoft-com:office:office" xmlns:v="urn:schemas-microsoft-com:vml" xmlns:w10="urn:schemas-microsoft-com:office:word" xmlns:w="http://schemas.openxmlformats.org/wordprocessingml/2006/main" xmlns:sm="sm" val="SMDATA_16_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"/>
                         </a:ext>
                       </a:extLst>
                     </pic:cNvPicPr>
@@ -3490,7 +3591,6 @@
           <w:color w:val="000000" w:themeColor="text1"/>
           <w:sz w:val="20"/>
         </w:rPr>
-        <w:lastRenderedPageBreak/>
         <w:t xml:space="preserve">Figura </w:t>
       </w:r>
       <w:r>
@@ -3823,6 +3923,7 @@
           <w:color w:val="000000" w:themeColor="text1"/>
           <w:szCs w:val="28"/>
         </w:rPr>
+        <w:lastRenderedPageBreak/>
         <w:t xml:space="preserve">4.2.2 </w:t>
       </w:r>
       <w:proofErr w:type="spellStart"/>

--- a/tcc-documentacao/Planejamento/TCC_Completo_rascunho.docx
+++ b/tcc-documentacao/Planejamento/TCC_Completo_rascunho.docx
@@ -568,30 +568,56 @@
     </w:p>
     <w:p>
       <w:pPr>
-        <w:pStyle w:val="NormalWeb"/>
-        <w:jc w:val="both"/>
-        <w:rPr>
-          <w:rFonts w:ascii="Arial" w:hAnsi="Arial" w:cs="Arial"/>
-        </w:rPr>
-      </w:pPr>
-    </w:p>
-    <w:p>
-      <w:pPr>
-        <w:pStyle w:val="NormalWeb"/>
-        <w:jc w:val="both"/>
-        <w:rPr>
-          <w:rFonts w:ascii="Arial" w:hAnsi="Arial" w:cs="Arial"/>
-        </w:rPr>
-      </w:pPr>
-    </w:p>
-    <w:p>
-      <w:pPr>
-        <w:pStyle w:val="NormalWeb"/>
-        <w:jc w:val="both"/>
-        <w:rPr>
-          <w:rFonts w:ascii="Arial" w:hAnsi="Arial" w:cs="Arial"/>
-        </w:rPr>
-      </w:pPr>
+        <w:pStyle w:val="PargrafodaLista"/>
+        <w:rPr>
+          <w:lang w:eastAsia="pt-BR"/>
+        </w:rPr>
+      </w:pPr>
+      <w:r>
+        <w:rPr>
+          <w:lang w:eastAsia="pt-BR"/>
+        </w:rPr>
+        <w:t>    No desenvolvimento deste trabalho, serão enfrentados diversos desafios relacionados à concepção e à implementação de um sistema voltado ao auxílio e ao gerenciamento de ocorrências urbanas. O principal aspecto complexo reside na compreensão do fluxo de solicitações de serviços junto aos órgãos públicos, o que exige mapear quais demandas de zeladoria competem a cada setor da administração municipal e como viabilizar que as denúncias registradas alcancem as instâncias corretas, garantindo também que os retornos institucionais sejam transmitidos à população de forma transparente.</w:t>
+      </w:r>
+    </w:p>
+    <w:p>
+      <w:pPr>
+        <w:pStyle w:val="PargrafodaLista"/>
+        <w:rPr>
+          <w:lang w:eastAsia="pt-BR"/>
+        </w:rPr>
+      </w:pPr>
+      <w:r>
+        <w:rPr>
+          <w:lang w:eastAsia="pt-BR"/>
+        </w:rPr>
+        <w:t>        Entre os obstáculos técnicos e operacionais, destaca-se a necessidade de mitigar o registro de informações inverídicas na plataforma. Para isso, o sistema deve integrar mecanismos capazes de validar a autenticidade dos perfis dos usuários, impedindo a proliferação de denúncias ou respostas falsas que possam comprometer a confiabilidade dos dados e o planejamento logístico das equipes de manutenção. Adicionalmente, a incorporação de ferramentas de geolocalização e o monitoramento em tempo real por meio de relatórios de status configuram etapas críticas na arquitetura do software.</w:t>
+      </w:r>
+    </w:p>
+    <w:p>
+      <w:pPr>
+        <w:pStyle w:val="PargrafodaLista"/>
+        <w:rPr>
+          <w:lang w:eastAsia="pt-BR"/>
+        </w:rPr>
+      </w:pPr>
+      <w:r>
+        <w:rPr>
+          <w:lang w:eastAsia="pt-BR"/>
+        </w:rPr>
+        <w:t>        Por fim, o projeto exige uma atenção rigorosa à Engenharia de Usabilidade, visando atender cidadãos com diferentes níveis de familiaridade tecnológica. O desenvolvimento da interface deve priorizar um design intuitivo, autoexplicativo e acessível, sustentado por um layout simplificado e otimizado. Essa abordagem assegura a eficiência operacional da ferramenta e promove a participação cidadã ativa, fornecendo um ambiente seguro e prático para a fiscalização da infraestrutura pública.</w:t>
+      </w:r>
+    </w:p>
+    <w:p>
+      <w:pPr>
+        <w:pStyle w:val="NormalWeb"/>
+        <w:jc w:val="both"/>
+        <w:rPr>
+          <w:rFonts w:ascii="Arial" w:hAnsi="Arial" w:cs="Arial"/>
+        </w:rPr>
+      </w:pPr>
+      <w:bookmarkStart w:id="3" w:name="_GoBack"/>
+      <w:bookmarkEnd w:id="3"/>
     </w:p>
     <w:p>
       <w:pPr>
@@ -795,7 +821,7 @@
           <w:u w:val="single"/>
         </w:rPr>
       </w:pPr>
-      <w:bookmarkStart w:id="3" w:name="_Toc215588545"/>
+      <w:bookmarkStart w:id="4" w:name="_Toc215588545"/>
       <w:r>
         <w:rPr>
           <w:rFonts w:ascii="Arial" w:hAnsi="Arial" w:cs="Arial"/>
@@ -805,7 +831,6 @@
           <w:szCs w:val="24"/>
           <w:u w:val="single"/>
         </w:rPr>
-        <w:lastRenderedPageBreak/>
         <w:t xml:space="preserve">1.4 </w:t>
       </w:r>
       <w:r>
@@ -819,8 +844,6 @@
         </w:rPr>
         <w:t>Objetivos</w:t>
       </w:r>
-      <w:bookmarkStart w:id="4" w:name="_GoBack"/>
-      <w:bookmarkEnd w:id="3"/>
       <w:bookmarkEnd w:id="4"/>
     </w:p>
     <w:p>
@@ -898,6 +921,7 @@
           <w:szCs w:val="28"/>
           <w:lang w:eastAsia="pt-BR"/>
         </w:rPr>
+        <w:lastRenderedPageBreak/>
         <w:t>    O sistema deve ajudar a população a denunciar e a cobrar uma solução dos órgãos competentes com mais rapidez, sendo um meio de comunicação entre a população e aos órgãos públicos.</w:t>
       </w:r>
     </w:p>
@@ -1912,7 +1936,7 @@
                       <a:picLocks noChangeAspect="1"/>
                       <a:extLst>
                         <a:ext uri="sm">
-                          <sm:smNativeData xmlns:sm="sm" xmlns:w="http://schemas.openxmlformats.org/wordprocessingml/2006/main" xmlns:w10="urn:schemas-microsoft-com:office:word" xmlns:v="urn:schemas-microsoft-com:vml" xmlns:o="urn:schemas-microsoft-com:office:office" xmlns="" xmlns:w16sdtfl="http://schemas.microsoft.com/office/word/2024/wordml/sdtformatlock" xmlns:w16sdtdh="http://schemas.microsoft.com/office/word/2020/wordml/sdtdatahash" xmlns:w16du="http://schemas.microsoft.com/office/word/2023/wordml/word16du" xmlns:w16="http://schemas.microsoft.com/office/word/2018/wordml" xmlns:w16cex="http://schemas.microsoft.com/office/word/2018/wordml/cex" xmlns:oel="http://schemas.microsoft.com/office/2019/extlst" val="SMDATA_16_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"/>
+                          <sm:smNativeData xmlns:oel="http://schemas.microsoft.com/office/2019/extlst" xmlns:w16cex="http://schemas.microsoft.com/office/word/2018/wordml/cex" xmlns:w16="http://schemas.microsoft.com/office/word/2018/wordml" xmlns:w16du="http://schemas.microsoft.com/office/word/2023/wordml/word16du" xmlns:w16sdtdh="http://schemas.microsoft.com/office/word/2020/wordml/sdtdatahash" xmlns:w16sdtfl="http://schemas.microsoft.com/office/word/2024/wordml/sdtformatlock" xmlns="" xmlns:o="urn:schemas-microsoft-com:office:office" xmlns:v="urn:schemas-microsoft-com:vml" xmlns:w10="urn:schemas-microsoft-com:office:word" xmlns:w="http://schemas.openxmlformats.org/wordprocessingml/2006/main" xmlns:sm="sm" val="SMDATA_16_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"/>
                         </a:ext>
                       </a:extLst>
                     </pic:cNvPicPr>
@@ -2004,7 +2028,6 @@
           <w:rFonts w:cs="Arial"/>
           <w:szCs w:val="24"/>
         </w:rPr>
-        <w:lastRenderedPageBreak/>
         <w:t>HTML (</w:t>
       </w:r>
       <w:proofErr w:type="spellStart"/>
@@ -2063,6 +2086,7 @@
           <w:color w:val="000000" w:themeColor="text1"/>
           <w:szCs w:val="28"/>
         </w:rPr>
+        <w:lastRenderedPageBreak/>
         <w:t>4.1.2 CSS</w:t>
       </w:r>
       <w:bookmarkEnd w:id="16"/>
@@ -2180,7 +2204,7 @@
                       <a:picLocks noChangeAspect="1"/>
                       <a:extLst>
                         <a:ext uri="sm">
-                          <sm:smNativeData xmlns:sm="sm" xmlns:w="http://schemas.openxmlformats.org/wordprocessingml/2006/main" xmlns:w10="urn:schemas-microsoft-com:office:word" xmlns:v="urn:schemas-microsoft-com:vml" xmlns:o="urn:schemas-microsoft-com:office:office" xmlns="" xmlns:w16sdtfl="http://schemas.microsoft.com/office/word/2024/wordml/sdtformatlock" xmlns:w16sdtdh="http://schemas.microsoft.com/office/word/2020/wordml/sdtdatahash" xmlns:w16du="http://schemas.microsoft.com/office/word/2023/wordml/word16du" xmlns:w16="http://schemas.microsoft.com/office/word/2018/wordml" xmlns:w16cex="http://schemas.microsoft.com/office/word/2018/wordml/cex" xmlns:oel="http://schemas.microsoft.com/office/2019/extlst" val="SMDATA_16_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"/>
+                          <sm:smNativeData xmlns:oel="http://schemas.microsoft.com/office/2019/extlst" xmlns:w16cex="http://schemas.microsoft.com/office/word/2018/wordml/cex" xmlns:w16="http://schemas.microsoft.com/office/word/2018/wordml" xmlns:w16du="http://schemas.microsoft.com/office/word/2023/wordml/word16du" xmlns:w16sdtdh="http://schemas.microsoft.com/office/word/2020/wordml/sdtdatahash" xmlns:w16sdtfl="http://schemas.microsoft.com/office/word/2024/wordml/sdtformatlock" xmlns="" xmlns:o="urn:schemas-microsoft-com:office:office" xmlns:v="urn:schemas-microsoft-com:vml" xmlns:w10="urn:schemas-microsoft-com:office:word" xmlns:w="http://schemas.openxmlformats.org/wordprocessingml/2006/main" xmlns:sm="sm" val="SMDATA_16_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"/>
                         </a:ext>
                       </a:extLst>
                     </pic:cNvPicPr>
@@ -2567,7 +2591,6 @@
           <w:rFonts w:cs="Arial"/>
           <w:szCs w:val="24"/>
         </w:rPr>
-        <w:lastRenderedPageBreak/>
         <w:t xml:space="preserve">A linguagem de programação </w:t>
       </w:r>
       <w:proofErr w:type="spellStart"/>
@@ -2656,6 +2679,7 @@
           <w:color w:val="000000" w:themeColor="text1"/>
           <w:sz w:val="20"/>
         </w:rPr>
+        <w:lastRenderedPageBreak/>
         <w:t xml:space="preserve">Figura </w:t>
       </w:r>
       <w:r>
@@ -2759,7 +2783,7 @@
                       <a:picLocks noChangeAspect="1"/>
                       <a:extLst>
                         <a:ext uri="sm">
-                          <sm:smNativeData xmlns:sm="sm" xmlns:w="http://schemas.openxmlformats.org/wordprocessingml/2006/main" xmlns:w10="urn:schemas-microsoft-com:office:word" xmlns:v="urn:schemas-microsoft-com:vml" xmlns:o="urn:schemas-microsoft-com:office:office" xmlns="" xmlns:w16sdtfl="http://schemas.microsoft.com/office/word/2024/wordml/sdtformatlock" xmlns:w16sdtdh="http://schemas.microsoft.com/office/word/2020/wordml/sdtdatahash" xmlns:w16du="http://schemas.microsoft.com/office/word/2023/wordml/word16du" xmlns:w16="http://schemas.microsoft.com/office/word/2018/wordml" xmlns:w16cex="http://schemas.microsoft.com/office/word/2018/wordml/cex" xmlns:oel="http://schemas.microsoft.com/office/2019/extlst" val="SMDATA_16_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"/>
+                          <sm:smNativeData xmlns:oel="http://schemas.microsoft.com/office/2019/extlst" xmlns:w16cex="http://schemas.microsoft.com/office/word/2018/wordml/cex" xmlns:w16="http://schemas.microsoft.com/office/word/2018/wordml" xmlns:w16du="http://schemas.microsoft.com/office/word/2023/wordml/word16du" xmlns:w16sdtdh="http://schemas.microsoft.com/office/word/2020/wordml/sdtdatahash" xmlns:w16sdtfl="http://schemas.microsoft.com/office/word/2024/wordml/sdtformatlock" xmlns="" xmlns:o="urn:schemas-microsoft-com:office:office" xmlns:v="urn:schemas-microsoft-com:vml" xmlns:w10="urn:schemas-microsoft-com:office:word" xmlns:w="http://schemas.openxmlformats.org/wordprocessingml/2006/main" xmlns:sm="sm" val="SMDATA_16_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"/>
                         </a:ext>
                       </a:extLst>
                     </pic:cNvPicPr>
@@ -3123,7 +3147,6 @@
           <w:rFonts w:eastAsia="Arial" w:cs="Arial"/>
           <w:szCs w:val="24"/>
         </w:rPr>
-        <w:lastRenderedPageBreak/>
         <w:t>Java é uma linguagem de programação extremamente versátil que pode ser usado para programar softwares e aplicativos para muitos sistemas operacionais e dispositivos diferentes.</w:t>
       </w:r>
     </w:p>
@@ -3342,7 +3365,6 @@
           <w:color w:val="000000" w:themeColor="text1"/>
           <w:sz w:val="20"/>
         </w:rPr>
-        <w:lastRenderedPageBreak/>
         <w:t xml:space="preserve">Figura </w:t>
       </w:r>
       <w:r>
@@ -3435,7 +3457,7 @@
                       <a:picLocks noChangeAspect="1"/>
                       <a:extLst>
                         <a:ext uri="sm">
-                          <sm:smNativeData xmlns:oel="http://schemas.microsoft.com/office/2019/extlst" xmlns:w16cex="http://schemas.microsoft.com/office/word/2018/wordml/cex" xmlns:w16="http://schemas.microsoft.com/office/word/2018/wordml" xmlns:w16du="http://schemas.microsoft.com/office/word/2023/wordml/word16du" xmlns:w16sdtdh="http://schemas.microsoft.com/office/word/2020/wordml/sdtdatahash" xmlns:w16sdtfl="http://schemas.microsoft.com/office/word/2024/wordml/sdtformatlock" xmlns="" xmlns:o="urn:schemas-microsoft-com:office:office" xmlns:v="urn:schemas-microsoft-com:vml" xmlns:w10="urn:schemas-microsoft-com:office:word" xmlns:w="http://schemas.openxmlformats.org/wordprocessingml/2006/main" xmlns:sm="sm" val="SMDATA_16_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"/>
+                          <sm:smNativeData xmlns:sm="sm" xmlns:w="http://schemas.openxmlformats.org/wordprocessingml/2006/main" xmlns:w10="urn:schemas-microsoft-com:office:word" xmlns:v="urn:schemas-microsoft-com:vml" xmlns:o="urn:schemas-microsoft-com:office:office" xmlns="" xmlns:w16sdtfl="http://schemas.microsoft.com/office/word/2024/wordml/sdtformatlock" xmlns:w16sdtdh="http://schemas.microsoft.com/office/word/2020/wordml/sdtdatahash" xmlns:w16du="http://schemas.microsoft.com/office/word/2023/wordml/word16du" xmlns:w16="http://schemas.microsoft.com/office/word/2018/wordml" xmlns:w16cex="http://schemas.microsoft.com/office/word/2018/wordml/cex" xmlns:oel="http://schemas.microsoft.com/office/2019/extlst" val="SMDATA_16_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"/>
                         </a:ext>
                       </a:extLst>
                     </pic:cNvPicPr>
@@ -3591,6 +3613,7 @@
           <w:color w:val="000000" w:themeColor="text1"/>
           <w:sz w:val="20"/>
         </w:rPr>
+        <w:lastRenderedPageBreak/>
         <w:t xml:space="preserve">Figura </w:t>
       </w:r>
       <w:r>
@@ -3923,7 +3946,6 @@
           <w:color w:val="000000" w:themeColor="text1"/>
           <w:szCs w:val="28"/>
         </w:rPr>
-        <w:lastRenderedPageBreak/>
         <w:t xml:space="preserve">4.2.2 </w:t>
       </w:r>
       <w:proofErr w:type="spellStart"/>

--- a/tcc-documentacao/Planejamento/TCC_Completo_rascunho.docx
+++ b/tcc-documentacao/Planejamento/TCC_Completo_rascunho.docx
@@ -295,104 +295,11 @@
       <w:bookmarkEnd w:id="1"/>
     </w:p>
     <w:p>
-      <w:pPr>
-        <w:pStyle w:val="NormalWeb"/>
-        <w:jc w:val="both"/>
-        <w:rPr>
-          <w:rFonts w:ascii="Arial" w:hAnsi="Arial" w:cs="Arial"/>
-        </w:rPr>
-      </w:pPr>
-    </w:p>
-    <w:p>
-      <w:pPr>
-        <w:pStyle w:val="NormalWeb"/>
-        <w:jc w:val="both"/>
-        <w:rPr>
-          <w:rFonts w:ascii="Arial" w:hAnsi="Arial" w:cs="Arial"/>
-        </w:rPr>
-      </w:pPr>
-    </w:p>
-    <w:p>
-      <w:pPr>
-        <w:pStyle w:val="NormalWeb"/>
-        <w:jc w:val="both"/>
-        <w:rPr>
-          <w:rFonts w:ascii="Arial" w:hAnsi="Arial" w:cs="Arial"/>
-        </w:rPr>
-      </w:pPr>
-    </w:p>
-    <w:p>
-      <w:pPr>
-        <w:pStyle w:val="NormalWeb"/>
-        <w:jc w:val="both"/>
-        <w:rPr>
-          <w:rFonts w:ascii="Arial" w:hAnsi="Arial" w:cs="Arial"/>
-        </w:rPr>
-      </w:pPr>
-    </w:p>
-    <w:p>
-      <w:pPr>
-        <w:pStyle w:val="NormalWeb"/>
-        <w:jc w:val="both"/>
-        <w:rPr>
-          <w:rFonts w:ascii="Arial" w:hAnsi="Arial" w:cs="Arial"/>
-        </w:rPr>
-      </w:pPr>
-    </w:p>
-    <w:p>
-      <w:pPr>
-        <w:pStyle w:val="NormalWeb"/>
-        <w:jc w:val="both"/>
-        <w:rPr>
-          <w:rFonts w:ascii="Arial" w:hAnsi="Arial" w:cs="Arial"/>
-        </w:rPr>
-      </w:pPr>
-    </w:p>
-    <w:p>
-      <w:pPr>
-        <w:pStyle w:val="NormalWeb"/>
-        <w:jc w:val="both"/>
-        <w:rPr>
-          <w:rFonts w:ascii="Arial" w:hAnsi="Arial" w:cs="Arial"/>
-        </w:rPr>
-      </w:pPr>
-    </w:p>
-    <w:p>
-      <w:pPr>
-        <w:pStyle w:val="NormalWeb"/>
-        <w:jc w:val="both"/>
-        <w:rPr>
-          <w:rFonts w:ascii="Arial" w:hAnsi="Arial" w:cs="Arial"/>
-        </w:rPr>
-      </w:pPr>
-    </w:p>
-    <w:p>
-      <w:pPr>
-        <w:pStyle w:val="NormalWeb"/>
-        <w:jc w:val="both"/>
-        <w:rPr>
-          <w:rFonts w:ascii="Arial" w:hAnsi="Arial" w:cs="Arial"/>
-        </w:rPr>
-      </w:pPr>
-    </w:p>
-    <w:p>
-      <w:pPr>
-        <w:pStyle w:val="NormalWeb"/>
-        <w:jc w:val="both"/>
-        <w:rPr>
-          <w:rFonts w:ascii="Arial" w:hAnsi="Arial" w:cs="Arial"/>
-        </w:rPr>
-      </w:pPr>
-    </w:p>
-    <w:p>
-      <w:pPr>
-        <w:pStyle w:val="NormalWeb"/>
-        <w:jc w:val="both"/>
-        <w:rPr>
-          <w:rFonts w:ascii="Arial" w:hAnsi="Arial" w:cs="Arial"/>
-        </w:rPr>
-      </w:pPr>
-    </w:p>
+      <w:r>
+        <w:t>  A motivação para o desenvolvimento deste trabalho está diretamente relacionada ao acúmulo de reclamações referentes à manutenção pública.  A motivação para o desenvolvimento deste trabalho está diretamente relacionada ao acúmulo de reclamações referentes à manutenção pública. Esse cenário mostra que existe uma grande barreira na comunicação entre os moradores e as prefeituras. Os canais tradicionais de atendimento costumam ser lentos, cheios de burocracia e não permitem que o cidadão acompanhe de perto o que está sendo feito para resolver o seu problema, prejudicando principalmente quem vive nos bairros mais afastados.       Diante do grande volume de queixas sem resposta sobre falta de iluminação, buracos nas ruas e pontos de ônibus quebrados, surgiu a oportunidade de usar a tecnologia para ajudar a mudar essa realidade. A intenção de transformar esse monte de reclamações soltas em informações organizadas e visíveis foi o que motivou a criação de um aplicativo. A ideia é criar um espaço único onde as pessoas possam registrar os problemas e acompanhar o status de cada um de forma clara.        Assim, o desenvolvimento deste projeto se justifica pela vontade de transformar a insatisfação da população em uma participação ativa na melhoria do próprio bairro. Com a criação desse sistema prático e fácil de usar, busca-se provar que as ferramentas digitais podem ser grandes aliadas do cidadão, ajudando a cobrar o poder público e agilizando a solução dos problemas do dia a dia nas cidades.</w:t>
+      </w:r>
+    </w:p>
+    <w:p/>
     <w:p>
       <w:pPr>
         <w:pStyle w:val="NormalWeb"/>
@@ -531,7 +438,6 @@
           <w:sz w:val="24"/>
           <w:szCs w:val="24"/>
         </w:rPr>
-        <w:lastRenderedPageBreak/>
         <w:t>1.</w:t>
       </w:r>
       <w:r>
@@ -567,138 +473,34 @@
       <w:bookmarkEnd w:id="2"/>
     </w:p>
     <w:p>
-      <w:pPr>
-        <w:pStyle w:val="PargrafodaLista"/>
-        <w:rPr>
-          <w:lang w:eastAsia="pt-BR"/>
-        </w:rPr>
-      </w:pPr>
-      <w:r>
-        <w:rPr>
-          <w:lang w:eastAsia="pt-BR"/>
-        </w:rPr>
-        <w:t>    No desenvolvimento deste trabalho, serão enfrentados diversos desafios relacionados à concepção e à implementação de um sistema voltado ao auxílio e ao gerenciamento de ocorrências urbanas. O principal aspecto complexo reside na compreensão do fluxo de solicitações de serviços junto aos órgãos públicos, o que exige mapear quais demandas de zeladoria competem a cada setor da administração municipal e como viabilizar que as denúncias registradas alcancem as instâncias corretas, garantindo também que os retornos institucionais sejam transmitidos à população de forma transparente.</w:t>
-      </w:r>
-    </w:p>
-    <w:p>
-      <w:pPr>
-        <w:pStyle w:val="PargrafodaLista"/>
-        <w:rPr>
-          <w:lang w:eastAsia="pt-BR"/>
-        </w:rPr>
-      </w:pPr>
-      <w:r>
-        <w:rPr>
-          <w:lang w:eastAsia="pt-BR"/>
-        </w:rPr>
-        <w:t>        Entre os obstáculos técnicos e operacionais, destaca-se a necessidade de mitigar o registro de informações inverídicas na plataforma. Para isso, o sistema deve integrar mecanismos capazes de validar a autenticidade dos perfis dos usuários, impedindo a proliferação de denúncias ou respostas falsas que possam comprometer a confiabilidade dos dados e o planejamento logístico das equipes de manutenção. Adicionalmente, a incorporação de ferramentas de geolocalização e o monitoramento em tempo real por meio de relatórios de status configuram etapas críticas na arquitetura do software.</w:t>
-      </w:r>
-    </w:p>
-    <w:p>
-      <w:pPr>
-        <w:pStyle w:val="PargrafodaLista"/>
-        <w:rPr>
-          <w:lang w:eastAsia="pt-BR"/>
-        </w:rPr>
-      </w:pPr>
-      <w:r>
-        <w:rPr>
-          <w:lang w:eastAsia="pt-BR"/>
-        </w:rPr>
-        <w:t>        Por fim, o projeto exige uma atenção rigorosa à Engenharia de Usabilidade, visando atender cidadãos com diferentes níveis de familiaridade tecnológica. O desenvolvimento da interface deve priorizar um design intuitivo, autoexplicativo e acessível, sustentado por um layout simplificado e otimizado. Essa abordagem assegura a eficiência operacional da ferramenta e promove a participação cidadã ativa, fornecendo um ambiente seguro e prático para a fiscalização da infraestrutura pública.</w:t>
-      </w:r>
-    </w:p>
-    <w:p>
-      <w:pPr>
-        <w:pStyle w:val="NormalWeb"/>
-        <w:jc w:val="both"/>
-        <w:rPr>
-          <w:rFonts w:ascii="Arial" w:hAnsi="Arial" w:cs="Arial"/>
-        </w:rPr>
-      </w:pPr>
+      <w:r>
+        <w:tab/>
+        <w:t xml:space="preserve">No desenvolvimento deste trabalho, serão enfrentados diversos desafios relacionados à criação de um sistema de auxílio e gerenciamento de ocorrências urbanas. O sistema deverá ser capaz de atender a diferentes casos dos usuários, sendo acessível, autoexplicativo, eficiente e devidamente </w:t>
+      </w:r>
       <w:bookmarkStart w:id="3" w:name="_GoBack"/>
       <w:bookmarkEnd w:id="3"/>
-    </w:p>
-    <w:p>
-      <w:pPr>
-        <w:pStyle w:val="NormalWeb"/>
-        <w:jc w:val="both"/>
-        <w:rPr>
-          <w:rFonts w:ascii="Arial" w:hAnsi="Arial" w:cs="Arial"/>
-        </w:rPr>
-      </w:pPr>
-    </w:p>
-    <w:p>
-      <w:pPr>
-        <w:pStyle w:val="NormalWeb"/>
-        <w:jc w:val="both"/>
-        <w:rPr>
-          <w:rFonts w:ascii="Arial" w:hAnsi="Arial" w:cs="Arial"/>
-        </w:rPr>
-      </w:pPr>
-    </w:p>
-    <w:p>
-      <w:pPr>
-        <w:pStyle w:val="NormalWeb"/>
-        <w:jc w:val="both"/>
-        <w:rPr>
-          <w:rFonts w:ascii="Arial" w:hAnsi="Arial" w:cs="Arial"/>
-        </w:rPr>
-      </w:pPr>
-    </w:p>
-    <w:p>
-      <w:pPr>
-        <w:pStyle w:val="NormalWeb"/>
-        <w:jc w:val="both"/>
-        <w:rPr>
-          <w:rFonts w:ascii="Arial" w:hAnsi="Arial" w:cs="Arial"/>
-        </w:rPr>
-      </w:pPr>
-    </w:p>
-    <w:p>
-      <w:pPr>
-        <w:pStyle w:val="NormalWeb"/>
-        <w:jc w:val="both"/>
-        <w:rPr>
-          <w:rFonts w:ascii="Arial" w:hAnsi="Arial" w:cs="Arial"/>
-        </w:rPr>
-      </w:pPr>
-    </w:p>
-    <w:p>
-      <w:pPr>
-        <w:pStyle w:val="NormalWeb"/>
-        <w:jc w:val="both"/>
-        <w:rPr>
-          <w:rFonts w:ascii="Arial" w:hAnsi="Arial" w:cs="Arial"/>
-        </w:rPr>
-      </w:pPr>
-    </w:p>
-    <w:p>
-      <w:pPr>
-        <w:pStyle w:val="NormalWeb"/>
-        <w:jc w:val="both"/>
-        <w:rPr>
-          <w:rFonts w:ascii="Arial" w:hAnsi="Arial" w:cs="Arial"/>
-        </w:rPr>
-      </w:pPr>
-    </w:p>
-    <w:p>
-      <w:pPr>
-        <w:pStyle w:val="NormalWeb"/>
-        <w:jc w:val="both"/>
-        <w:rPr>
-          <w:rFonts w:ascii="Arial" w:hAnsi="Arial" w:cs="Arial"/>
-        </w:rPr>
-      </w:pPr>
-    </w:p>
-    <w:p>
-      <w:pPr>
-        <w:pStyle w:val="NormalWeb"/>
-        <w:jc w:val="both"/>
-        <w:rPr>
-          <w:rFonts w:ascii="Arial" w:hAnsi="Arial" w:cs="Arial"/>
-        </w:rPr>
-      </w:pPr>
+      <w:r>
+        <w:t>otimizado, de modo a suprir suas necessidades de forma prática.</w:t>
+      </w:r>
+    </w:p>
+    <w:p>
+      <w:pPr>
+        <w:rPr>
+          <w:rFonts w:cs="Arial"/>
+        </w:rPr>
+      </w:pPr>
+      <w:r>
+        <w:tab/>
+        <w:t xml:space="preserve">Entre os principais obstáculos, destaca-se a comunicação com órgãos públicos, a integração de um sistema de localização, a implementação de relatórios de status, além de   entender quais são os problemas urbanos que realmente podem ser denunciados e resolvidos garantindo que os usuários sejam reais e impedindo </w:t>
+      </w:r>
+      <w:proofErr w:type="spellStart"/>
+      <w:r>
+        <w:t>denuncias</w:t>
+      </w:r>
+      <w:proofErr w:type="spellEnd"/>
+      <w:r>
+        <w:t xml:space="preserve"> e respostas falsas, sempre promovendo a participação cidadã na melhoria da cidade. Adicionalmente, é fundamental que o sistema seja intuitivo, especialmente para usuários com pouca familiaridade com tecnologia. Dessa forma, o desenvolvimento deverá priorizar um ambiente seguro, eficaz e com layout simples, favorecendo a compreensão e a usabilidade.</w:t>
+      </w:r>
     </w:p>
     <w:p>
       <w:pPr>
@@ -921,7 +723,6 @@
           <w:szCs w:val="28"/>
           <w:lang w:eastAsia="pt-BR"/>
         </w:rPr>
-        <w:lastRenderedPageBreak/>
         <w:t>    O sistema deve ajudar a população a denunciar e a cobrar uma solução dos órgãos competentes com mais rapidez, sendo um meio de comunicação entre a população e aos órgãos públicos.</w:t>
       </w:r>
     </w:p>
@@ -1820,6 +1621,7 @@
           <w:color w:val="000000" w:themeColor="text1"/>
           <w:szCs w:val="28"/>
         </w:rPr>
+        <w:lastRenderedPageBreak/>
         <w:t>4.1.1 HTML</w:t>
       </w:r>
       <w:bookmarkEnd w:id="14"/>
@@ -1936,7 +1738,7 @@
                       <a:picLocks noChangeAspect="1"/>
                       <a:extLst>
                         <a:ext uri="sm">
-                          <sm:smNativeData xmlns:oel="http://schemas.microsoft.com/office/2019/extlst" xmlns:w16cex="http://schemas.microsoft.com/office/word/2018/wordml/cex" xmlns:w16="http://schemas.microsoft.com/office/word/2018/wordml" xmlns:w16du="http://schemas.microsoft.com/office/word/2023/wordml/word16du" xmlns:w16sdtdh="http://schemas.microsoft.com/office/word/2020/wordml/sdtdatahash" xmlns:w16sdtfl="http://schemas.microsoft.com/office/word/2024/wordml/sdtformatlock" xmlns="" xmlns:o="urn:schemas-microsoft-com:office:office" xmlns:v="urn:schemas-microsoft-com:vml" xmlns:w10="urn:schemas-microsoft-com:office:word" xmlns:w="http://schemas.openxmlformats.org/wordprocessingml/2006/main" xmlns:sm="sm" val="SMDATA_16_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"/>
+                          <sm:smNativeData xmlns:sm="sm" xmlns:w="http://schemas.openxmlformats.org/wordprocessingml/2006/main" xmlns:w10="urn:schemas-microsoft-com:office:word" xmlns:v="urn:schemas-microsoft-com:vml" xmlns:o="urn:schemas-microsoft-com:office:office" xmlns="" xmlns:w16sdtfl="http://schemas.microsoft.com/office/word/2024/wordml/sdtformatlock" xmlns:w16sdtdh="http://schemas.microsoft.com/office/word/2020/wordml/sdtdatahash" xmlns:w16du="http://schemas.microsoft.com/office/word/2023/wordml/word16du" xmlns:w16="http://schemas.microsoft.com/office/word/2018/wordml" xmlns:w16cex="http://schemas.microsoft.com/office/word/2018/wordml/cex" xmlns:oel="http://schemas.microsoft.com/office/2019/extlst" val="SMDATA_16_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"/>
                         </a:ext>
                       </a:extLst>
                     </pic:cNvPicPr>
@@ -2086,7 +1888,6 @@
           <w:color w:val="000000" w:themeColor="text1"/>
           <w:szCs w:val="28"/>
         </w:rPr>
-        <w:lastRenderedPageBreak/>
         <w:t>4.1.2 CSS</w:t>
       </w:r>
       <w:bookmarkEnd w:id="16"/>
@@ -2204,7 +2005,7 @@
                       <a:picLocks noChangeAspect="1"/>
                       <a:extLst>
                         <a:ext uri="sm">
-                          <sm:smNativeData xmlns:oel="http://schemas.microsoft.com/office/2019/extlst" xmlns:w16cex="http://schemas.microsoft.com/office/word/2018/wordml/cex" xmlns:w16="http://schemas.microsoft.com/office/word/2018/wordml" xmlns:w16du="http://schemas.microsoft.com/office/word/2023/wordml/word16du" xmlns:w16sdtdh="http://schemas.microsoft.com/office/word/2020/wordml/sdtdatahash" xmlns:w16sdtfl="http://schemas.microsoft.com/office/word/2024/wordml/sdtformatlock" xmlns="" xmlns:o="urn:schemas-microsoft-com:office:office" xmlns:v="urn:schemas-microsoft-com:vml" xmlns:w10="urn:schemas-microsoft-com:office:word" xmlns:w="http://schemas.openxmlformats.org/wordprocessingml/2006/main" xmlns:sm="sm" val="SMDATA_16_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"/>
+                          <sm:smNativeData xmlns:sm="sm" xmlns:w="http://schemas.openxmlformats.org/wordprocessingml/2006/main" xmlns:w10="urn:schemas-microsoft-com:office:word" xmlns:v="urn:schemas-microsoft-com:vml" xmlns:o="urn:schemas-microsoft-com:office:office" xmlns="" xmlns:w16sdtfl="http://schemas.microsoft.com/office/word/2024/wordml/sdtformatlock" xmlns:w16sdtdh="http://schemas.microsoft.com/office/word/2020/wordml/sdtdatahash" xmlns:w16du="http://schemas.microsoft.com/office/word/2023/wordml/word16du" xmlns:w16="http://schemas.microsoft.com/office/word/2018/wordml" xmlns:w16cex="http://schemas.microsoft.com/office/word/2018/wordml/cex" xmlns:oel="http://schemas.microsoft.com/office/2019/extlst" val="SMDATA_16_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"/>
                         </a:ext>
                       </a:extLst>
                     </pic:cNvPicPr>
@@ -2400,6 +2201,7 @@
           <w:color w:val="000000" w:themeColor="text1"/>
           <w:sz w:val="20"/>
         </w:rPr>
+        <w:lastRenderedPageBreak/>
         <w:t xml:space="preserve">Figura </w:t>
       </w:r>
       <w:r>
@@ -2679,7 +2481,6 @@
           <w:color w:val="000000" w:themeColor="text1"/>
           <w:sz w:val="20"/>
         </w:rPr>
-        <w:lastRenderedPageBreak/>
         <w:t xml:space="preserve">Figura </w:t>
       </w:r>
       <w:r>
@@ -2783,7 +2584,7 @@
                       <a:picLocks noChangeAspect="1"/>
                       <a:extLst>
                         <a:ext uri="sm">
-                          <sm:smNativeData xmlns:oel="http://schemas.microsoft.com/office/2019/extlst" xmlns:w16cex="http://schemas.microsoft.com/office/word/2018/wordml/cex" xmlns:w16="http://schemas.microsoft.com/office/word/2018/wordml" xmlns:w16du="http://schemas.microsoft.com/office/word/2023/wordml/word16du" xmlns:w16sdtdh="http://schemas.microsoft.com/office/word/2020/wordml/sdtdatahash" xmlns:w16sdtfl="http://schemas.microsoft.com/office/word/2024/wordml/sdtformatlock" xmlns="" xmlns:o="urn:schemas-microsoft-com:office:office" xmlns:v="urn:schemas-microsoft-com:vml" xmlns:w10="urn:schemas-microsoft-com:office:word" xmlns:w="http://schemas.openxmlformats.org/wordprocessingml/2006/main" xmlns:sm="sm" val="SMDATA_16_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"/>
+                          <sm:smNativeData xmlns:sm="sm" xmlns:w="http://schemas.openxmlformats.org/wordprocessingml/2006/main" xmlns:w10="urn:schemas-microsoft-com:office:word" xmlns:v="urn:schemas-microsoft-com:vml" xmlns:o="urn:schemas-microsoft-com:office:office" xmlns="" xmlns:w16sdtfl="http://schemas.microsoft.com/office/word/2024/wordml/sdtformatlock" xmlns:w16sdtdh="http://schemas.microsoft.com/office/word/2020/wordml/sdtdatahash" xmlns:w16du="http://schemas.microsoft.com/office/word/2023/wordml/word16du" xmlns:w16="http://schemas.microsoft.com/office/word/2018/wordml" xmlns:w16cex="http://schemas.microsoft.com/office/word/2018/wordml/cex" xmlns:oel="http://schemas.microsoft.com/office/2019/extlst" val="SMDATA_16_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"/>
                         </a:ext>
                       </a:extLst>
                     </pic:cNvPicPr>
@@ -2962,6 +2763,7 @@
           <w:color w:val="000000" w:themeColor="text1"/>
           <w:sz w:val="20"/>
         </w:rPr>
+        <w:lastRenderedPageBreak/>
         <w:t xml:space="preserve">Figura </w:t>
       </w:r>
       <w:r>
@@ -3339,6 +3141,7 @@
           <w:color w:val="000000" w:themeColor="text1"/>
           <w:szCs w:val="28"/>
         </w:rPr>
+        <w:lastRenderedPageBreak/>
         <w:t>4.2.1 Android Studio</w:t>
       </w:r>
       <w:bookmarkEnd w:id="25"/>
@@ -3457,7 +3260,7 @@
                       <a:picLocks noChangeAspect="1"/>
                       <a:extLst>
                         <a:ext uri="sm">
-                          <sm:smNativeData xmlns:sm="sm" xmlns:w="http://schemas.openxmlformats.org/wordprocessingml/2006/main" xmlns:w10="urn:schemas-microsoft-com:office:word" xmlns:v="urn:schemas-microsoft-com:vml" xmlns:o="urn:schemas-microsoft-com:office:office" xmlns="" xmlns:w16sdtfl="http://schemas.microsoft.com/office/word/2024/wordml/sdtformatlock" xmlns:w16sdtdh="http://schemas.microsoft.com/office/word/2020/wordml/sdtdatahash" xmlns:w16du="http://schemas.microsoft.com/office/word/2023/wordml/word16du" xmlns:w16="http://schemas.microsoft.com/office/word/2018/wordml" xmlns:w16cex="http://schemas.microsoft.com/office/word/2018/wordml/cex" xmlns:oel="http://schemas.microsoft.com/office/2019/extlst" val="SMDATA_16_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"/>
+                          <sm:smNativeData xmlns:oel="http://schemas.microsoft.com/office/2019/extlst" xmlns:w16cex="http://schemas.microsoft.com/office/word/2018/wordml/cex" xmlns:w16="http://schemas.microsoft.com/office/word/2018/wordml" xmlns:w16du="http://schemas.microsoft.com/office/word/2023/wordml/word16du" xmlns:w16sdtdh="http://schemas.microsoft.com/office/word/2020/wordml/sdtdatahash" xmlns:w16sdtfl="http://schemas.microsoft.com/office/word/2024/wordml/sdtformatlock" xmlns="" xmlns:o="urn:schemas-microsoft-com:office:office" xmlns:v="urn:schemas-microsoft-com:vml" xmlns:w10="urn:schemas-microsoft-com:office:word" xmlns:w="http://schemas.openxmlformats.org/wordprocessingml/2006/main" xmlns:sm="sm" val="SMDATA_16_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"/>
                         </a:ext>
                       </a:extLst>
                     </pic:cNvPicPr>
@@ -3613,7 +3416,6 @@
           <w:color w:val="000000" w:themeColor="text1"/>
           <w:sz w:val="20"/>
         </w:rPr>
-        <w:lastRenderedPageBreak/>
         <w:t xml:space="preserve">Figura </w:t>
       </w:r>
       <w:r>
@@ -3946,6 +3748,7 @@
           <w:color w:val="000000" w:themeColor="text1"/>
           <w:szCs w:val="28"/>
         </w:rPr>
+        <w:lastRenderedPageBreak/>
         <w:t xml:space="preserve">4.2.2 </w:t>
       </w:r>
       <w:proofErr w:type="spellStart"/>
